--- a/downloads/student/ai-5-week-31.docx
+++ b/downloads/student/ai-5-week-31.docx
@@ -1110,6 +1110,16 @@
     <w:p>
       <w:r>
         <w:t>Record hardware, batching, warm-up and variability; these supplied timings are toy measurements, not actual benchmark runs.</w:t>
+      </w:r>
+    </w:p>
+    <w:p>
+      <w:r>
+        <w:t>Read the labelled picture: Why is 10ms/case not necessarily a single-request latency? Point to the relevant step in the picture, then write the changed result and the rule or evidence that supports it.</w:t>
+      </w:r>
+    </w:p>
+    <w:p>
+      <w:r>
+        <w:t>Change one thing: Lower the accuracy requirement to90% before a new selection exercise. Predict the result before checking the explanation. What remains the same?</w:t>
       </w:r>
     </w:p>
     <w:p>
@@ -2242,6 +2252,187 @@
         <w:t>Attempt the independent case before hints. Record whether you worked alone, used a hint or followed a model. After feedback, fix the first unsupported step and explain why it changed. A later check uses a changed case, not a copied answer.</w:t>
       </w:r>
     </w:p>
+    <w:p>
+      <w:pPr>
+        <w:pStyle w:val="Heading1"/>
+      </w:pPr>
+      <w:r>
+        <w:t>15. Your lesson route</w:t>
+      </w:r>
+    </w:p>
+    <w:p>
+      <w:r>
+        <w:t>Start with this question: Compare speed and quality under the same case count and acceptance contract.</w:t>
+      </w:r>
+    </w:p>
+    <w:tbl>
+      <w:tblPr>
+        <w:tblStyle w:val="LightShading-Accent1"/>
+        <w:tblW w:type="auto" w:w="0"/>
+        <w:tblLook w:firstColumn="1" w:firstRow="1" w:lastColumn="0" w:lastRow="0" w:noHBand="0" w:noVBand="1" w:val="04A0"/>
+      </w:tblPr>
+      <w:tblGrid>
+        <w:gridCol w:w="5112"/>
+        <w:gridCol w:w="5112"/>
+      </w:tblGrid>
+      <w:tr>
+        <w:trPr>
+          <w:tblHeader/>
+        </w:trPr>
+        <w:tc>
+          <w:tcPr>
+            <w:tcW w:type="dxa" w:w="5112"/>
+          </w:tcPr>
+          <w:p>
+            <w:r>
+              <w:t>By the end, I can</w:t>
+            </w:r>
+          </w:p>
+        </w:tc>
+        <w:tc>
+          <w:tcPr>
+            <w:tcW w:type="dxa" w:w="5112"/>
+          </w:tcPr>
+          <w:p>
+            <w:r>
+              <w:t>How I will show it</w:t>
+            </w:r>
+          </w:p>
+        </w:tc>
+      </w:tr>
+      <w:tr>
+        <w:tc>
+          <w:tcPr>
+            <w:tcW w:type="dxa" w:w="5112"/>
+          </w:tcPr>
+          <w:p>
+            <w:r>
+              <w:t>Calculate throughput and amortised time per example from repeated timings</w:t>
+            </w:r>
+          </w:p>
+        </w:tc>
+        <w:tc>
+          <w:tcPr>
+            <w:tcW w:type="dxa" w:w="5112"/>
+          </w:tcPr>
+          <w:p>
+            <w:r>
+              <w:t>Explain the deciding step, show a trace or test, and state one limit.</w:t>
+            </w:r>
+          </w:p>
+        </w:tc>
+      </w:tr>
+      <w:tr>
+        <w:tc>
+          <w:tcPr>
+            <w:tcW w:type="dxa" w:w="5112"/>
+          </w:tcPr>
+          <w:p>
+            <w:r>
+              <w:t>Count dense-network parameters and distinguish storage from peak memory</w:t>
+            </w:r>
+          </w:p>
+        </w:tc>
+        <w:tc>
+          <w:tcPr>
+            <w:tcW w:type="dxa" w:w="5112"/>
+          </w:tcPr>
+          <w:p>
+            <w:r>
+              <w:t>Explain the deciding step, show a trace or test, and state one limit.</w:t>
+            </w:r>
+          </w:p>
+        </w:tc>
+      </w:tr>
+      <w:tr>
+        <w:tc>
+          <w:tcPr>
+            <w:tcW w:type="dxa" w:w="5112"/>
+          </w:tcPr>
+          <w:p>
+            <w:r>
+              <w:t>Compare resource use under fixed quality and measurement conditions</w:t>
+            </w:r>
+          </w:p>
+        </w:tc>
+        <w:tc>
+          <w:tcPr>
+            <w:tcW w:type="dxa" w:w="5112"/>
+          </w:tcPr>
+          <w:p>
+            <w:r>
+              <w:t>Explain the deciding step, show a trace or test, and state one limit.</w:t>
+            </w:r>
+          </w:p>
+        </w:tc>
+      </w:tr>
+    </w:tbl>
+    <w:p>
+      <w:r>
+        <w:t>Remember → watch and explain → try with help → investigate → try independently → keep project evidence. Your teacher may spread this lesson across several classes.</w:t>
+      </w:r>
+    </w:p>
+    <w:p>
+      <w:r>
+        <w:t>Keep your first prediction. Compare it with what the evidence shows and explain any change.</w:t>
+      </w:r>
+    </w:p>
+    <w:p>
+      <w:pPr>
+        <w:pStyle w:val="Heading1"/>
+      </w:pPr>
+      <w:r>
+        <w:t>16. Finish and return</w:t>
+      </w:r>
+    </w:p>
+    <w:p>
+      <w:r>
+        <w:t>Close your notes. Explain this goal in your own words: Calculate throughput and amortised time per example from repeated timings</w:t>
+      </w:r>
+    </w:p>
+    <w:p>
+      <w:pPr>
+        <w:pStyle w:val="Heading3"/>
+      </w:pPr>
+      <w:r>
+        <w:t>My deciding step, evidence and one remaining question</w:t>
+      </w:r>
+    </w:p>
+    <w:p>
+      <w:r>
+        <w:t>________________________________________________________________</w:t>
+      </w:r>
+    </w:p>
+    <w:p>
+      <w:r>
+        <w:t>________________________________________________________________</w:t>
+      </w:r>
+    </w:p>
+    <w:p>
+      <w:r>
+        <w:t>________________________________________________________________</w:t>
+      </w:r>
+    </w:p>
+    <w:p>
+      <w:r>
+        <w:t>________________________________________________________________</w:t>
+      </w:r>
+    </w:p>
+    <w:p>
+      <w:r>
+        <w:t>________________________________________________________________</w:t>
+      </w:r>
+    </w:p>
+    <w:p>
+      <w:r>
+        <w:t>If you are unsure, return to the worked picture and explain one arrow. If you are ready, change an input or assumption and justify your prediction.</w:t>
+      </w:r>
+    </w:p>
+    <w:p>
+      <w:r>
+        <w:t>Save your workbook evidence. At the next review, try a different case before opening your old answer.</w:t>
+      </w:r>
+    </w:p>
     <w:sectPr>
       <w:pgSz w:w="12240" w:h="15840"/>
       <w:pgMar w:top="936" w:right="1008" w:bottom="936" w:left="1008" w:header="720" w:footer="720" w:gutter="0"/>

--- a/downloads/student/ai-5-week-31.docx
+++ b/downloads/student/ai-5-week-31.docx
@@ -2433,6 +2433,215 @@
         <w:t>Save your workbook evidence. At the next review, try a different case before opening your old answer.</w:t>
       </w:r>
     </w:p>
+    <w:p>
+      <w:pPr>
+        <w:pStyle w:val="Heading1"/>
+      </w:pPr>
+      <w:r>
+        <w:t>17. Supported practice, repair and portfolio</w:t>
+      </w:r>
+    </w:p>
+    <w:p>
+      <w:r>
+        <w:t>Use this supported practice once, in the browser or on paper. Keep the reserved independent assessment for a separate first attempt before teacher feedback.</w:t>
+      </w:r>
+    </w:p>
+    <w:p>
+      <w:r>
+        <w:t>Compare speed and quality under the same case count and acceptance contract.</w:t>
+      </w:r>
+    </w:p>
+    <w:p>
+      <w:pPr>
+        <w:pStyle w:val="Heading3"/>
+      </w:pPr>
+      <w:r>
+        <w:t>Practice 1: explain the deciding evidence</w:t>
+      </w:r>
+    </w:p>
+    <w:p>
+      <w:r>
+        <w:t>Which labelled step matches this detail? P meets the declared contract; Q is faster but ineligible.</w:t>
+      </w:r>
+    </w:p>
+    <w:p>
+      <w:r>
+        <w:t>1. Summarise P</w:t>
+      </w:r>
+    </w:p>
+    <w:p>
+      <w:r>
+        <w:t>2. Summarise Q</w:t>
+      </w:r>
+    </w:p>
+    <w:p>
+      <w:r>
+        <w:t>3. Choose eligible candidate</w:t>
+      </w:r>
+    </w:p>
+    <w:p>
+      <w:pPr>
+        <w:pStyle w:val="Heading3"/>
+      </w:pPr>
+      <w:r>
+        <w:t>My selected conclusion, deciding fact and explanation</w:t>
+      </w:r>
+    </w:p>
+    <w:p>
+      <w:r>
+        <w:t>________________________________________________________________</w:t>
+      </w:r>
+    </w:p>
+    <w:p>
+      <w:r>
+        <w:t>________________________________________________________________</w:t>
+      </w:r>
+    </w:p>
+    <w:p>
+      <w:r>
+        <w:t>________________________________________________________________</w:t>
+      </w:r>
+    </w:p>
+    <w:p>
+      <w:r>
+        <w:t>________________________________________________________________</w:t>
+      </w:r>
+    </w:p>
+    <w:p>
+      <w:r>
+        <w:t>________________________________________________________________</w:t>
+      </w:r>
+    </w:p>
+    <w:p>
+      <w:r>
+        <w:t>Hint if needed: Read the steps in the pictorial case. Match the supplied detail to the stage that performs or records it.</w:t>
+      </w:r>
+    </w:p>
+    <w:p>
+      <w:r>
+        <w:t>After your attempt, compare with the supported explanation: Choose eligible candidate P meets the declared contract; Q is faster but ineligible. Compare models on the same workload and apply every required condition. P meets both quality and time limits; Q’s speed does not compensate for missing the quality gate. Dividing total run duration by forty gives an amortised time per case. It does not measure the wait for one isolated request, which needs its own timed experiment.</w:t>
+      </w:r>
+    </w:p>
+    <w:p>
+      <w:pPr>
+        <w:pStyle w:val="Heading3"/>
+      </w:pPr>
+      <w:r>
+        <w:t>Practice 2: explain the deciding evidence</w:t>
+      </w:r>
+    </w:p>
+    <w:p>
+      <w:r>
+        <w:t>Changed-case practice: Lower the accuracy requirement to90% before a new selection exercise. Which conclusion is supported by the supplied facts?</w:t>
+      </w:r>
+    </w:p>
+    <w:p>
+      <w:r>
+        <w:t>1. Both become eligible; Q has the smaller measured mean amortised time.</w:t>
+      </w:r>
+    </w:p>
+    <w:p>
+      <w:r>
+        <w:t>2. We can decide the result without examining the changed input or the procedure.</w:t>
+      </w:r>
+    </w:p>
+    <w:p>
+      <w:r>
+        <w:t>3. This one example guarantees correct results for every future input.</w:t>
+      </w:r>
+    </w:p>
+    <w:p>
+      <w:pPr>
+        <w:pStyle w:val="Heading3"/>
+      </w:pPr>
+      <w:r>
+        <w:t>My selected conclusion, deciding fact and explanation</w:t>
+      </w:r>
+    </w:p>
+    <w:p>
+      <w:r>
+        <w:t>________________________________________________________________</w:t>
+      </w:r>
+    </w:p>
+    <w:p>
+      <w:r>
+        <w:t>________________________________________________________________</w:t>
+      </w:r>
+    </w:p>
+    <w:p>
+      <w:r>
+        <w:t>________________________________________________________________</w:t>
+      </w:r>
+    </w:p>
+    <w:p>
+      <w:r>
+        <w:t>________________________________________________________________</w:t>
+      </w:r>
+    </w:p>
+    <w:p>
+      <w:r>
+        <w:t>________________________________________________________________</w:t>
+      </w:r>
+    </w:p>
+    <w:p>
+      <w:r>
+        <w:t>Hint if needed: Use the changed condition and the deciding step in the pictorial trace. The answer must say what follows from those facts.</w:t>
+      </w:r>
+    </w:p>
+    <w:p>
+      <w:r>
+        <w:t>After your attempt, compare with the supported explanation: Both become eligible; Q has the smaller measured mean amortised time. The acceptance contract changed; Q’s measured accuracy did not improve.</w:t>
+      </w:r>
+    </w:p>
+    <w:p>
+      <w:pPr>
+        <w:pStyle w:val="Heading3"/>
+      </w:pPr>
+      <w:r>
+        <w:t>Repair a missing building block</w:t>
+      </w:r>
+    </w:p>
+    <w:p>
+      <w:r>
+        <w:t>Review Dataset shift in neural models (ai-5/30). Goal: Explain how a changed input mix can change overall accuracy. Short practice: Did the supplied model’s dim-light accuracy deteriorate? Point to the relevant step in the picture, then write the changed result and the rule or evidence that supports it.. Return to this week and explain what you changed.</w:t>
+      </w:r>
+    </w:p>
+    <w:p>
+      <w:r>
+        <w:t>Review Transfer learning (ai-5/28). Goal: Trace a reused feature extractor and a newly fitted output head. Short practice: Which part was trained for the new task? Point to the relevant step in the picture, then write the changed result and the rule or evidence that supports it.. Return to this week and explain what you changed.</w:t>
+      </w:r>
+    </w:p>
+    <w:p>
+      <w:r>
+        <w:t>Review Sequence representations (ai-5/25). Goal: Encode an ordered sequence with an explicit vocabulary. Short practice: Which record lets the program distinguish the first and last zeros? Point to the relevant step in the picture, then write the changed result and the rule or evidence that supports it.. Return to this week and explain what you changed.</w:t>
+      </w:r>
+    </w:p>
+    <w:p>
+      <w:pPr>
+        <w:pStyle w:val="Heading3"/>
+      </w:pPr>
+      <w:r>
+        <w:t>Predict, run and debug</w:t>
+      </w:r>
+    </w:p>
+    <w:p>
+      <w:r>
+        <w:t>The browser lab lets you edit the supported Python examples already included in this lesson. Predict first, run, inspect the actual output or error, change one input, then run again. Keep code, predictions, actual results and a reasoned revision together. On paper, label your result as a trace rather than an execution.</w:t>
+      </w:r>
+    </w:p>
+    <w:p>
+      <w:pPr>
+        <w:pStyle w:val="Heading3"/>
+      </w:pPr>
+      <w:r>
+        <w:t>Keep your completed work</w:t>
+      </w:r>
+    </w:p>
+    <w:p>
+      <w:r>
+        <w:t>Use Download completed work in the hosted lesson to export your answers, reflections, practice feedback and code-run evidence. Open the HTML copy to read or print it. Drafts stay in this browser when storage is available; clear drafts on a shared device.</w:t>
+      </w:r>
+    </w:p>
     <w:sectPr>
       <w:pgSz w:w="12240" w:h="15840"/>
       <w:pgMar w:top="936" w:right="1008" w:bottom="936" w:left="1008" w:header="720" w:footer="720" w:gutter="0"/>

--- a/downloads/student/ai-5-week-31.docx
+++ b/downloads/student/ai-5-week-31.docx
@@ -42,6 +42,11 @@
       </w:r>
     </w:p>
     <w:p>
+      <w:r>
+        <w:t>Start with the target: Calculate throughput and amortised time per example from repeated timings. Try the recall before opening notes.</w:t>
+      </w:r>
+    </w:p>
+    <w:p>
       <w:pPr>
         <w:pStyle w:val="Heading3"/>
       </w:pPr>
@@ -50,17 +55,59 @@
       </w:r>
     </w:p>
     <w:p>
-      <w:r>
-        <w:t>I can calculate throughput and amortised time per example from repeated timings.</w:t>
-      </w:r>
-    </w:p>
-    <w:p>
-      <w:r>
-        <w:t>I can count dense-network parameters and distinguish storage from peak memory.</w:t>
-      </w:r>
-    </w:p>
-    <w:p>
-      <w:r>
+      <w:pPr>
+        <w:spacing w:line="336" w:lineRule="auto" w:after="180"/>
+      </w:pPr>
+      <w:r>
+        <w:rPr>
+          <w:b w:val="0"/>
+        </w:rPr>
+        <w:t xml:space="preserve">I can calculate </w:t>
+      </w:r>
+      <w:r>
+        <w:rPr>
+          <w:b/>
+        </w:rPr>
+        <w:t>throughput</w:t>
+      </w:r>
+      <w:r>
+        <w:rPr>
+          <w:b w:val="0"/>
+        </w:rPr>
+        <w:t xml:space="preserve"> and amortised time per example from repeated timings.</w:t>
+      </w:r>
+    </w:p>
+    <w:p>
+      <w:pPr>
+        <w:spacing w:line="336" w:lineRule="auto" w:after="180"/>
+      </w:pPr>
+      <w:r>
+        <w:rPr>
+          <w:b w:val="0"/>
+        </w:rPr>
+        <w:t xml:space="preserve">I can count dense-network parameters and distinguish storage from </w:t>
+      </w:r>
+      <w:r>
+        <w:rPr>
+          <w:b/>
+        </w:rPr>
+        <w:t>peak memory</w:t>
+      </w:r>
+      <w:r>
+        <w:rPr>
+          <w:b w:val="0"/>
+        </w:rPr>
+        <w:t>.</w:t>
+      </w:r>
+    </w:p>
+    <w:p>
+      <w:pPr>
+        <w:spacing w:line="336" w:lineRule="auto" w:after="180"/>
+      </w:pPr>
+      <w:r>
+        <w:rPr>
+          <w:b w:val="0"/>
+        </w:rPr>
         <w:t>I can compare resource use under fixed quality and measurement conditions.</w:t>
       </w:r>
     </w:p>
@@ -73,47 +120,131 @@
       </w:r>
     </w:p>
     <w:p>
-      <w:r>
+      <w:pPr>
+        <w:spacing w:line="336" w:lineRule="auto" w:after="180"/>
+      </w:pPr>
+      <w:r>
+        <w:rPr>
+          <w:b w:val="0"/>
+        </w:rPr>
         <w:t>Close your notes first. A rough first answer helps us choose the right starting point; it is not a score for your ability.</w:t>
       </w:r>
     </w:p>
     <w:p>
-      <w:r>
+      <w:pPr>
+        <w:spacing w:line="336" w:lineRule="auto" w:after="180"/>
+      </w:pPr>
+      <w:r>
+        <w:rPr>
+          <w:b w:val="0"/>
+        </w:rPr>
         <w:t>Without opening the old lesson, explain one key idea from Dataset shift in neural models. Give an example and a mistake that the idea helps you avoid.</w:t>
       </w:r>
     </w:p>
     <w:p>
-      <w:r>
+      <w:pPr>
+        <w:spacing w:line="336" w:lineRule="auto" w:after="180"/>
+      </w:pPr>
+      <w:r>
+        <w:rPr>
+          <w:b w:val="0"/>
+        </w:rPr>
         <w:t>Without opening the old lesson, explain one key idea from Transfer learning. Give an example and a mistake that the idea helps you avoid.</w:t>
       </w:r>
     </w:p>
     <w:p>
-      <w:r>
+      <w:pPr>
+        <w:spacing w:line="336" w:lineRule="auto" w:after="180"/>
+      </w:pPr>
+      <w:r>
+        <w:rPr>
+          <w:b w:val="0"/>
+        </w:rPr>
         <w:t>Without opening the old lesson, explain one key idea from Sequence representations. Give an example and a mistake that the idea helps you avoid.</w:t>
       </w:r>
     </w:p>
     <w:p>
-      <w:r>
-        <w:t>After trying, check the relevant lesson or ask your teacher. Change the part of your explanation that the evidence shows was wrong.</w:t>
-      </w:r>
-    </w:p>
-    <w:p>
-      <w:r>
+      <w:pPr>
+        <w:spacing w:line="336" w:lineRule="auto" w:after="180"/>
+      </w:pPr>
+      <w:r>
+        <w:rPr>
+          <w:b w:val="0"/>
+        </w:rPr>
+        <w:t xml:space="preserve">After trying, check the relevant lesson or ask your teacher. Change the part of your explanation that the </w:t>
+      </w:r>
+      <w:r>
+        <w:rPr>
+          <w:b/>
+        </w:rPr>
+        <w:t>evidence</w:t>
+      </w:r>
+      <w:r>
+        <w:rPr>
+          <w:b w:val="0"/>
+        </w:rPr>
+        <w:t xml:space="preserve"> shows was wrong.</w:t>
+      </w:r>
+    </w:p>
+    <w:p>
+      <w:pPr>
+        <w:spacing w:line="336" w:lineRule="auto" w:after="180"/>
+      </w:pPr>
+      <w:r>
+        <w:rPr>
+          <w:b w:val="0"/>
+        </w:rPr>
         <w:t>This week you will practise:</w:t>
       </w:r>
     </w:p>
     <w:p>
-      <w:r>
-        <w:t>Calculate throughput and amortised time per example from repeated timings</w:t>
-      </w:r>
-    </w:p>
-    <w:p>
-      <w:r>
-        <w:t>Count dense-network parameters and distinguish storage from peak memory</w:t>
-      </w:r>
-    </w:p>
-    <w:p>
-      <w:r>
+      <w:pPr>
+        <w:spacing w:line="336" w:lineRule="auto" w:after="180"/>
+      </w:pPr>
+      <w:r>
+        <w:rPr>
+          <w:b w:val="0"/>
+        </w:rPr>
+        <w:t xml:space="preserve">Calculate </w:t>
+      </w:r>
+      <w:r>
+        <w:rPr>
+          <w:b/>
+        </w:rPr>
+        <w:t>throughput</w:t>
+      </w:r>
+      <w:r>
+        <w:rPr>
+          <w:b w:val="0"/>
+        </w:rPr>
+        <w:t xml:space="preserve"> and amortised time per example from repeated timings</w:t>
+      </w:r>
+    </w:p>
+    <w:p>
+      <w:pPr>
+        <w:spacing w:line="336" w:lineRule="auto" w:after="180"/>
+      </w:pPr>
+      <w:r>
+        <w:rPr>
+          <w:b w:val="0"/>
+        </w:rPr>
+        <w:t xml:space="preserve">Count dense-network parameters and distinguish storage from </w:t>
+      </w:r>
+      <w:r>
+        <w:rPr>
+          <w:b/>
+        </w:rPr>
+        <w:t>peak memory</w:t>
+      </w:r>
+    </w:p>
+    <w:p>
+      <w:pPr>
+        <w:spacing w:line="336" w:lineRule="auto" w:after="180"/>
+      </w:pPr>
+      <w:r>
+        <w:rPr>
+          <w:b w:val="0"/>
+        </w:rPr>
         <w:t>Compare resource use under fixed quality and measurement conditions</w:t>
       </w:r>
     </w:p>
@@ -126,7 +257,14 @@
       </w:r>
     </w:p>
     <w:p>
-      <w:r>
+      <w:pPr>
+        <w:spacing w:line="336" w:lineRule="auto" w:after="180"/>
+        <w:shd w:fill="F5F1FB"/>
+      </w:pPr>
+      <w:r>
+        <w:rPr>
+          <w:b w:val="0"/>
+        </w:rPr>
         <w:t>Why should two models be evaluated on the same examples and subgroup mix before comparing their accuracy and speed?</w:t>
       </w:r>
     </w:p>
@@ -162,7 +300,13 @@
       </w:r>
     </w:p>
     <w:p>
-      <w:r>
+      <w:pPr>
+        <w:spacing w:line="336" w:lineRule="auto" w:after="180"/>
+      </w:pPr>
+      <w:r>
+        <w:rPr>
+          <w:b w:val="0"/>
+        </w:rPr>
         <w:t>By the end, I can explain efficiency and resource measurement using a traced example and a stated limitation.</w:t>
       </w:r>
     </w:p>
@@ -176,12 +320,147 @@
     </w:p>
     <w:p>
       <w:r>
-        <w:t>A neural model can be faster yet fail the task’s accuracy requirement. Training cost and prediction cost are different: training updates parameters, while inference uses the fitted model. Compare quality and resources together under a declared test, rather than calling a model efficient from one small number.</w:t>
-      </w:r>
-    </w:p>
-    <w:p>
-      <w:r>
-        <w:t>Use these invented classroom timings for models A and B. Each timed pass processes the same 100 preprocessed examples sequentially, one at a time, on the same device and precision. Start before the first prediction and stop after the final prediction completes. Loading and preprocessing are excluded for both. One untimed warm-up pass precedes three timed passes; the warm-up work must still be reported.</w:t>
+        <w:t>Investigate the supplied Efficiency and resource measurement case. Separate observations, given facts and assumptions before choosing an explanation.</w:t>
+      </w:r>
+    </w:p>
+    <w:p>
+      <w:pPr>
+        <w:spacing w:line="336" w:lineRule="auto" w:after="180"/>
+      </w:pPr>
+      <w:r>
+        <w:rPr>
+          <w:b w:val="0"/>
+        </w:rPr>
+        <w:t xml:space="preserve">A neural model can be faster yet fail the task’s accuracy requirement. </w:t>
+      </w:r>
+      <w:r>
+        <w:rPr>
+          <w:b/>
+        </w:rPr>
+        <w:t>Training</w:t>
+      </w:r>
+      <w:r>
+        <w:rPr>
+          <w:b w:val="0"/>
+        </w:rPr>
+        <w:t xml:space="preserve"> cost and </w:t>
+      </w:r>
+      <w:r>
+        <w:rPr>
+          <w:b/>
+        </w:rPr>
+        <w:t>prediction</w:t>
+      </w:r>
+      <w:r>
+        <w:rPr>
+          <w:b w:val="0"/>
+        </w:rPr>
+        <w:t xml:space="preserve"> cost are different: </w:t>
+      </w:r>
+      <w:r>
+        <w:rPr>
+          <w:b/>
+        </w:rPr>
+        <w:t>training</w:t>
+      </w:r>
+      <w:r>
+        <w:rPr>
+          <w:b w:val="0"/>
+        </w:rPr>
+        <w:t xml:space="preserve"> updates parameters, while inference uses the fitted model.</w:t>
+      </w:r>
+    </w:p>
+    <w:p>
+      <w:pPr>
+        <w:spacing w:line="336" w:lineRule="auto" w:after="180"/>
+      </w:pPr>
+      <w:r>
+        <w:rPr>
+          <w:b w:val="0"/>
+        </w:rPr>
+        <w:t>Compare quality and resources together under a declared test, rather than calling a model efficient from one small number.</w:t>
+      </w:r>
+    </w:p>
+    <w:p>
+      <w:pPr>
+        <w:spacing w:line="336" w:lineRule="auto" w:after="180"/>
+      </w:pPr>
+      <w:r>
+        <w:rPr>
+          <w:b w:val="0"/>
+        </w:rPr>
+        <w:t xml:space="preserve">Use these invented classroom timings for models A and B. Each timed pass </w:t>
+      </w:r>
+      <w:r>
+        <w:rPr>
+          <w:b/>
+        </w:rPr>
+        <w:t>process</w:t>
+      </w:r>
+      <w:r>
+        <w:rPr>
+          <w:b w:val="0"/>
+        </w:rPr>
+        <w:t>es the same 100 pre</w:t>
+      </w:r>
+      <w:r>
+        <w:rPr>
+          <w:b/>
+        </w:rPr>
+        <w:t>process</w:t>
+      </w:r>
+      <w:r>
+        <w:rPr>
+          <w:b w:val="0"/>
+        </w:rPr>
+        <w:t>ed examples sequentially, one at a time, on the same device and precision.</w:t>
+      </w:r>
+    </w:p>
+    <w:p>
+      <w:pPr>
+        <w:spacing w:line="336" w:lineRule="auto" w:after="180"/>
+      </w:pPr>
+      <w:r>
+        <w:rPr>
+          <w:b w:val="0"/>
+        </w:rPr>
+        <w:t xml:space="preserve">Start before the first </w:t>
+      </w:r>
+      <w:r>
+        <w:rPr>
+          <w:b/>
+        </w:rPr>
+        <w:t>prediction</w:t>
+      </w:r>
+      <w:r>
+        <w:rPr>
+          <w:b w:val="0"/>
+        </w:rPr>
+        <w:t xml:space="preserve"> and stop after the final </w:t>
+      </w:r>
+      <w:r>
+        <w:rPr>
+          <w:b/>
+        </w:rPr>
+        <w:t>prediction</w:t>
+      </w:r>
+      <w:r>
+        <w:rPr>
+          <w:b w:val="0"/>
+        </w:rPr>
+        <w:t xml:space="preserve"> completes. Loading and pre</w:t>
+      </w:r>
+      <w:r>
+        <w:rPr>
+          <w:b/>
+        </w:rPr>
+        <w:t>process</w:t>
+      </w:r>
+      <w:r>
+        <w:rPr>
+          <w:b w:val="0"/>
+        </w:rPr>
+        <w:t>ing are excluded for both. One untimed warm-up pass precedes three timed passes; the warm-up work must still be reported.</w:t>
       </w:r>
     </w:p>
     <w:tbl>
@@ -360,7 +639,13 @@
       </w:tr>
     </w:tbl>
     <w:p>
-      <w:r>
+      <w:pPr>
+        <w:spacing w:line="336" w:lineRule="auto" w:after="180"/>
+      </w:pPr>
+      <w:r>
+        <w:rPr>
+          <w:b w:val="0"/>
+        </w:rPr>
         <w:t>The validation cases are the same for both models and are scored once each; repeating timing passes does not create 300 independent quality examples. No actual benchmark was run to produce this table.</w:t>
       </w:r>
     </w:p>
@@ -397,7 +682,41 @@
     </w:p>
     <w:p>
       <w:r>
-        <w:t>Sort each set of three times and take the middle value. A’s median is 2.0 seconds per 100 examples; B’s is 1.2 seconds. Dividing by 100 gives amortised times of 0.020 and 0.012 seconds per example, or 20 and 12 milliseconds. Median-pass throughput is 100 / 2.0 = 50 examples per second for A and about 83.33 for B.</w:t>
+        <w:t>Follow the mechanism for Efficiency and resource measurement. Connect each labelled input, deciding step and result.</w:t>
+      </w:r>
+    </w:p>
+    <w:p>
+      <w:pPr>
+        <w:spacing w:line="336" w:lineRule="auto" w:after="180"/>
+      </w:pPr>
+      <w:r>
+        <w:rPr>
+          <w:b w:val="0"/>
+        </w:rPr>
+        <w:t>Sort each set of three times and take the middle value. A’s median is 2.0 seconds per 100 examples; B’s is 1.2 seconds. Dividing by 100 gives amortised times of 0.020 and 0.012 seconds per example, or 20 and 12 milliseconds.</w:t>
+      </w:r>
+    </w:p>
+    <w:p>
+      <w:pPr>
+        <w:spacing w:line="336" w:lineRule="auto" w:after="180"/>
+      </w:pPr>
+      <w:r>
+        <w:rPr>
+          <w:b w:val="0"/>
+        </w:rPr>
+        <w:t xml:space="preserve">Median-pass </w:t>
+      </w:r>
+      <w:r>
+        <w:rPr>
+          <w:b/>
+        </w:rPr>
+        <w:t>throughput</w:t>
+      </w:r>
+      <w:r>
+        <w:rPr>
+          <w:b w:val="0"/>
+        </w:rPr>
+        <w:t xml:space="preserve"> is 100 / 2.0 = 50 examples per second for A and about 83.33 for B.</w:t>
       </w:r>
     </w:p>
     <w:p>
@@ -436,13 +755,107 @@
       </w:r>
     </w:p>
     <w:p>
-      <w:r>
-        <w:t>The code assumes a positive integer example count and numeric times. A outputs (2.0, 20.0, 50.0); B outputs approximately (1.2, 12.0, 83.33). Retain full precision until display. The time reduction is (20 - 12) / 20 = 40 percent, while throughput rises by about 66.67 percent. These are different denominators.</w:t>
-      </w:r>
-    </w:p>
-    <w:p>
-      <w:r>
-        <w:t>Amortised time does not reveal the slowest request or a latency percentile. In a batched or concurrent workload, total time divided by count is not an individual request’s waiting time. Record per-request timings if the requirement concerns latency; keep batch size and concurrency explicit.</w:t>
+      <w:pPr>
+        <w:spacing w:line="336" w:lineRule="auto" w:after="180"/>
+      </w:pPr>
+      <w:r>
+        <w:rPr>
+          <w:b w:val="0"/>
+        </w:rPr>
+        <w:t xml:space="preserve">The code assumes a positive integer example count and numeric times. A </w:t>
+      </w:r>
+      <w:r>
+        <w:rPr>
+          <w:b/>
+        </w:rPr>
+        <w:t>output</w:t>
+      </w:r>
+      <w:r>
+        <w:rPr>
+          <w:b w:val="0"/>
+        </w:rPr>
+        <w:t xml:space="preserve">s (2.0, 20.0, 50.0); B </w:t>
+      </w:r>
+      <w:r>
+        <w:rPr>
+          <w:b/>
+        </w:rPr>
+        <w:t>output</w:t>
+      </w:r>
+      <w:r>
+        <w:rPr>
+          <w:b w:val="0"/>
+        </w:rPr>
+        <w:t>s approximately (1.2, 12.0, 83.33). Retain full precision until display.</w:t>
+      </w:r>
+    </w:p>
+    <w:p>
+      <w:pPr>
+        <w:spacing w:line="336" w:lineRule="auto" w:after="180"/>
+      </w:pPr>
+      <w:r>
+        <w:rPr>
+          <w:b w:val="0"/>
+        </w:rPr>
+        <w:t xml:space="preserve">The time reduction is (20 - 12) / 20 = 40 percent, while </w:t>
+      </w:r>
+      <w:r>
+        <w:rPr>
+          <w:b/>
+        </w:rPr>
+        <w:t>throughput</w:t>
+      </w:r>
+      <w:r>
+        <w:rPr>
+          <w:b w:val="0"/>
+        </w:rPr>
+        <w:t xml:space="preserve"> rises by about 66.67 percent. These are different denominators.</w:t>
+      </w:r>
+    </w:p>
+    <w:p>
+      <w:pPr>
+        <w:spacing w:line="336" w:lineRule="auto" w:after="180"/>
+      </w:pPr>
+      <w:r>
+        <w:rPr>
+          <w:b w:val="0"/>
+        </w:rPr>
+        <w:t xml:space="preserve">Amortised time does not reveal the slowest request or a </w:t>
+      </w:r>
+      <w:r>
+        <w:rPr>
+          <w:b/>
+        </w:rPr>
+        <w:t>latency</w:t>
+      </w:r>
+      <w:r>
+        <w:rPr>
+          <w:b w:val="0"/>
+        </w:rPr>
+        <w:t xml:space="preserve"> percentile. In a batched or concurrent workload, total time divided by count is not an individual request’s waiting time.</w:t>
+      </w:r>
+    </w:p>
+    <w:p>
+      <w:pPr>
+        <w:spacing w:line="336" w:lineRule="auto" w:after="180"/>
+      </w:pPr>
+      <w:r>
+        <w:rPr>
+          <w:b w:val="0"/>
+        </w:rPr>
+        <w:t xml:space="preserve">Record per-request timings if the requirement concerns </w:t>
+      </w:r>
+      <w:r>
+        <w:rPr>
+          <w:b/>
+        </w:rPr>
+        <w:t>latency</w:t>
+      </w:r>
+      <w:r>
+        <w:rPr>
+          <w:b w:val="0"/>
+        </w:rPr>
+        <w:t>; keep batch size and concurrency explicit.</w:t>
       </w:r>
     </w:p>
     <w:p>
@@ -454,8 +867,26 @@
       </w:r>
     </w:p>
     <w:p>
-      <w:r>
-        <w:t>Point to the input, the deciding step and the result in this week’s visual. Explain the same step in ordinary words. A picture helps when you can say what each part represents.</w:t>
+      <w:pPr>
+        <w:spacing w:line="336" w:lineRule="auto" w:after="180"/>
+      </w:pPr>
+      <w:r>
+        <w:rPr>
+          <w:b w:val="0"/>
+        </w:rPr>
+        <w:t xml:space="preserve">Point to the </w:t>
+      </w:r>
+      <w:r>
+        <w:rPr>
+          <w:b/>
+        </w:rPr>
+        <w:t>input</w:t>
+      </w:r>
+      <w:r>
+        <w:rPr>
+          <w:b w:val="0"/>
+        </w:rPr>
+        <w:t>, the deciding step and the result in this week’s visual. Explain the same step in ordinary words. A picture helps when you can say what each part represents.</w:t>
       </w:r>
     </w:p>
     <w:p>
@@ -467,6 +898,11 @@
       </w:r>
     </w:p>
     <w:p>
+      <w:r>
+        <w:t>Compare the supplied cases for Efficiency and resource measurement. Identify the detail that changes the conclusion.</w:t>
+      </w:r>
+    </w:p>
+    <w:p>
       <w:pPr>
         <w:pStyle w:val="Heading3"/>
       </w:pPr>
@@ -475,8 +911,26 @@
       </w:r>
     </w:p>
     <w:p>
-      <w:r>
-        <w:t>With at least 91 correct out of 100 and at most 25 ms amortised time required, which model qualifies? Calculate B’s time reduction relative to A and explain why the percentage throughput increase differs.</w:t>
+      <w:pPr>
+        <w:spacing w:line="336" w:lineRule="auto" w:after="180"/>
+      </w:pPr>
+      <w:r>
+        <w:rPr>
+          <w:b w:val="0"/>
+        </w:rPr>
+        <w:t xml:space="preserve">With at least 91 correct out of 100 and at most 25 ms amortised time required, which model qualifies? Calculate B’s time reduction relative to A and explain why the percentage </w:t>
+      </w:r>
+      <w:r>
+        <w:rPr>
+          <w:b/>
+        </w:rPr>
+        <w:t>throughput</w:t>
+      </w:r>
+      <w:r>
+        <w:rPr>
+          <w:b w:val="0"/>
+        </w:rPr>
+        <w:t xml:space="preserve"> increase differs.</w:t>
       </w:r>
     </w:p>
     <w:p>
@@ -521,17 +975,68 @@
       </w:r>
     </w:p>
     <w:p>
-      <w:r>
+      <w:pPr>
+        <w:pStyle w:val="Heading3"/>
+      </w:pPr>
+      <w:r>
+        <w:t>Change one thing</w:t>
+      </w:r>
+    </w:p>
+    <w:p>
+      <w:pPr>
+        <w:spacing w:line="336" w:lineRule="auto" w:after="180"/>
+        <w:shd w:fill="F5F1FB"/>
+      </w:pPr>
+      <w:r>
+        <w:rPr>
+          <w:b w:val="0"/>
+        </w:rPr>
         <w:t>Change: Lower the accuracy requirement to90% before a new selection exercise.</w:t>
       </w:r>
     </w:p>
     <w:p>
-      <w:r>
-        <w:t>Prediction: Both become eligible; Q has the smaller measured mean amortised time.</w:t>
-      </w:r>
-    </w:p>
-    <w:p>
-      <w:r>
+      <w:pPr>
+        <w:pStyle w:val="Heading3"/>
+      </w:pPr>
+      <w:r>
+        <w:t>Predicted result</w:t>
+      </w:r>
+    </w:p>
+    <w:p>
+      <w:pPr>
+        <w:spacing w:line="336" w:lineRule="auto" w:after="180"/>
+        <w:shd w:fill="F1F6FC"/>
+      </w:pPr>
+      <w:r>
+        <w:rPr>
+          <w:b/>
+        </w:rPr>
+        <w:t>Prediction</w:t>
+      </w:r>
+      <w:r>
+        <w:rPr>
+          <w:b w:val="0"/>
+        </w:rPr>
+        <w:t>: Both become eligible; Q has the smaller measured mean amortised time.</w:t>
+      </w:r>
+    </w:p>
+    <w:p>
+      <w:pPr>
+        <w:pStyle w:val="Heading3"/>
+      </w:pPr>
+      <w:r>
+        <w:t>Why the result follows</w:t>
+      </w:r>
+    </w:p>
+    <w:p>
+      <w:pPr>
+        <w:spacing w:line="336" w:lineRule="auto" w:after="180"/>
+        <w:shd w:fill="F1F6FC"/>
+      </w:pPr>
+      <w:r>
+        <w:rPr>
+          <w:b w:val="0"/>
+        </w:rPr>
         <w:t>Reason: The acceptance contract changed; Q’s measured accuracy did not improve.</w:t>
       </w:r>
     </w:p>
@@ -541,6 +1046,11 @@
       </w:pPr>
       <w:r>
         <w:t>05. Words that unlock the idea</w:t>
+      </w:r>
+    </w:p>
+    <w:p>
+      <w:r>
+        <w:t>Use the vocabulary of Efficiency and resource measurement to explain a concrete decision, rather than only memorising definitions.</w:t>
       </w:r>
     </w:p>
     <w:tbl>
@@ -699,6 +1209,11 @@
       </w:r>
     </w:p>
     <w:p>
+      <w:r>
+        <w:t>Follow the worked trace for Efficiency and resource measurement, predict a step, then compare with its explanation.</w:t>
+      </w:r>
+    </w:p>
+    <w:p>
       <w:pPr>
         <w:pStyle w:val="Heading3"/>
       </w:pPr>
@@ -823,15 +1338,42 @@
       </w:r>
     </w:p>
     <w:p>
-      <w:r>
-        <w:t>The requirements were set before inspecting these results. B is faster under this measurement but is not eligible under the quality rule. One hundred validation cases do not establish future accuracy; reserve independent final evaluation after choosing a model, and inspect relevant subgroup results.</w:t>
-      </w:r>
-    </w:p>
-    <w:p>
       <w:pPr>
         <w:pStyle w:val="Heading3"/>
       </w:pPr>
       <w:r>
+        <w:t>Worked explanation · Efficiency and resource measurement</w:t>
+      </w:r>
+    </w:p>
+    <w:p>
+      <w:pPr>
+        <w:spacing w:line="336" w:lineRule="auto" w:after="180"/>
+        <w:shd w:fill="F1F6FC"/>
+      </w:pPr>
+      <w:r>
+        <w:rPr>
+          <w:b w:val="0"/>
+        </w:rPr>
+        <w:t>The requirements were set before inspecting these results. B is faster under this measurement but is not eligible under the quality rule.</w:t>
+      </w:r>
+    </w:p>
+    <w:p>
+      <w:pPr>
+        <w:spacing w:line="336" w:lineRule="auto" w:after="180"/>
+        <w:shd w:fill="F1F6FC"/>
+      </w:pPr>
+      <w:r>
+        <w:rPr>
+          <w:b w:val="0"/>
+        </w:rPr>
+        <w:t>One hundred validation cases do not establish future accuracy; reserve independent final evaluation after choosing a model, and inspect relevant subgroup results.</w:t>
+      </w:r>
+    </w:p>
+    <w:p>
+      <w:pPr>
+        <w:pStyle w:val="Heading3"/>
+      </w:pPr>
+      <w:r>
         <w:t>If the quality requirement had instead been set in advance to at least 90 correct, with the same time limit, which models would qualify? Which would you choose if lower measured amortised time is the declared tie-breaker?</w:t>
       </w:r>
     </w:p>
@@ -864,7 +1406,13 @@
       </w:r>
     </w:p>
     <w:p>
-      <w:r>
+      <w:pPr>
+        <w:spacing w:line="336" w:lineRule="auto" w:after="180"/>
+      </w:pPr>
+      <w:r>
+        <w:rPr>
+          <w:b w:val="0"/>
+        </w:rPr>
         <w:t>Cover the result before checking it. Say what is given, choose the procedure, and follow one step at a time. Then uncover the result and explain your first mismatch. Ask why a step is allowed, not only what number it produces.</w:t>
       </w:r>
     </w:p>
@@ -877,7 +1425,13 @@
       </w:r>
     </w:p>
     <w:p>
-      <w:r>
+      <w:pPr>
+        <w:spacing w:line="336" w:lineRule="auto" w:after="180"/>
+      </w:pPr>
+      <w:r>
+        <w:rPr>
+          <w:b w:val="0"/>
+        </w:rPr>
         <w:t>Compare speed and quality under the same case count and acceptance contract.</w:t>
       </w:r>
     </w:p>
@@ -890,13 +1444,55 @@
       </w:r>
     </w:p>
     <w:p>
-      <w:r>
+      <w:pPr>
+        <w:pStyle w:val="Heading3"/>
+      </w:pPr>
+      <w:r>
+        <w:t>Supplied facts</w:t>
+      </w:r>
+    </w:p>
+    <w:p>
+      <w:pPr>
+        <w:spacing w:line="336" w:lineRule="auto" w:after="180"/>
+        <w:shd w:fill="F1F6FC"/>
+      </w:pPr>
+      <w:r>
+        <w:rPr>
+          <w:b w:val="0"/>
+        </w:rPr>
         <w:t>Both evaluate40 cases. P times [0.32, 0.40, 0.48]seconds, 38 correct; Q times [0.20, 0.24, 0.28]seconds, 36 correct. Requireaccuracy&gt;=93% and mean amortised time&lt;=12ms/case.</w:t>
       </w:r>
     </w:p>
     <w:p>
-      <w:r>
-        <w:t>All inputs and outcomes in this worked example are invented classroom data; no real model run is claimed.</w:t>
+      <w:pPr>
+        <w:pStyle w:val="Heading3"/>
+      </w:pPr>
+      <w:r>
+        <w:t>Supplied facts</w:t>
+      </w:r>
+    </w:p>
+    <w:p>
+      <w:pPr>
+        <w:spacing w:line="336" w:lineRule="auto" w:after="180"/>
+        <w:shd w:fill="F1F6FC"/>
+      </w:pPr>
+      <w:r>
+        <w:rPr>
+          <w:b w:val="0"/>
+        </w:rPr>
+        <w:t xml:space="preserve">All </w:t>
+      </w:r>
+      <w:r>
+        <w:rPr>
+          <w:b/>
+        </w:rPr>
+        <w:t>input</w:t>
+      </w:r>
+      <w:r>
+        <w:rPr>
+          <w:b w:val="0"/>
+        </w:rPr>
+        <w:t>s and outcomes in this worked example are invented classroom data; no real model run is claimed.</w:t>
       </w:r>
     </w:p>
     <w:p>
@@ -1095,30 +1691,126 @@
       </w:r>
     </w:p>
     <w:p>
-      <w:r>
-        <w:t>Compare models on the same workload and apply every required condition. P meets both quality and time limits; Q’s speed does not compensate for missing the quality gate. Dividing total run duration by forty gives an amortised time per case. It does not measure the wait for one isolated request, which needs its own timed experiment.</w:t>
-      </w:r>
-    </w:p>
-    <w:p>
       <w:pPr>
         <w:pStyle w:val="Heading3"/>
       </w:pPr>
       <w:r>
+        <w:t>Why the result follows</w:t>
+      </w:r>
+    </w:p>
+    <w:p>
+      <w:pPr>
+        <w:spacing w:line="336" w:lineRule="auto" w:after="180"/>
+        <w:shd w:fill="F1F6FC"/>
+      </w:pPr>
+      <w:r>
+        <w:rPr>
+          <w:b w:val="0"/>
+        </w:rPr>
+        <w:t>Compare models on the same workload and apply every required condition. P meets both quality and time limits; Q’s speed does not compensate for missing the quality gate.</w:t>
+      </w:r>
+    </w:p>
+    <w:p>
+      <w:pPr>
+        <w:spacing w:line="336" w:lineRule="auto" w:after="180"/>
+        <w:shd w:fill="F1F6FC"/>
+      </w:pPr>
+      <w:r>
+        <w:rPr>
+          <w:b w:val="0"/>
+        </w:rPr>
+        <w:t>Dividing total run duration by forty gives an amortised time per case. It does not measure the wait for one isolated request, which needs its own timed experiment.</w:t>
+      </w:r>
+    </w:p>
+    <w:p>
+      <w:pPr>
+        <w:pStyle w:val="Heading3"/>
+      </w:pPr>
+      <w:r>
         <w:t>What this example does not establish</w:t>
       </w:r>
     </w:p>
     <w:p>
-      <w:r>
+      <w:pPr>
+        <w:pStyle w:val="Heading3"/>
+      </w:pPr>
+      <w:r>
+        <w:t>Keep the stated limit</w:t>
+      </w:r>
+    </w:p>
+    <w:p>
+      <w:pPr>
+        <w:spacing w:line="336" w:lineRule="auto" w:after="180"/>
+        <w:shd w:fill="FFF5E6"/>
+      </w:pPr>
+      <w:r>
+        <w:rPr>
+          <w:b w:val="0"/>
+        </w:rPr>
         <w:t>Record hardware, batching, warm-up and variability; these supplied timings are toy measurements, not actual benchmark runs.</w:t>
       </w:r>
     </w:p>
     <w:p>
-      <w:r>
-        <w:t>Read the labelled picture: Why is 10ms/case not necessarily a single-request latency? Point to the relevant step in the picture, then write the changed result and the rule or evidence that supports it.</w:t>
-      </w:r>
-    </w:p>
-    <w:p>
-      <w:r>
+      <w:pPr>
+        <w:pStyle w:val="Heading3"/>
+      </w:pPr>
+      <w:r>
+        <w:t>Keep the stated limit</w:t>
+      </w:r>
+    </w:p>
+    <w:p>
+      <w:pPr>
+        <w:spacing w:line="336" w:lineRule="auto" w:after="180"/>
+        <w:shd w:fill="FFF5E6"/>
+      </w:pPr>
+      <w:r>
+        <w:rPr>
+          <w:b w:val="0"/>
+        </w:rPr>
+        <w:t xml:space="preserve">Read the labelled picture: Why is 10ms/case not necessarily a single-request </w:t>
+      </w:r>
+      <w:r>
+        <w:rPr>
+          <w:b/>
+        </w:rPr>
+        <w:t>latency</w:t>
+      </w:r>
+      <w:r>
+        <w:rPr>
+          <w:b w:val="0"/>
+        </w:rPr>
+        <w:t xml:space="preserve">? Point to the relevant step in the picture, then write the changed result and the rule or </w:t>
+      </w:r>
+      <w:r>
+        <w:rPr>
+          <w:b/>
+        </w:rPr>
+        <w:t>evidence</w:t>
+      </w:r>
+      <w:r>
+        <w:rPr>
+          <w:b w:val="0"/>
+        </w:rPr>
+        <w:t xml:space="preserve"> that supports it.</w:t>
+      </w:r>
+    </w:p>
+    <w:p>
+      <w:pPr>
+        <w:pStyle w:val="Heading3"/>
+      </w:pPr>
+      <w:r>
+        <w:t>Keep the stated limit</w:t>
+      </w:r>
+    </w:p>
+    <w:p>
+      <w:pPr>
+        <w:spacing w:line="336" w:lineRule="auto" w:after="180"/>
+        <w:shd w:fill="FFF5E6"/>
+      </w:pPr>
+      <w:r>
+        <w:rPr>
+          <w:b w:val="0"/>
+        </w:rPr>
         <w:t>Change one thing: Lower the accuracy requirement to90% before a new selection exercise. Predict the result before checking the explanation. What remains the same?</w:t>
       </w:r>
     </w:p>
@@ -1132,17 +1824,7 @@
     </w:p>
     <w:p>
       <w:r>
-        <w:t>A fully connected layer with m inputs and n outputs has m times n weights and n biases, assuming every output has one bias. A network with dimensions 4 to 3 to 2 has (4 times 3 + 3) + (3 times 2 + 2) = 23 parameters. At four bytes per parameter, its raw parameter payload is 92 bytes.</w:t>
-      </w:r>
-    </w:p>
-    <w:p>
-      <w:r>
-        <w:t>That is not the saved file size or peak runtime memory. A file can contain metadata, and inference also needs activations and buffers. Training may additionally store gradients and optimiser state. Record whether a memory measurement refers to the model, the process, an accelerator or the whole device. Parameter count alone does not establish speed.</w:t>
-      </w:r>
-    </w:p>
-    <w:p>
-      <w:r>
-        <w:t>Runtime alone does not establish energy use or carbon emissions either. Those require additional measurements and declared assumptions, such as power over time and the electricity source. Report what you measured rather than converting fewer parameters into an unsupported energy claim.</w:t>
+        <w:t>Find the unsupported step in the Efficiency and resource measurement claim and explain a repair using the supplied evidence.</w:t>
       </w:r>
     </w:p>
     <w:p>
@@ -1150,12 +1832,186 @@
         <w:pStyle w:val="Heading3"/>
       </w:pPr>
       <w:r>
+        <w:t>Check the claim against the facts</w:t>
+      </w:r>
+    </w:p>
+    <w:p>
+      <w:pPr>
+        <w:spacing w:line="336" w:lineRule="auto" w:after="180"/>
+        <w:shd w:fill="FFF5E6"/>
+      </w:pPr>
+      <w:r>
+        <w:rPr>
+          <w:b w:val="0"/>
+        </w:rPr>
+        <w:t xml:space="preserve">A fully connected layer with m </w:t>
+      </w:r>
+      <w:r>
+        <w:rPr>
+          <w:b/>
+        </w:rPr>
+        <w:t>input</w:t>
+      </w:r>
+      <w:r>
+        <w:rPr>
+          <w:b w:val="0"/>
+        </w:rPr>
+        <w:t xml:space="preserve">s and n </w:t>
+      </w:r>
+      <w:r>
+        <w:rPr>
+          <w:b/>
+        </w:rPr>
+        <w:t>output</w:t>
+      </w:r>
+      <w:r>
+        <w:rPr>
+          <w:b w:val="0"/>
+        </w:rPr>
+        <w:t xml:space="preserve">s has m times n weights and n biases, assuming every </w:t>
+      </w:r>
+      <w:r>
+        <w:rPr>
+          <w:b/>
+        </w:rPr>
+        <w:t>output</w:t>
+      </w:r>
+      <w:r>
+        <w:rPr>
+          <w:b w:val="0"/>
+        </w:rPr>
+        <w:t xml:space="preserve"> has one bias. A network with dimensions 4 to 3 to 2 has (4 times 3 + 3) + (3 times 2 + 2) = 23 parameters.</w:t>
+      </w:r>
+    </w:p>
+    <w:p>
+      <w:pPr>
+        <w:spacing w:line="336" w:lineRule="auto" w:after="180"/>
+        <w:shd w:fill="FFF5E6"/>
+      </w:pPr>
+      <w:r>
+        <w:rPr>
+          <w:b w:val="0"/>
+        </w:rPr>
+        <w:t>At four bytes per parameter, its raw parameter payload is 92 bytes.</w:t>
+      </w:r>
+    </w:p>
+    <w:p>
+      <w:pPr>
+        <w:pStyle w:val="Heading3"/>
+      </w:pPr>
+      <w:r>
+        <w:t>Check the claim against the facts</w:t>
+      </w:r>
+    </w:p>
+    <w:p>
+      <w:pPr>
+        <w:spacing w:line="336" w:lineRule="auto" w:after="180"/>
+        <w:shd w:fill="FFF5E6"/>
+      </w:pPr>
+      <w:r>
+        <w:rPr>
+          <w:b w:val="0"/>
+        </w:rPr>
+        <w:t xml:space="preserve">That is not the saved file size or peak runtime memory. A file can contain metadata, and inference also needs activations and buffers. </w:t>
+      </w:r>
+      <w:r>
+        <w:rPr>
+          <w:b/>
+        </w:rPr>
+        <w:t>Training</w:t>
+      </w:r>
+      <w:r>
+        <w:rPr>
+          <w:b w:val="0"/>
+        </w:rPr>
+        <w:t xml:space="preserve"> may additionally store gradients and optimiser state.</w:t>
+      </w:r>
+    </w:p>
+    <w:p>
+      <w:pPr>
+        <w:spacing w:line="336" w:lineRule="auto" w:after="180"/>
+        <w:shd w:fill="FFF5E6"/>
+      </w:pPr>
+      <w:r>
+        <w:rPr>
+          <w:b w:val="0"/>
+        </w:rPr>
+        <w:t xml:space="preserve">Record whether a memory measurement refers to the model, the </w:t>
+      </w:r>
+      <w:r>
+        <w:rPr>
+          <w:b/>
+        </w:rPr>
+        <w:t>process</w:t>
+      </w:r>
+      <w:r>
+        <w:rPr>
+          <w:b w:val="0"/>
+        </w:rPr>
+        <w:t>, an accelerator or the whole device. Parameter count alone does not establish speed.</w:t>
+      </w:r>
+    </w:p>
+    <w:p>
+      <w:pPr>
+        <w:pStyle w:val="Heading3"/>
+      </w:pPr>
+      <w:r>
+        <w:t>Check the claim against the facts</w:t>
+      </w:r>
+    </w:p>
+    <w:p>
+      <w:pPr>
+        <w:spacing w:line="336" w:lineRule="auto" w:after="180"/>
+        <w:shd w:fill="FFF5E6"/>
+      </w:pPr>
+      <w:r>
+        <w:rPr>
+          <w:b w:val="0"/>
+        </w:rPr>
+        <w:t>Runtime alone does not establish energy use or carbon emissions either. Those require additional measurements and declared assumptions, such as power over time and the electricity source.</w:t>
+      </w:r>
+    </w:p>
+    <w:p>
+      <w:pPr>
+        <w:spacing w:line="336" w:lineRule="auto" w:after="180"/>
+        <w:shd w:fill="FFF5E6"/>
+      </w:pPr>
+      <w:r>
+        <w:rPr>
+          <w:b w:val="0"/>
+        </w:rPr>
+        <w:t>Report what you measured rather than converting fewer parameters into an unsupported energy claim.</w:t>
+      </w:r>
+    </w:p>
+    <w:p>
+      <w:pPr>
+        <w:pStyle w:val="Heading3"/>
+      </w:pPr>
+      <w:r>
         <w:t>Locate the earliest unsupported step</w:t>
       </w:r>
     </w:p>
     <w:p>
-      <w:r>
-        <w:t>Count weights, biases and total parameters in the 4 to 3 to 2 network. Calculate raw parameter bytes at four bytes each. Explain why this cannot be reported as peak training memory or an energy measurement.</w:t>
+      <w:pPr>
+        <w:spacing w:line="336" w:lineRule="auto" w:after="180"/>
+      </w:pPr>
+      <w:r>
+        <w:rPr>
+          <w:b w:val="0"/>
+        </w:rPr>
+        <w:t xml:space="preserve">Count weights, biases and total parameters in the 4 to 3 to 2 network. Calculate raw parameter bytes at four bytes each. Explain why this cannot be reported as peak </w:t>
+      </w:r>
+      <w:r>
+        <w:rPr>
+          <w:b/>
+        </w:rPr>
+        <w:t>training</w:t>
+      </w:r>
+      <w:r>
+        <w:rPr>
+          <w:b w:val="0"/>
+        </w:rPr>
+        <w:t xml:space="preserve"> memory or an energy measurement.</w:t>
       </w:r>
     </w:p>
     <w:p>
@@ -1206,7 +2062,42 @@
     </w:p>
     <w:p>
       <w:r>
-        <w:t>For A and B, calculate median pass time, amortised milliseconds per example and median-pass throughput. State the measured boundary and one latency claim these numbers cannot support.</w:t>
+        <w:t>Practise Efficiency and resource measurement with support, then explain the deciding step in your own words.</w:t>
+      </w:r>
+    </w:p>
+    <w:p>
+      <w:pPr>
+        <w:spacing w:line="336" w:lineRule="auto" w:after="180"/>
+      </w:pPr>
+      <w:r>
+        <w:rPr>
+          <w:b w:val="0"/>
+        </w:rPr>
+        <w:t xml:space="preserve">For A and B, calculate median pass time, amortised milliseconds per example and median-pass </w:t>
+      </w:r>
+      <w:r>
+        <w:rPr>
+          <w:b/>
+        </w:rPr>
+        <w:t>throughput</w:t>
+      </w:r>
+      <w:r>
+        <w:rPr>
+          <w:b w:val="0"/>
+        </w:rPr>
+        <w:t xml:space="preserve">. State the measured boundary and one </w:t>
+      </w:r>
+      <w:r>
+        <w:rPr>
+          <w:b/>
+        </w:rPr>
+        <w:t>latency</w:t>
+      </w:r>
+      <w:r>
+        <w:rPr>
+          <w:b w:val="0"/>
+        </w:rPr>
+        <w:t xml:space="preserve"> claim these numbers cannot support.</w:t>
       </w:r>
     </w:p>
     <w:p>
@@ -1274,8 +2165,26 @@
       </w:r>
     </w:p>
     <w:p>
-      <w:r>
-        <w:t>Use workbook W2 for the connected example “Efficiency and resource measurement”. First fill the input and rule boxes. Try the middle steps before asking for a hint. After a hint, try the next step yourself.</w:t>
+      <w:pPr>
+        <w:spacing w:line="336" w:lineRule="auto" w:after="180"/>
+      </w:pPr>
+      <w:r>
+        <w:rPr>
+          <w:b w:val="0"/>
+        </w:rPr>
+        <w:t xml:space="preserve">Use workbook W2 for the connected example “Efficiency and resource measurement”. First fill the </w:t>
+      </w:r>
+      <w:r>
+        <w:rPr>
+          <w:b/>
+        </w:rPr>
+        <w:t>input</w:t>
+      </w:r>
+      <w:r>
+        <w:rPr>
+          <w:b w:val="0"/>
+        </w:rPr>
+        <w:t xml:space="preserve"> and rule boxes. Try the middle steps before asking for a hint. After a hint, try the next step yourself.</w:t>
       </w:r>
     </w:p>
     <w:tbl>
@@ -1358,7 +2267,13 @@
       </w:tr>
     </w:tbl>
     <w:p>
-      <w:r>
+      <w:pPr>
+        <w:spacing w:line="336" w:lineRule="auto" w:after="180"/>
+      </w:pPr>
+      <w:r>
+        <w:rPr>
+          <w:b w:val="0"/>
+        </w:rPr>
         <w:t>Explain your trace to a partner. Your partner points to one step to check. Swap roles on the next case. Each person writes their own explanation.</w:t>
       </w:r>
     </w:p>
@@ -1371,12 +2286,35 @@
       </w:r>
     </w:p>
     <w:p>
-      <w:r>
-        <w:t>Use the worked case for Efficiency and resource measurement. Proposed explanation: “Fewer parameters always means faster”. Decide whether this explanation is supported. Point to the step or supplied fact that decides; explain your repair if needed.</w:t>
-      </w:r>
-    </w:p>
-    <w:p>
-      <w:r>
+      <w:pPr>
+        <w:spacing w:line="336" w:lineRule="auto" w:after="180"/>
+      </w:pPr>
+      <w:r>
+        <w:rPr>
+          <w:b w:val="0"/>
+        </w:rPr>
+        <w:t>Use the worked case for Efficiency and resource measurement. Proposed explanation: “Fewer parameters always means faster”. Decide whether this explanation is supported.</w:t>
+      </w:r>
+    </w:p>
+    <w:p>
+      <w:pPr>
+        <w:spacing w:line="336" w:lineRule="auto" w:after="180"/>
+      </w:pPr>
+      <w:r>
+        <w:rPr>
+          <w:b w:val="0"/>
+        </w:rPr>
+        <w:t>Point to the step or supplied fact that decides; explain your repair if needed.</w:t>
+      </w:r>
+    </w:p>
+    <w:p>
+      <w:pPr>
+        <w:spacing w:line="336" w:lineRule="auto" w:after="180"/>
+      </w:pPr>
+      <w:r>
+        <w:rPr>
+          <w:b w:val="0"/>
+        </w:rPr>
         <w:t>Answer on your own before discussion. If you are unsure, say which step you need help with.</w:t>
       </w:r>
     </w:p>
@@ -1389,8 +2327,38 @@
       </w:r>
     </w:p>
     <w:p>
-      <w:r>
-        <w:t>Why is 10ms/case not necessarily a single-request latency? Point to the relevant step in the picture, then write the changed result and the rule or evidence that supports it.</w:t>
+      <w:pPr>
+        <w:spacing w:line="336" w:lineRule="auto" w:after="180"/>
+      </w:pPr>
+      <w:r>
+        <w:rPr>
+          <w:b w:val="0"/>
+        </w:rPr>
+        <w:t xml:space="preserve">Why is 10ms/case not necessarily a single-request </w:t>
+      </w:r>
+      <w:r>
+        <w:rPr>
+          <w:b/>
+        </w:rPr>
+        <w:t>latency</w:t>
+      </w:r>
+      <w:r>
+        <w:rPr>
+          <w:b w:val="0"/>
+        </w:rPr>
+        <w:t xml:space="preserve">? Point to the relevant step in the picture, then write the changed result and the rule or </w:t>
+      </w:r>
+      <w:r>
+        <w:rPr>
+          <w:b/>
+        </w:rPr>
+        <w:t>evidence</w:t>
+      </w:r>
+      <w:r>
+        <w:rPr>
+          <w:b w:val="0"/>
+        </w:rPr>
+        <w:t xml:space="preserve"> that supports it.</w:t>
       </w:r>
     </w:p>
     <w:p>
@@ -1422,7 +2390,13 @@
       </w:r>
     </w:p>
     <w:p>
-      <w:r>
+      <w:pPr>
+        <w:spacing w:line="336" w:lineRule="auto" w:after="180"/>
+      </w:pPr>
+      <w:r>
+        <w:rPr>
+          <w:b w:val="0"/>
+        </w:rPr>
         <w:t>This is supported practice. Keep the separately named independent case for an attempt before feedback.</w:t>
       </w:r>
     </w:p>
@@ -1435,6 +2409,11 @@
       </w:r>
     </w:p>
     <w:p>
+      <w:r>
+        <w:t>Investigate Efficiency and resource measurement. Record the prediction, actual observation or labelled paper trace, explanation and next test separately.</w:t>
+      </w:r>
+    </w:p>
+    <w:p>
       <w:pPr>
         <w:pStyle w:val="Heading3"/>
       </w:pPr>
@@ -1443,8 +2422,26 @@
       </w:r>
     </w:p>
     <w:p>
-      <w:r>
-        <w:t>With at least 91 correct out of 100 and at most 25 ms amortised time required, which model qualifies? Calculate B’s time reduction relative to A and explain why the percentage throughput increase differs.</w:t>
+      <w:pPr>
+        <w:spacing w:line="336" w:lineRule="auto" w:after="180"/>
+      </w:pPr>
+      <w:r>
+        <w:rPr>
+          <w:b w:val="0"/>
+        </w:rPr>
+        <w:t xml:space="preserve">With at least 91 correct out of 100 and at most 25 ms amortised time required, which model qualifies? Calculate B’s time reduction relative to A and explain why the percentage </w:t>
+      </w:r>
+      <w:r>
+        <w:rPr>
+          <w:b/>
+        </w:rPr>
+        <w:t>throughput</w:t>
+      </w:r>
+      <w:r>
+        <w:rPr>
+          <w:b w:val="0"/>
+        </w:rPr>
+        <w:t xml:space="preserve"> increase differs.</w:t>
       </w:r>
     </w:p>
     <w:p>
@@ -1619,7 +2616,13 @@
       </w:tr>
     </w:tbl>
     <w:p>
-      <w:r>
+      <w:pPr>
+        <w:spacing w:line="336" w:lineRule="auto" w:after="180"/>
+      </w:pPr>
+      <w:r>
+        <w:rPr>
+          <w:b w:val="0"/>
+        </w:rPr>
         <w:t>On paper, trace the supplied procedure. If code is provided, predict before running it in a local practice file. Never write an expected answer as though it were an observed run.</w:t>
       </w:r>
     </w:p>
@@ -1632,7 +2635,13 @@
       </w:r>
     </w:p>
     <w:p>
-      <w:r>
+      <w:pPr>
+        <w:spacing w:line="336" w:lineRule="auto" w:after="180"/>
+      </w:pPr>
+      <w:r>
+        <w:rPr>
+          <w:b w:val="0"/>
+        </w:rPr>
         <w:t>Before trying: what do I expect, and why? While trying: which step could first go wrong? Afterwards: what did I actually observe, and what should change? Keep “not run” if you only traced the procedure.</w:t>
       </w:r>
     </w:p>
@@ -1645,6 +2654,11 @@
       </w:r>
     </w:p>
     <w:p>
+      <w:r>
+        <w:t>Move from recall to tracing, diagnosis and transfer in Efficiency and resource measurement. Explain why each step is justified.</w:t>
+      </w:r>
+    </w:p>
+    <w:p>
       <w:pPr>
         <w:pStyle w:val="Heading3"/>
       </w:pPr>
@@ -1653,18 +2667,84 @@
       </w:r>
     </w:p>
     <w:p>
-      <w:r>
-        <w:t>For A and B, calculate median pass time, amortised milliseconds per example and median-pass throughput. State the measured boundary and one latency claim these numbers cannot support.</w:t>
-      </w:r>
-    </w:p>
-    <w:p>
-      <w:r>
-        <w:t>Count weights, biases and total parameters in the 4 to 3 to 2 network. Calculate raw parameter bytes at four bytes each. Explain why this cannot be reported as peak training memory or an energy measurement.</w:t>
-      </w:r>
-    </w:p>
-    <w:p>
-      <w:r>
-        <w:t>A runs on one device with batch size 1; B runs on another with batch size 32. Only B’s fastest trial and the winning training run are reported. Explain how to compare and report the results fairly.</w:t>
+      <w:pPr>
+        <w:spacing w:line="336" w:lineRule="auto" w:after="180"/>
+      </w:pPr>
+      <w:r>
+        <w:rPr>
+          <w:b w:val="0"/>
+        </w:rPr>
+        <w:t xml:space="preserve">For A and B, calculate median pass time, amortised milliseconds per example and median-pass </w:t>
+      </w:r>
+      <w:r>
+        <w:rPr>
+          <w:b/>
+        </w:rPr>
+        <w:t>throughput</w:t>
+      </w:r>
+      <w:r>
+        <w:rPr>
+          <w:b w:val="0"/>
+        </w:rPr>
+        <w:t xml:space="preserve">. State the measured boundary and one </w:t>
+      </w:r>
+      <w:r>
+        <w:rPr>
+          <w:b/>
+        </w:rPr>
+        <w:t>latency</w:t>
+      </w:r>
+      <w:r>
+        <w:rPr>
+          <w:b w:val="0"/>
+        </w:rPr>
+        <w:t xml:space="preserve"> claim these numbers cannot support.</w:t>
+      </w:r>
+    </w:p>
+    <w:p>
+      <w:pPr>
+        <w:spacing w:line="336" w:lineRule="auto" w:after="180"/>
+      </w:pPr>
+      <w:r>
+        <w:rPr>
+          <w:b w:val="0"/>
+        </w:rPr>
+        <w:t xml:space="preserve">Count weights, biases and total parameters in the 4 to 3 to 2 network. Calculate raw parameter bytes at four bytes each. Explain why this cannot be reported as peak </w:t>
+      </w:r>
+      <w:r>
+        <w:rPr>
+          <w:b/>
+        </w:rPr>
+        <w:t>training</w:t>
+      </w:r>
+      <w:r>
+        <w:rPr>
+          <w:b w:val="0"/>
+        </w:rPr>
+        <w:t xml:space="preserve"> memory or an energy measurement.</w:t>
+      </w:r>
+    </w:p>
+    <w:p>
+      <w:pPr>
+        <w:spacing w:line="336" w:lineRule="auto" w:after="180"/>
+      </w:pPr>
+      <w:r>
+        <w:rPr>
+          <w:b w:val="0"/>
+        </w:rPr>
+        <w:t xml:space="preserve">A runs on one device with batch size 1; B runs on another with batch size 32. Only B’s fastest trial and the winning </w:t>
+      </w:r>
+      <w:r>
+        <w:rPr>
+          <w:b/>
+        </w:rPr>
+        <w:t>training</w:t>
+      </w:r>
+      <w:r>
+        <w:rPr>
+          <w:b w:val="0"/>
+        </w:rPr>
+        <w:t xml:space="preserve"> run are reported. Explain how to compare and report the results fairly.</w:t>
       </w:r>
     </w:p>
     <w:p>
@@ -1710,7 +2790,77 @@
     </w:p>
     <w:p>
       <w:r>
-        <w:t>Add a labelled efficiency and resource measurement evidence sheet to Image-pattern Network Investigation. Show how you can calculate throughput and amortised time per example from repeated timings. Use the supplied fictional case and keep its inputs, intermediate steps, calculation or prediction, and limitation. Connect this record to last week’s record; a matching answer without a trace is insufficient.</w:t>
+        <w:t>Apply this week’s idea to Image-pattern Network Investigation. Keep an annotated decision and the evidence supporting it.</w:t>
+      </w:r>
+    </w:p>
+    <w:p>
+      <w:pPr>
+        <w:spacing w:line="336" w:lineRule="auto" w:after="180"/>
+      </w:pPr>
+      <w:r>
+        <w:rPr>
+          <w:b w:val="0"/>
+        </w:rPr>
+        <w:t xml:space="preserve">Add a labelled efficiency and resource measurement </w:t>
+      </w:r>
+      <w:r>
+        <w:rPr>
+          <w:b/>
+        </w:rPr>
+        <w:t>evidence</w:t>
+      </w:r>
+      <w:r>
+        <w:rPr>
+          <w:b w:val="0"/>
+        </w:rPr>
+        <w:t xml:space="preserve"> sheet to Image-pattern Network Investigation. Show how you can calculate </w:t>
+      </w:r>
+      <w:r>
+        <w:rPr>
+          <w:b/>
+        </w:rPr>
+        <w:t>throughput</w:t>
+      </w:r>
+      <w:r>
+        <w:rPr>
+          <w:b w:val="0"/>
+        </w:rPr>
+        <w:t xml:space="preserve"> and amortised time per example from repeated timings.</w:t>
+      </w:r>
+    </w:p>
+    <w:p>
+      <w:pPr>
+        <w:spacing w:line="336" w:lineRule="auto" w:after="180"/>
+      </w:pPr>
+      <w:r>
+        <w:rPr>
+          <w:b w:val="0"/>
+        </w:rPr>
+        <w:t xml:space="preserve">Use the supplied fictional case and keep its </w:t>
+      </w:r>
+      <w:r>
+        <w:rPr>
+          <w:b/>
+        </w:rPr>
+        <w:t>input</w:t>
+      </w:r>
+      <w:r>
+        <w:rPr>
+          <w:b w:val="0"/>
+        </w:rPr>
+        <w:t xml:space="preserve">s, intermediate steps, calculation or </w:t>
+      </w:r>
+      <w:r>
+        <w:rPr>
+          <w:b/>
+        </w:rPr>
+        <w:t>prediction</w:t>
+      </w:r>
+      <w:r>
+        <w:rPr>
+          <w:b w:val="0"/>
+        </w:rPr>
+        <w:t>, and limitation. Connect this record to last week’s record; a matching answer without a trace is insufficient.</w:t>
       </w:r>
     </w:p>
     <w:tbl>
@@ -1838,8 +2988,37 @@
       </w:r>
     </w:p>
     <w:p>
-      <w:r>
-        <w:t>For your Image-pattern Network Investigation, save the input, procedure, observed result and limitation of this check. Label this worked example as practice; use a different, previously unreviewed case when checking independent understanding.</w:t>
+      <w:pPr>
+        <w:spacing w:line="336" w:lineRule="auto" w:after="180"/>
+      </w:pPr>
+      <w:r>
+        <w:rPr>
+          <w:b w:val="0"/>
+        </w:rPr>
+        <w:t xml:space="preserve">For your Image-pattern Network Investigation, save the </w:t>
+      </w:r>
+      <w:r>
+        <w:rPr>
+          <w:b/>
+        </w:rPr>
+        <w:t>input</w:t>
+      </w:r>
+      <w:r>
+        <w:rPr>
+          <w:b w:val="0"/>
+        </w:rPr>
+        <w:t>, procedure, observed result and limitation of this check.</w:t>
+      </w:r>
+    </w:p>
+    <w:p>
+      <w:pPr>
+        <w:spacing w:line="336" w:lineRule="auto" w:after="180"/>
+      </w:pPr>
+      <w:r>
+        <w:rPr>
+          <w:b w:val="0"/>
+        </w:rPr>
+        <w:t>Label this worked example as practice; use a different, previously unreviewed case when checking independent understanding.</w:t>
       </w:r>
     </w:p>
     <w:p>
@@ -1852,7 +3031,52 @@
     </w:p>
     <w:p>
       <w:r>
-        <w:t>Record model and code versions, input size, device, precision, batch size, concurrency, warm-up, timed boundary, repetitions and raw results. Alternate model order where practical, check background load and wait for computation to finish before stopping a timer; queued accelerator work may finish after the host call returns. Report cold-start behaviour separately when it matters.</w:t>
+        <w:t>Use a genuinely new case for independent evidence. Previously discussed examples remain practice; use the separately named independent case before feedback.</w:t>
+      </w:r>
+    </w:p>
+    <w:p>
+      <w:pPr>
+        <w:spacing w:line="336" w:lineRule="auto" w:after="180"/>
+      </w:pPr>
+      <w:r>
+        <w:rPr>
+          <w:b w:val="0"/>
+        </w:rPr>
+        <w:t xml:space="preserve">Record model and code versions, </w:t>
+      </w:r>
+      <w:r>
+        <w:rPr>
+          <w:b/>
+        </w:rPr>
+        <w:t>input</w:t>
+      </w:r>
+      <w:r>
+        <w:rPr>
+          <w:b w:val="0"/>
+        </w:rPr>
+        <w:t xml:space="preserve"> size, device, precision, batch size, concurrency, warm-up, timed boundary, repetitions and raw results.</w:t>
+      </w:r>
+    </w:p>
+    <w:p>
+      <w:pPr>
+        <w:spacing w:line="336" w:lineRule="auto" w:after="180"/>
+      </w:pPr>
+      <w:r>
+        <w:rPr>
+          <w:b w:val="0"/>
+        </w:rPr>
+        <w:t>Alternate model order where practical, check background load and wait for computation to finish before stopping a timer; queued accelerator work may finish after the host call returns.</w:t>
+      </w:r>
+    </w:p>
+    <w:p>
+      <w:pPr>
+        <w:spacing w:line="336" w:lineRule="auto" w:after="180"/>
+      </w:pPr>
+      <w:r>
+        <w:rPr>
+          <w:b w:val="0"/>
+        </w:rPr>
+        <w:t>Report cold-start behaviour separately when it matters.</w:t>
       </w:r>
     </w:p>
     <w:p>
@@ -1884,13 +3108,60 @@
       </w:r>
     </w:p>
     <w:p>
-      <w:r>
-        <w:t>Keep training and inference costs separate, and include unsuccessful trials in the total experiment budget. Changes chosen using validation need untouched final evaluation. Next week assembles a network experiment record so another person can understand and repeat the comparison.</w:t>
-      </w:r>
-    </w:p>
-    <w:p>
-      <w:r>
-        <w:t>A runs on one device with batch size 1; B runs on another with batch size 32. Only B’s fastest trial and the winning training run are reported. Explain how to compare and report the results fairly.</w:t>
+      <w:pPr>
+        <w:spacing w:line="336" w:lineRule="auto" w:after="180"/>
+      </w:pPr>
+      <w:r>
+        <w:rPr>
+          <w:b w:val="0"/>
+        </w:rPr>
+        <w:t xml:space="preserve">Keep </w:t>
+      </w:r>
+      <w:r>
+        <w:rPr>
+          <w:b/>
+        </w:rPr>
+        <w:t>training</w:t>
+      </w:r>
+      <w:r>
+        <w:rPr>
+          <w:b w:val="0"/>
+        </w:rPr>
+        <w:t xml:space="preserve"> and inference costs separate, and include unsuccessful trials in the total experiment budget. Changes chosen using validation need untouched final evaluation.</w:t>
+      </w:r>
+    </w:p>
+    <w:p>
+      <w:pPr>
+        <w:spacing w:line="336" w:lineRule="auto" w:after="180"/>
+      </w:pPr>
+      <w:r>
+        <w:rPr>
+          <w:b w:val="0"/>
+        </w:rPr>
+        <w:t>Next week assembles a network experiment record so another person can understand and repeat the comparison.</w:t>
+      </w:r>
+    </w:p>
+    <w:p>
+      <w:pPr>
+        <w:spacing w:line="336" w:lineRule="auto" w:after="180"/>
+      </w:pPr>
+      <w:r>
+        <w:rPr>
+          <w:b w:val="0"/>
+        </w:rPr>
+        <w:t xml:space="preserve">A runs on one device with batch size 1; B runs on another with batch size 32. Only B’s fastest trial and the winning </w:t>
+      </w:r>
+      <w:r>
+        <w:rPr>
+          <w:b/>
+        </w:rPr>
+        <w:t>training</w:t>
+      </w:r>
+      <w:r>
+        <w:rPr>
+          <w:b w:val="0"/>
+        </w:rPr>
+        <w:t xml:space="preserve"> run are reported. Explain how to compare and report the results fairly.</w:t>
       </w:r>
     </w:p>
     <w:p>
@@ -1927,6 +3198,11 @@
       </w:pPr>
       <w:r>
         <w:t>13. Study a complete case</w:t>
+      </w:r>
+    </w:p>
+    <w:p>
+      <w:r>
+        <w:t>Revisit the complete Efficiency and resource measurement case for supported practice. Repeated examples do not become fresh assessments.</w:t>
       </w:r>
     </w:p>
     <w:p>
@@ -2062,8 +3338,26 @@
       </w:r>
     </w:p>
     <w:p>
-      <w:r>
-        <w:t>Follow the input through the stated procedure to its result. Cover the result first, predict it, then explain every intermediate step. The text/table accompanies the figure so the example can be read without colour.</w:t>
+      <w:pPr>
+        <w:spacing w:line="336" w:lineRule="auto" w:after="180"/>
+      </w:pPr>
+      <w:r>
+        <w:rPr>
+          <w:b w:val="0"/>
+        </w:rPr>
+        <w:t xml:space="preserve">Follow the </w:t>
+      </w:r>
+      <w:r>
+        <w:rPr>
+          <w:b/>
+        </w:rPr>
+        <w:t>input</w:t>
+      </w:r>
+      <w:r>
+        <w:rPr>
+          <w:b w:val="0"/>
+        </w:rPr>
+        <w:t xml:space="preserve"> through the stated procedure to its result. Cover the result first, predict it, then explain every intermediate step. The text/table accompanies the figure so the example can be read without colour.</w:t>
       </w:r>
     </w:p>
     <w:p>
@@ -2113,6 +3407,11 @@
       </w:r>
     </w:p>
     <w:p>
+      <w:r>
+        <w:t>Attempt the reserved new case before feedback. Record support; the earlier examples below remain additional practice.</w:t>
+      </w:r>
+    </w:p>
+    <w:p>
       <w:pPr>
         <w:pStyle w:val="Heading3"/>
       </w:pPr>
@@ -2121,8 +3420,49 @@
       </w:r>
     </w:p>
     <w:p>
-      <w:r>
-        <w:t>For 50 shared validation cases, P has times 0.6, 0.5, 0.4 seconds and 47 correct; Q has 0.3, 0.4, 0.5 seconds and 45 correct. Require at least 92 percent accuracy and at most 12 ms amortised time. Give median times, amortised times, throughput, accuracy and eligible models. A separate dense network has dimensions 3 to 2 to 1 with one bias per output: find its parameter count and raw bytes at four bytes each.</w:t>
+      <w:pPr>
+        <w:spacing w:line="336" w:lineRule="auto" w:after="180"/>
+      </w:pPr>
+      <w:r>
+        <w:rPr>
+          <w:b w:val="0"/>
+        </w:rPr>
+        <w:t>For 50 shared validation cases, P has times 0.6, 0.5, 0.4 seconds and 47 correct; Q has 0.3, 0.4, 0.5 seconds and 45 correct. Require at least 92 percent accuracy and at most 12 ms amortised time.</w:t>
+      </w:r>
+    </w:p>
+    <w:p>
+      <w:pPr>
+        <w:spacing w:line="336" w:lineRule="auto" w:after="180"/>
+      </w:pPr>
+      <w:r>
+        <w:rPr>
+          <w:b w:val="0"/>
+        </w:rPr>
+        <w:t xml:space="preserve">Give median times, amortised times, </w:t>
+      </w:r>
+      <w:r>
+        <w:rPr>
+          <w:b/>
+        </w:rPr>
+        <w:t>throughput</w:t>
+      </w:r>
+      <w:r>
+        <w:rPr>
+          <w:b w:val="0"/>
+        </w:rPr>
+        <w:t xml:space="preserve">, accuracy and eligible models. A separate dense network has dimensions 3 to 2 to 1 with one bias per </w:t>
+      </w:r>
+      <w:r>
+        <w:rPr>
+          <w:b/>
+        </w:rPr>
+        <w:t>output</w:t>
+      </w:r>
+      <w:r>
+        <w:rPr>
+          <w:b w:val="0"/>
+        </w:rPr>
+        <w:t>: find its parameter count and raw bytes at four bytes each.</w:t>
       </w:r>
     </w:p>
     <w:p>
@@ -2169,7 +3509,13 @@
       </w:r>
     </w:p>
     <w:p>
-      <w:r>
+      <w:pPr>
+        <w:spacing w:line="336" w:lineRule="auto" w:after="180"/>
+      </w:pPr>
+      <w:r>
+        <w:rPr>
+          <w:b w:val="0"/>
+        </w:rPr>
         <w:t>Attempt this case before feedback. Record any help. Earlier examples below are further practice; a case already practised with feedback cannot establish fresh transfer.</w:t>
       </w:r>
     </w:p>
@@ -2182,8 +3528,49 @@
       </w:r>
     </w:p>
     <w:p>
-      <w:r>
-        <w:t>For 50 shared validation cases, P has times 0.6, 0.5, 0.4 seconds and 47 correct; Q has 0.3, 0.4, 0.5 seconds and 45 correct. Require at least 92 percent accuracy and at most 12 ms amortised time. Give median times, amortised times, throughput, accuracy and eligible models. A separate dense network has dimensions 3 to 2 to 1 with one bias per output: find its parameter count and raw bytes at four bytes each.</w:t>
+      <w:pPr>
+        <w:spacing w:line="336" w:lineRule="auto" w:after="180"/>
+      </w:pPr>
+      <w:r>
+        <w:rPr>
+          <w:b w:val="0"/>
+        </w:rPr>
+        <w:t>For 50 shared validation cases, P has times 0.6, 0.5, 0.4 seconds and 47 correct; Q has 0.3, 0.4, 0.5 seconds and 45 correct. Require at least 92 percent accuracy and at most 12 ms amortised time.</w:t>
+      </w:r>
+    </w:p>
+    <w:p>
+      <w:pPr>
+        <w:spacing w:line="336" w:lineRule="auto" w:after="180"/>
+      </w:pPr>
+      <w:r>
+        <w:rPr>
+          <w:b w:val="0"/>
+        </w:rPr>
+        <w:t xml:space="preserve">Give median times, amortised times, </w:t>
+      </w:r>
+      <w:r>
+        <w:rPr>
+          <w:b/>
+        </w:rPr>
+        <w:t>throughput</w:t>
+      </w:r>
+      <w:r>
+        <w:rPr>
+          <w:b w:val="0"/>
+        </w:rPr>
+        <w:t xml:space="preserve">, accuracy and eligible models. A separate dense network has dimensions 3 to 2 to 1 with one bias per </w:t>
+      </w:r>
+      <w:r>
+        <w:rPr>
+          <w:b/>
+        </w:rPr>
+        <w:t>output</w:t>
+      </w:r>
+      <w:r>
+        <w:rPr>
+          <w:b w:val="0"/>
+        </w:rPr>
+        <w:t>: find its parameter count and raw bytes at four bytes each.</w:t>
       </w:r>
     </w:p>
     <w:p>
@@ -2235,7 +3622,13 @@
       </w:r>
     </w:p>
     <w:p>
-      <w:r>
+      <w:pPr>
+        <w:spacing w:line="336" w:lineRule="auto" w:after="180"/>
+      </w:pPr>
+      <w:r>
+        <w:rPr>
+          <w:b w:val="0"/>
+        </w:rPr>
         <w:t>Record support used: none, hint or teacher explanation. After feedback, a different case is needed to demonstrate independence.</w:t>
       </w:r>
     </w:p>
@@ -2248,8 +3641,25 @@
       </w:r>
     </w:p>
     <w:p>
-      <w:r>
-        <w:t>Attempt the independent case before hints. Record whether you worked alone, used a hint or followed a model. After feedback, fix the first unsupported step and explain why it changed. A later check uses a changed case, not a copied answer.</w:t>
+      <w:pPr>
+        <w:spacing w:line="336" w:lineRule="auto" w:after="180"/>
+      </w:pPr>
+      <w:r>
+        <w:rPr>
+          <w:b w:val="0"/>
+        </w:rPr>
+        <w:t>Attempt the independent case before hints. Record whether you worked alone, used a hint or followed a model. After feedback, fix the first unsupported step and explain why it changed.</w:t>
+      </w:r>
+    </w:p>
+    <w:p>
+      <w:pPr>
+        <w:spacing w:line="336" w:lineRule="auto" w:after="180"/>
+      </w:pPr>
+      <w:r>
+        <w:rPr>
+          <w:b w:val="0"/>
+        </w:rPr>
+        <w:t>A later check uses a changed case, not a copied answer.</w:t>
       </w:r>
     </w:p>
     <w:p>
@@ -2262,6 +3672,17 @@
     </w:p>
     <w:p>
       <w:r>
+        <w:t>Use this map to navigate Efficiency and resource measurement, connect the goals to tasks and keep one evidence record for each attempt.</w:t>
+      </w:r>
+    </w:p>
+    <w:p>
+      <w:pPr>
+        <w:spacing w:line="336" w:lineRule="auto" w:after="180"/>
+      </w:pPr>
+      <w:r>
+        <w:rPr>
+          <w:b w:val="0"/>
+        </w:rPr>
         <w:t>Start with this question: Compare speed and quality under the same case count and acceptance contract.</w:t>
       </w:r>
     </w:p>
@@ -2368,13 +3789,61 @@
       </w:tr>
     </w:tbl>
     <w:p>
-      <w:r>
-        <w:t>Remember → watch and explain → try with help → investigate → try independently → keep project evidence. Your teacher may spread this lesson across several classes.</w:t>
-      </w:r>
-    </w:p>
-    <w:p>
-      <w:r>
-        <w:t>Keep your first prediction. Compare it with what the evidence shows and explain any change.</w:t>
+      <w:pPr>
+        <w:spacing w:line="336" w:lineRule="auto" w:after="180"/>
+      </w:pPr>
+      <w:r>
+        <w:rPr>
+          <w:b w:val="0"/>
+        </w:rPr>
+        <w:t xml:space="preserve">Remember → watch and explain → try with help → investigate → try independently → keep project </w:t>
+      </w:r>
+      <w:r>
+        <w:rPr>
+          <w:b/>
+        </w:rPr>
+        <w:t>evidence</w:t>
+      </w:r>
+      <w:r>
+        <w:rPr>
+          <w:b w:val="0"/>
+        </w:rPr>
+        <w:t>. Your teacher may spread this lesson across several classes.</w:t>
+      </w:r>
+    </w:p>
+    <w:p>
+      <w:pPr>
+        <w:spacing w:line="336" w:lineRule="auto" w:after="180"/>
+      </w:pPr>
+      <w:r>
+        <w:rPr>
+          <w:b w:val="0"/>
+        </w:rPr>
+        <w:t xml:space="preserve">Keep your first </w:t>
+      </w:r>
+      <w:r>
+        <w:rPr>
+          <w:b/>
+        </w:rPr>
+        <w:t>prediction</w:t>
+      </w:r>
+      <w:r>
+        <w:rPr>
+          <w:b w:val="0"/>
+        </w:rPr>
+        <w:t xml:space="preserve">. Compare it with what the </w:t>
+      </w:r>
+      <w:r>
+        <w:rPr>
+          <w:b/>
+        </w:rPr>
+        <w:t>evidence</w:t>
+      </w:r>
+      <w:r>
+        <w:rPr>
+          <w:b w:val="0"/>
+        </w:rPr>
+        <w:t xml:space="preserve"> shows and explain any change.</w:t>
       </w:r>
     </w:p>
     <w:p>
@@ -2387,7 +3856,30 @@
     </w:p>
     <w:p>
       <w:r>
-        <w:t>Close your notes. Explain this goal in your own words: Calculate throughput and amortised time per example from repeated timings</w:t>
+        <w:t>Explain Efficiency and resource measurement without notes, identify a remaining question and plan a later check with a changed case.</w:t>
+      </w:r>
+    </w:p>
+    <w:p>
+      <w:pPr>
+        <w:spacing w:line="336" w:lineRule="auto" w:after="180"/>
+      </w:pPr>
+      <w:r>
+        <w:rPr>
+          <w:b w:val="0"/>
+        </w:rPr>
+        <w:t xml:space="preserve">Close your notes. Explain this goal in your own words: Calculate </w:t>
+      </w:r>
+      <w:r>
+        <w:rPr>
+          <w:b/>
+        </w:rPr>
+        <w:t>throughput</w:t>
+      </w:r>
+      <w:r>
+        <w:rPr>
+          <w:b w:val="0"/>
+        </w:rPr>
+        <w:t xml:space="preserve"> and amortised time per example from repeated timings</w:t>
       </w:r>
     </w:p>
     <w:p>
@@ -2424,13 +3916,61 @@
       </w:r>
     </w:p>
     <w:p>
-      <w:r>
-        <w:t>If you are unsure, return to the worked picture and explain one arrow. If you are ready, change an input or assumption and justify your prediction.</w:t>
-      </w:r>
-    </w:p>
-    <w:p>
-      <w:r>
-        <w:t>Save your workbook evidence. At the next review, try a different case before opening your old answer.</w:t>
+      <w:pPr>
+        <w:spacing w:line="336" w:lineRule="auto" w:after="180"/>
+      </w:pPr>
+      <w:r>
+        <w:rPr>
+          <w:b w:val="0"/>
+        </w:rPr>
+        <w:t xml:space="preserve">If you are unsure, return to the worked picture and explain one arrow. If you are ready, change an </w:t>
+      </w:r>
+      <w:r>
+        <w:rPr>
+          <w:b/>
+        </w:rPr>
+        <w:t>input</w:t>
+      </w:r>
+      <w:r>
+        <w:rPr>
+          <w:b w:val="0"/>
+        </w:rPr>
+        <w:t xml:space="preserve"> or assumption and justify your </w:t>
+      </w:r>
+      <w:r>
+        <w:rPr>
+          <w:b/>
+        </w:rPr>
+        <w:t>prediction</w:t>
+      </w:r>
+      <w:r>
+        <w:rPr>
+          <w:b w:val="0"/>
+        </w:rPr>
+        <w:t>.</w:t>
+      </w:r>
+    </w:p>
+    <w:p>
+      <w:pPr>
+        <w:spacing w:line="336" w:lineRule="auto" w:after="180"/>
+      </w:pPr>
+      <w:r>
+        <w:rPr>
+          <w:b w:val="0"/>
+        </w:rPr>
+        <w:t xml:space="preserve">Save your workbook </w:t>
+      </w:r>
+      <w:r>
+        <w:rPr>
+          <w:b/>
+        </w:rPr>
+        <w:t>evidence</w:t>
+      </w:r>
+      <w:r>
+        <w:rPr>
+          <w:b w:val="0"/>
+        </w:rPr>
+        <w:t>. At the next review, try a different case before opening your old answer.</w:t>
       </w:r>
     </w:p>
     <w:p>
@@ -2443,11 +3983,28 @@
     </w:p>
     <w:p>
       <w:r>
+        <w:t>Attempt supported questions before using hints or feedback. Review a missing building block, then keep the completed work.</w:t>
+      </w:r>
+    </w:p>
+    <w:p>
+      <w:pPr>
+        <w:spacing w:line="336" w:lineRule="auto" w:after="180"/>
+      </w:pPr>
+      <w:r>
+        <w:rPr>
+          <w:b w:val="0"/>
+        </w:rPr>
         <w:t>Use this supported practice once, in the browser or on paper. Keep the reserved independent assessment for a separate first attempt before teacher feedback.</w:t>
       </w:r>
     </w:p>
     <w:p>
-      <w:r>
+      <w:pPr>
+        <w:spacing w:line="336" w:lineRule="auto" w:after="180"/>
+      </w:pPr>
+      <w:r>
+        <w:rPr>
+          <w:b w:val="0"/>
+        </w:rPr>
         <w:t>Compare speed and quality under the same case count and acceptance contract.</w:t>
       </w:r>
     </w:p>
@@ -2460,22 +4017,49 @@
       </w:r>
     </w:p>
     <w:p>
-      <w:r>
+      <w:pPr>
+        <w:spacing w:line="336" w:lineRule="auto" w:after="180"/>
+      </w:pPr>
+      <w:r>
+        <w:rPr>
+          <w:b w:val="0"/>
+        </w:rPr>
         <w:t>Which labelled step matches this detail? P meets the declared contract; Q is faster but ineligible.</w:t>
       </w:r>
     </w:p>
     <w:p>
-      <w:r>
+      <w:pPr>
+        <w:spacing w:line="336" w:lineRule="auto" w:after="180"/>
+        <w:shd w:fill="F4F9FC"/>
+      </w:pPr>
+      <w:r>
+        <w:rPr>
+          <w:b w:val="0"/>
+        </w:rPr>
         <w:t>1. Summarise P</w:t>
       </w:r>
     </w:p>
     <w:p>
-      <w:r>
+      <w:pPr>
+        <w:spacing w:line="336" w:lineRule="auto" w:after="180"/>
+        <w:shd w:fill="F4F9FC"/>
+      </w:pPr>
+      <w:r>
+        <w:rPr>
+          <w:b w:val="0"/>
+        </w:rPr>
         <w:t>2. Summarise Q</w:t>
       </w:r>
     </w:p>
     <w:p>
-      <w:r>
+      <w:pPr>
+        <w:spacing w:line="336" w:lineRule="auto" w:after="180"/>
+        <w:shd w:fill="F4F9FC"/>
+      </w:pPr>
+      <w:r>
+        <w:rPr>
+          <w:b w:val="0"/>
+        </w:rPr>
         <w:t>3. Choose eligible candidate</w:t>
       </w:r>
     </w:p>
@@ -2513,41 +4097,155 @@
       </w:r>
     </w:p>
     <w:p>
-      <w:r>
+      <w:pPr>
+        <w:pStyle w:val="Heading3"/>
+      </w:pPr>
+      <w:r>
+        <w:t>Hint · try first</w:t>
+      </w:r>
+    </w:p>
+    <w:p>
+      <w:pPr>
+        <w:spacing w:line="336" w:lineRule="auto" w:after="180"/>
+        <w:shd w:fill="F1F6F8"/>
+      </w:pPr>
+      <w:r>
+        <w:rPr>
+          <w:b w:val="0"/>
+        </w:rPr>
         <w:t>Hint if needed: Read the steps in the pictorial case. Match the supplied detail to the stage that performs or records it.</w:t>
       </w:r>
     </w:p>
     <w:p>
-      <w:r>
-        <w:t>After your attempt, compare with the supported explanation: Choose eligible candidate P meets the declared contract; Q is faster but ineligible. Compare models on the same workload and apply every required condition. P meets both quality and time limits; Q’s speed does not compensate for missing the quality gate. Dividing total run duration by forty gives an amortised time per case. It does not measure the wait for one isolated request, which needs its own timed experiment.</w:t>
-      </w:r>
-    </w:p>
-    <w:p>
       <w:pPr>
         <w:pStyle w:val="Heading3"/>
       </w:pPr>
       <w:r>
+        <w:t>Feedback · compare after trying</w:t>
+      </w:r>
+    </w:p>
+    <w:p>
+      <w:pPr>
+        <w:spacing w:line="336" w:lineRule="auto" w:after="180"/>
+        <w:shd w:fill="F1F6FC"/>
+      </w:pPr>
+      <w:r>
+        <w:rPr>
+          <w:b w:val="0"/>
+        </w:rPr>
+        <w:t>After your attempt, compare with the supported explanation: Choose eligible candidate P meets the declared contract; Q is faster but ineligible. Compare models on the same workload and apply every required condition.</w:t>
+      </w:r>
+    </w:p>
+    <w:p>
+      <w:pPr>
+        <w:spacing w:line="336" w:lineRule="auto" w:after="180"/>
+        <w:shd w:fill="F1F6FC"/>
+      </w:pPr>
+      <w:r>
+        <w:rPr>
+          <w:b w:val="0"/>
+        </w:rPr>
+        <w:t>P meets both quality and time limits; Q’s speed does not compensate for missing the quality gate. Dividing total run duration by forty gives an amortised time per case.</w:t>
+      </w:r>
+    </w:p>
+    <w:p>
+      <w:pPr>
+        <w:spacing w:line="336" w:lineRule="auto" w:after="180"/>
+        <w:shd w:fill="F1F6FC"/>
+      </w:pPr>
+      <w:r>
+        <w:rPr>
+          <w:b w:val="0"/>
+        </w:rPr>
+        <w:t>It does not measure the wait for one isolated request, which needs its own timed experiment.</w:t>
+      </w:r>
+    </w:p>
+    <w:p>
+      <w:pPr>
+        <w:pStyle w:val="Heading3"/>
+      </w:pPr>
+      <w:r>
         <w:t>Practice 2: explain the deciding evidence</w:t>
       </w:r>
     </w:p>
     <w:p>
-      <w:r>
+      <w:pPr>
+        <w:pStyle w:val="Heading3"/>
+      </w:pPr>
+      <w:r>
+        <w:t>Changed case · predict first</w:t>
+      </w:r>
+    </w:p>
+    <w:p>
+      <w:pPr>
+        <w:spacing w:line="336" w:lineRule="auto" w:after="180"/>
+        <w:shd w:fill="F5F1FB"/>
+      </w:pPr>
+      <w:r>
+        <w:rPr>
+          <w:b w:val="0"/>
+        </w:rPr>
         <w:t>Changed-case practice: Lower the accuracy requirement to90% before a new selection exercise. Which conclusion is supported by the supplied facts?</w:t>
       </w:r>
     </w:p>
     <w:p>
-      <w:r>
+      <w:pPr>
+        <w:spacing w:line="336" w:lineRule="auto" w:after="180"/>
+        <w:shd w:fill="F4F9FC"/>
+      </w:pPr>
+      <w:r>
+        <w:rPr>
+          <w:b w:val="0"/>
+        </w:rPr>
         <w:t>1. Both become eligible; Q has the smaller measured mean amortised time.</w:t>
       </w:r>
     </w:p>
     <w:p>
-      <w:r>
-        <w:t>2. We can decide the result without examining the changed input or the procedure.</w:t>
-      </w:r>
-    </w:p>
-    <w:p>
-      <w:r>
-        <w:t>3. This one example guarantees correct results for every future input.</w:t>
+      <w:pPr>
+        <w:spacing w:line="336" w:lineRule="auto" w:after="180"/>
+        <w:shd w:fill="F4F9FC"/>
+      </w:pPr>
+      <w:r>
+        <w:rPr>
+          <w:b w:val="0"/>
+        </w:rPr>
+        <w:t xml:space="preserve">2. We can decide the result without examining the changed </w:t>
+      </w:r>
+      <w:r>
+        <w:rPr>
+          <w:b/>
+        </w:rPr>
+        <w:t>input</w:t>
+      </w:r>
+      <w:r>
+        <w:rPr>
+          <w:b w:val="0"/>
+        </w:rPr>
+        <w:t xml:space="preserve"> or the procedure.</w:t>
+      </w:r>
+    </w:p>
+    <w:p>
+      <w:pPr>
+        <w:spacing w:line="336" w:lineRule="auto" w:after="180"/>
+        <w:shd w:fill="F4F9FC"/>
+      </w:pPr>
+      <w:r>
+        <w:rPr>
+          <w:b w:val="0"/>
+        </w:rPr>
+        <w:t xml:space="preserve">3. This one example guarantees correct results for every future </w:t>
+      </w:r>
+      <w:r>
+        <w:rPr>
+          <w:b/>
+        </w:rPr>
+        <w:t>input</w:t>
+      </w:r>
+      <w:r>
+        <w:rPr>
+          <w:b w:val="0"/>
+        </w:rPr>
+        <w:t>.</w:t>
       </w:r>
     </w:p>
     <w:p>
@@ -2584,12 +4282,42 @@
       </w:r>
     </w:p>
     <w:p>
-      <w:r>
+      <w:pPr>
+        <w:pStyle w:val="Heading3"/>
+      </w:pPr>
+      <w:r>
+        <w:t>Hint · try first</w:t>
+      </w:r>
+    </w:p>
+    <w:p>
+      <w:pPr>
+        <w:spacing w:line="336" w:lineRule="auto" w:after="180"/>
+        <w:shd w:fill="F1F6F8"/>
+      </w:pPr>
+      <w:r>
+        <w:rPr>
+          <w:b w:val="0"/>
+        </w:rPr>
         <w:t>Hint if needed: Use the changed condition and the deciding step in the pictorial trace. The answer must say what follows from those facts.</w:t>
       </w:r>
     </w:p>
     <w:p>
-      <w:r>
+      <w:pPr>
+        <w:pStyle w:val="Heading3"/>
+      </w:pPr>
+      <w:r>
+        <w:t>Feedback · compare after trying</w:t>
+      </w:r>
+    </w:p>
+    <w:p>
+      <w:pPr>
+        <w:spacing w:line="336" w:lineRule="auto" w:after="180"/>
+        <w:shd w:fill="F1F6FC"/>
+      </w:pPr>
+      <w:r>
+        <w:rPr>
+          <w:b w:val="0"/>
+        </w:rPr>
         <w:t>After your attempt, compare with the supported explanation: Both become eligible; Q has the smaller measured mean amortised time. The acceptance contract changed; Q’s measured accuracy did not improve.</w:t>
       </w:r>
     </w:p>
@@ -2602,18 +4330,129 @@
       </w:r>
     </w:p>
     <w:p>
-      <w:r>
-        <w:t>Review Dataset shift in neural models (ai-5/30). Goal: Explain how a changed input mix can change overall accuracy. Short practice: Did the supplied model’s dim-light accuracy deteriorate? Point to the relevant step in the picture, then write the changed result and the rule or evidence that supports it.. Return to this week and explain what you changed.</w:t>
-      </w:r>
-    </w:p>
-    <w:p>
-      <w:r>
-        <w:t>Review Transfer learning (ai-5/28). Goal: Trace a reused feature extractor and a newly fitted output head. Short practice: Which part was trained for the new task? Point to the relevant step in the picture, then write the changed result and the rule or evidence that supports it.. Return to this week and explain what you changed.</w:t>
-      </w:r>
-    </w:p>
-    <w:p>
-      <w:r>
-        <w:t>Review Sequence representations (ai-5/25). Goal: Encode an ordered sequence with an explicit vocabulary. Short practice: Which record lets the program distinguish the first and last zeros? Point to the relevant step in the picture, then write the changed result and the rule or evidence that supports it.. Return to this week and explain what you changed.</w:t>
+      <w:pPr>
+        <w:spacing w:line="336" w:lineRule="auto" w:after="180"/>
+      </w:pPr>
+      <w:r>
+        <w:rPr>
+          <w:b w:val="0"/>
+        </w:rPr>
+        <w:t xml:space="preserve">Review Dataset shift in neural models (ai-5/30). Goal: Explain how a changed </w:t>
+      </w:r>
+      <w:r>
+        <w:rPr>
+          <w:b/>
+        </w:rPr>
+        <w:t>input</w:t>
+      </w:r>
+      <w:r>
+        <w:rPr>
+          <w:b w:val="0"/>
+        </w:rPr>
+        <w:t xml:space="preserve"> mix can change overall accuracy. Short practice: Did the supplied model’s dim-light accuracy deteriorate?</w:t>
+      </w:r>
+    </w:p>
+    <w:p>
+      <w:pPr>
+        <w:spacing w:line="336" w:lineRule="auto" w:after="180"/>
+      </w:pPr>
+      <w:r>
+        <w:rPr>
+          <w:b w:val="0"/>
+        </w:rPr>
+        <w:t xml:space="preserve">Point to the relevant step in the picture, then write the changed result and the rule or </w:t>
+      </w:r>
+      <w:r>
+        <w:rPr>
+          <w:b/>
+        </w:rPr>
+        <w:t>evidence</w:t>
+      </w:r>
+      <w:r>
+        <w:rPr>
+          <w:b w:val="0"/>
+        </w:rPr>
+        <w:t xml:space="preserve"> that supports it.. Return to this week and explain what you changed.</w:t>
+      </w:r>
+    </w:p>
+    <w:p>
+      <w:pPr>
+        <w:spacing w:line="336" w:lineRule="auto" w:after="180"/>
+      </w:pPr>
+      <w:r>
+        <w:rPr>
+          <w:b w:val="0"/>
+        </w:rPr>
+        <w:t xml:space="preserve">Review Transfer learning (ai-5/28). Goal: Trace a reused feature extractor and a newly fitted </w:t>
+      </w:r>
+      <w:r>
+        <w:rPr>
+          <w:b/>
+        </w:rPr>
+        <w:t>output</w:t>
+      </w:r>
+      <w:r>
+        <w:rPr>
+          <w:b w:val="0"/>
+        </w:rPr>
+        <w:t xml:space="preserve"> head. Short practice: Which part was trained for the new task?</w:t>
+      </w:r>
+    </w:p>
+    <w:p>
+      <w:pPr>
+        <w:spacing w:line="336" w:lineRule="auto" w:after="180"/>
+      </w:pPr>
+      <w:r>
+        <w:rPr>
+          <w:b w:val="0"/>
+        </w:rPr>
+        <w:t xml:space="preserve">Point to the relevant step in the picture, then write the changed result and the rule or </w:t>
+      </w:r>
+      <w:r>
+        <w:rPr>
+          <w:b/>
+        </w:rPr>
+        <w:t>evidence</w:t>
+      </w:r>
+      <w:r>
+        <w:rPr>
+          <w:b w:val="0"/>
+        </w:rPr>
+        <w:t xml:space="preserve"> that supports it.. Return to this week and explain what you changed.</w:t>
+      </w:r>
+    </w:p>
+    <w:p>
+      <w:pPr>
+        <w:spacing w:line="336" w:lineRule="auto" w:after="180"/>
+      </w:pPr>
+      <w:r>
+        <w:rPr>
+          <w:b w:val="0"/>
+        </w:rPr>
+        <w:t>Review Sequence representations (ai-5/25). Goal: Encode an ordered sequence with an explicit vocabulary. Short practice: Which record lets the program distinguish the first and last zeros?</w:t>
+      </w:r>
+    </w:p>
+    <w:p>
+      <w:pPr>
+        <w:spacing w:line="336" w:lineRule="auto" w:after="180"/>
+      </w:pPr>
+      <w:r>
+        <w:rPr>
+          <w:b w:val="0"/>
+        </w:rPr>
+        <w:t xml:space="preserve">Point to the relevant step in the picture, then write the changed result and the rule or </w:t>
+      </w:r>
+      <w:r>
+        <w:rPr>
+          <w:b/>
+        </w:rPr>
+        <w:t>evidence</w:t>
+      </w:r>
+      <w:r>
+        <w:rPr>
+          <w:b w:val="0"/>
+        </w:rPr>
+        <w:t xml:space="preserve"> that supports it.. Return to this week and explain what you changed.</w:t>
       </w:r>
     </w:p>
     <w:p>
@@ -2625,8 +4464,61 @@
       </w:r>
     </w:p>
     <w:p>
-      <w:r>
-        <w:t>The browser lab lets you edit the supported Python examples already included in this lesson. Predict first, run, inspect the actual output or error, change one input, then run again. Keep code, predictions, actual results and a reasoned revision together. On paper, label your result as a trace rather than an execution.</w:t>
+      <w:pPr>
+        <w:spacing w:line="336" w:lineRule="auto" w:after="180"/>
+      </w:pPr>
+      <w:r>
+        <w:rPr>
+          <w:b w:val="0"/>
+        </w:rPr>
+        <w:t xml:space="preserve">The browser lab lets you edit the supported Python examples already included in this lesson. Predict first, run, inspect the actual </w:t>
+      </w:r>
+      <w:r>
+        <w:rPr>
+          <w:b/>
+        </w:rPr>
+        <w:t>output</w:t>
+      </w:r>
+      <w:r>
+        <w:rPr>
+          <w:b w:val="0"/>
+        </w:rPr>
+        <w:t xml:space="preserve"> or error, change one </w:t>
+      </w:r>
+      <w:r>
+        <w:rPr>
+          <w:b/>
+        </w:rPr>
+        <w:t>input</w:t>
+      </w:r>
+      <w:r>
+        <w:rPr>
+          <w:b w:val="0"/>
+        </w:rPr>
+        <w:t>, then run again.</w:t>
+      </w:r>
+    </w:p>
+    <w:p>
+      <w:pPr>
+        <w:spacing w:line="336" w:lineRule="auto" w:after="180"/>
+      </w:pPr>
+      <w:r>
+        <w:rPr>
+          <w:b w:val="0"/>
+        </w:rPr>
+        <w:t xml:space="preserve">Keep code, </w:t>
+      </w:r>
+      <w:r>
+        <w:rPr>
+          <w:b/>
+        </w:rPr>
+        <w:t>prediction</w:t>
+      </w:r>
+      <w:r>
+        <w:rPr>
+          <w:b w:val="0"/>
+        </w:rPr>
+        <w:t>s, actual results and a reasoned revision together. On paper, label your result as a trace rather than an execution.</w:t>
       </w:r>
     </w:p>
     <w:p>
@@ -2638,8 +4530,614 @@
       </w:r>
     </w:p>
     <w:p>
-      <w:r>
-        <w:t>Use Download completed work in the hosted lesson to export your answers, reflections, practice feedback and code-run evidence. Open the HTML copy to read or print it. Drafts stay in this browser when storage is available; clear drafts on a shared device.</w:t>
+      <w:pPr>
+        <w:spacing w:line="336" w:lineRule="auto" w:after="180"/>
+      </w:pPr>
+      <w:r>
+        <w:rPr>
+          <w:b w:val="0"/>
+        </w:rPr>
+        <w:t xml:space="preserve">Use Download completed work in the hosted lesson to export your answers, reflections, practice feedback and code-run </w:t>
+      </w:r>
+      <w:r>
+        <w:rPr>
+          <w:b/>
+        </w:rPr>
+        <w:t>evidence</w:t>
+      </w:r>
+      <w:r>
+        <w:rPr>
+          <w:b w:val="0"/>
+        </w:rPr>
+        <w:t>. Open the HTML copy to read or print it.</w:t>
+      </w:r>
+    </w:p>
+    <w:p>
+      <w:pPr>
+        <w:spacing w:line="336" w:lineRule="auto" w:after="180"/>
+      </w:pPr>
+      <w:r>
+        <w:rPr>
+          <w:b w:val="0"/>
+        </w:rPr>
+        <w:t>Drafts stay in this browser when storage is available; clear drafts on a shared device.</w:t>
+      </w:r>
+    </w:p>
+    <w:p>
+      <w:pPr>
+        <w:pStyle w:val="Heading1"/>
+      </w:pPr>
+      <w:r>
+        <w:t>18. Visual concept journey</w:t>
+      </w:r>
+    </w:p>
+    <w:p>
+      <w:r>
+        <w:t>Explain each Efficiency and resource measurement graphic using its labels, deciding evidence and relevant limitation.</w:t>
+      </w:r>
+    </w:p>
+    <w:p>
+      <w:pPr>
+        <w:pStyle w:val="Heading3"/>
+      </w:pPr>
+      <w:r>
+        <w:t>01. Efficiency and resource measurement: the case</w:t>
+      </w:r>
+    </w:p>
+    <w:p>
+      <w:r>
+        <w:drawing>
+          <wp:inline xmlns:a="http://schemas.openxmlformats.org/drawingml/2006/main" xmlns:pic="http://schemas.openxmlformats.org/drawingml/2006/picture">
+            <wp:extent cx="5486400" cy="3438144"/>
+            <wp:docPr id="3" name="Picture 3" descr="Compare speed and quality under the same case count and acceptance contract. Supplied facts: Both evaluate40 cases. P times [0.32, 0.40, 0.48]seconds, 38 correct; Q times [0.20, 0.24, 0.28]seconds, 36 correct. Requireaccuracy&gt;=93% and mean amortised time&lt;=12ms/case. All inputs and outcomes in this worked example are invented classroom data; no real model run is claimed."/>
+            <wp:cNvGraphicFramePr>
+              <a:graphicFrameLocks noChangeAspect="1"/>
+            </wp:cNvGraphicFramePr>
+            <a:graphic>
+              <a:graphicData uri="http://schemas.openxmlformats.org/drawingml/2006/picture">
+                <pic:pic>
+                  <pic:nvPicPr>
+                    <pic:cNvPr id="0" name="academy-story-ai-5-31-01.png"/>
+                    <pic:cNvPicPr/>
+                  </pic:nvPicPr>
+                  <pic:blipFill>
+                    <a:blip r:embed="rId11"/>
+                    <a:stretch>
+                      <a:fillRect/>
+                    </a:stretch>
+                  </pic:blipFill>
+                  <pic:spPr>
+                    <a:xfrm>
+                      <a:off x="0" y="0"/>
+                      <a:ext cx="5486400" cy="3438144"/>
+                    </a:xfrm>
+                    <a:prstGeom prst="rect"/>
+                  </pic:spPr>
+                </pic:pic>
+              </a:graphicData>
+            </a:graphic>
+          </wp:inline>
+        </w:drawing>
+      </w:r>
+    </w:p>
+    <w:p>
+      <w:pPr>
+        <w:spacing w:line="336" w:lineRule="auto" w:after="180"/>
+      </w:pPr>
+      <w:r>
+        <w:rPr>
+          <w:b w:val="0"/>
+        </w:rPr>
+        <w:t>Compare speed and quality under the same case count and acceptance contract. Supplied facts: Both evaluate40 cases. P times [0.32, 0.40, 0.48]seconds, 38 correct; Q times [0.20, 0.24, 0.28]seconds, 36 correct.</w:t>
+      </w:r>
+    </w:p>
+    <w:p>
+      <w:pPr>
+        <w:spacing w:line="336" w:lineRule="auto" w:after="180"/>
+      </w:pPr>
+      <w:r>
+        <w:rPr>
+          <w:b w:val="0"/>
+        </w:rPr>
+        <w:t xml:space="preserve">Requireaccuracy&gt;=93% and mean amortised time&lt;=12ms/case. All </w:t>
+      </w:r>
+      <w:r>
+        <w:rPr>
+          <w:b/>
+        </w:rPr>
+        <w:t>input</w:t>
+      </w:r>
+      <w:r>
+        <w:rPr>
+          <w:b w:val="0"/>
+        </w:rPr>
+        <w:t>s and outcomes in this worked example are invented classroom data; no real model run is claimed.</w:t>
+      </w:r>
+    </w:p>
+    <w:p>
+      <w:pPr>
+        <w:spacing w:line="336" w:lineRule="auto" w:after="180"/>
+        <w:shd w:fill="F5F1FB"/>
+      </w:pPr>
+      <w:r>
+        <w:rPr>
+          <w:b w:val="0"/>
+        </w:rPr>
+        <w:t>Point to the given fact that matters most. Explain why it matters.</w:t>
+      </w:r>
+    </w:p>
+    <w:p>
+      <w:pPr>
+        <w:pStyle w:val="Heading3"/>
+      </w:pPr>
+      <w:r>
+        <w:t>02. Follow the deciding steps</w:t>
+      </w:r>
+    </w:p>
+    <w:p>
+      <w:r>
+        <w:drawing>
+          <wp:inline xmlns:a="http://schemas.openxmlformats.org/drawingml/2006/main" xmlns:pic="http://schemas.openxmlformats.org/drawingml/2006/picture">
+            <wp:extent cx="5486400" cy="3182112"/>
+            <wp:docPr id="4" name="Picture 4" descr="Summarise P: Mean time0.40s; 10ms/case; accuracy 38/40=95%: passesboth. → Summarise Q: Mean time0.24s; 6ms/case; accuracy 36/40=90%: failsquality. → Choose eligible candidate: P meets the declared contract; Q is faster but ineligible."/>
+            <wp:cNvGraphicFramePr>
+              <a:graphicFrameLocks noChangeAspect="1"/>
+            </wp:cNvGraphicFramePr>
+            <a:graphic>
+              <a:graphicData uri="http://schemas.openxmlformats.org/drawingml/2006/picture">
+                <pic:pic>
+                  <pic:nvPicPr>
+                    <pic:cNvPr id="0" name="academy-story-ai-5-31-02.png"/>
+                    <pic:cNvPicPr/>
+                  </pic:nvPicPr>
+                  <pic:blipFill>
+                    <a:blip r:embed="rId12"/>
+                    <a:stretch>
+                      <a:fillRect/>
+                    </a:stretch>
+                  </pic:blipFill>
+                  <pic:spPr>
+                    <a:xfrm>
+                      <a:off x="0" y="0"/>
+                      <a:ext cx="5486400" cy="3182112"/>
+                    </a:xfrm>
+                    <a:prstGeom prst="rect"/>
+                  </pic:spPr>
+                </pic:pic>
+              </a:graphicData>
+            </a:graphic>
+          </wp:inline>
+        </w:drawing>
+      </w:r>
+    </w:p>
+    <w:p>
+      <w:pPr>
+        <w:spacing w:line="336" w:lineRule="auto" w:after="180"/>
+      </w:pPr>
+      <w:r>
+        <w:rPr>
+          <w:b w:val="0"/>
+        </w:rPr>
+        <w:t>Summarise P: Mean time0.40s; 10ms/case; accuracy 38/40=95%: passesboth. → Summarise Q: Mean time0.24s; 6ms/case; accuracy 36/40=90%: failsquality. → Choose eligible candidate: P meets the declared contract; Q is faster but ineligible.</w:t>
+      </w:r>
+    </w:p>
+    <w:p>
+      <w:pPr>
+        <w:spacing w:line="336" w:lineRule="auto" w:after="180"/>
+        <w:shd w:fill="F5F1FB"/>
+      </w:pPr>
+      <w:r>
+        <w:rPr>
+          <w:b w:val="0"/>
+        </w:rPr>
+        <w:t xml:space="preserve">Point to each numbered stage and explain which recorded </w:t>
+      </w:r>
+      <w:r>
+        <w:rPr>
+          <w:b/>
+        </w:rPr>
+        <w:t>input</w:t>
+      </w:r>
+      <w:r>
+        <w:rPr>
+          <w:b w:val="0"/>
+        </w:rPr>
+        <w:t xml:space="preserve"> it uses.</w:t>
+      </w:r>
+    </w:p>
+    <w:p>
+      <w:pPr>
+        <w:pStyle w:val="Heading3"/>
+      </w:pPr>
+      <w:r>
+        <w:t>03. Mean amortised time, not single-request latency</w:t>
+      </w:r>
+    </w:p>
+    <w:p>
+      <w:r>
+        <w:drawing>
+          <wp:inline xmlns:a="http://schemas.openxmlformats.org/drawingml/2006/main" xmlns:pic="http://schemas.openxmlformats.org/drawingml/2006/picture">
+            <wp:extent cx="5486400" cy="2834640"/>
+            <wp:docPr id="5" name="Picture 5" descr="Mean amortised time, not single-request latency. Units: ms per case. P: 10. Q: 6."/>
+            <wp:cNvGraphicFramePr>
+              <a:graphicFrameLocks noChangeAspect="1"/>
+            </wp:cNvGraphicFramePr>
+            <a:graphic>
+              <a:graphicData uri="http://schemas.openxmlformats.org/drawingml/2006/picture">
+                <pic:pic>
+                  <pic:nvPicPr>
+                    <pic:cNvPr id="0" name="academy-story-ai-5-31-03.png"/>
+                    <pic:cNvPicPr/>
+                  </pic:nvPicPr>
+                  <pic:blipFill>
+                    <a:blip r:embed="rId13"/>
+                    <a:stretch>
+                      <a:fillRect/>
+                    </a:stretch>
+                  </pic:blipFill>
+                  <pic:spPr>
+                    <a:xfrm>
+                      <a:off x="0" y="0"/>
+                      <a:ext cx="5486400" cy="2834640"/>
+                    </a:xfrm>
+                    <a:prstGeom prst="rect"/>
+                  </pic:spPr>
+                </pic:pic>
+              </a:graphicData>
+            </a:graphic>
+          </wp:inline>
+        </w:drawing>
+      </w:r>
+    </w:p>
+    <w:p>
+      <w:pPr>
+        <w:spacing w:line="336" w:lineRule="auto" w:after="180"/>
+      </w:pPr>
+      <w:r>
+        <w:rPr>
+          <w:b w:val="0"/>
+        </w:rPr>
+        <w:t xml:space="preserve">Mean amortised time, not single-request </w:t>
+      </w:r>
+      <w:r>
+        <w:rPr>
+          <w:b/>
+        </w:rPr>
+        <w:t>latency</w:t>
+      </w:r>
+      <w:r>
+        <w:rPr>
+          <w:b w:val="0"/>
+        </w:rPr>
+        <w:t>. Units: ms per case. P: 10. Q: 6.</w:t>
+      </w:r>
+    </w:p>
+    <w:p>
+      <w:pPr>
+        <w:spacing w:line="336" w:lineRule="auto" w:after="180"/>
+        <w:shd w:fill="F5F1FB"/>
+      </w:pPr>
+      <w:r>
+        <w:rPr>
+          <w:b w:val="0"/>
+        </w:rPr>
+        <w:t>Read the labels and values. Explain the relationship the model shows.</w:t>
+      </w:r>
+    </w:p>
+    <w:p>
+      <w:pPr>
+        <w:pStyle w:val="Heading3"/>
+      </w:pPr>
+      <w:r>
+        <w:t>04. Change one thing. Trace what follows.</w:t>
+      </w:r>
+    </w:p>
+    <w:p>
+      <w:r>
+        <w:drawing>
+          <wp:inline xmlns:a="http://schemas.openxmlformats.org/drawingml/2006/main" xmlns:pic="http://schemas.openxmlformats.org/drawingml/2006/picture">
+            <wp:extent cx="5486400" cy="3026664"/>
+            <wp:docPr id="6" name="Picture 6" descr="Original case: P meets the declared contract; Q is faster but ineligible. Changed condition: Lower the accuracy requirement to90% before a new selection exercise. Expected result: Both become eligible; Q has the smaller measured mean amortised time. Reason: The acceptance contract changed; Q’s measured accuracy did not improve."/>
+            <wp:cNvGraphicFramePr>
+              <a:graphicFrameLocks noChangeAspect="1"/>
+            </wp:cNvGraphicFramePr>
+            <a:graphic>
+              <a:graphicData uri="http://schemas.openxmlformats.org/drawingml/2006/picture">
+                <pic:pic>
+                  <pic:nvPicPr>
+                    <pic:cNvPr id="0" name="academy-story-ai-5-31-04.png"/>
+                    <pic:cNvPicPr/>
+                  </pic:nvPicPr>
+                  <pic:blipFill>
+                    <a:blip r:embed="rId14"/>
+                    <a:stretch>
+                      <a:fillRect/>
+                    </a:stretch>
+                  </pic:blipFill>
+                  <pic:spPr>
+                    <a:xfrm>
+                      <a:off x="0" y="0"/>
+                      <a:ext cx="5486400" cy="3026664"/>
+                    </a:xfrm>
+                    <a:prstGeom prst="rect"/>
+                  </pic:spPr>
+                </pic:pic>
+              </a:graphicData>
+            </a:graphic>
+          </wp:inline>
+        </w:drawing>
+      </w:r>
+    </w:p>
+    <w:p>
+      <w:pPr>
+        <w:spacing w:line="336" w:lineRule="auto" w:after="180"/>
+      </w:pPr>
+      <w:r>
+        <w:rPr>
+          <w:b w:val="0"/>
+        </w:rPr>
+        <w:t>Original case: P meets the declared contract; Q is faster but ineligible. Changed condition: Lower the accuracy requirement to90% before a new selection exercise.</w:t>
+      </w:r>
+    </w:p>
+    <w:p>
+      <w:pPr>
+        <w:spacing w:line="336" w:lineRule="auto" w:after="180"/>
+      </w:pPr>
+      <w:r>
+        <w:rPr>
+          <w:b w:val="0"/>
+        </w:rPr>
+        <w:t>Expected result: Both become eligible; Q has the smaller measured mean amortised time. Reason: The acceptance contract changed; Q’s measured accuracy did not improve.</w:t>
+      </w:r>
+    </w:p>
+    <w:p>
+      <w:pPr>
+        <w:spacing w:line="336" w:lineRule="auto" w:after="180"/>
+        <w:shd w:fill="F5F1FB"/>
+      </w:pPr>
+      <w:r>
+        <w:rPr>
+          <w:b w:val="0"/>
+        </w:rPr>
+        <w:t>Predict before checking the worked changed-case result. Name what changed and what the supplied facts allow you to conclude.</w:t>
+      </w:r>
+    </w:p>
+    <w:p>
+      <w:pPr>
+        <w:pStyle w:val="Heading3"/>
+      </w:pPr>
+      <w:r>
+        <w:t>05. Connect the explanation to its limit</w:t>
+      </w:r>
+    </w:p>
+    <w:p>
+      <w:r>
+        <w:drawing>
+          <wp:inline xmlns:a="http://schemas.openxmlformats.org/drawingml/2006/main" xmlns:pic="http://schemas.openxmlformats.org/drawingml/2006/picture">
+            <wp:extent cx="5486400" cy="2834640"/>
+            <wp:docPr id="7" name="Picture 7" descr="Compare models on the same workload and apply every required condition. P meets both quality and time limits; Q’s speed does not compensate for missing the quality gate. Dividing total run duration by forty gives an amortised time per case. It does not measure the wait for one isolated request, which needs its own timed experiment. Limit: Record hardware, batching, warm-up and variability; these supplied timings are toy measurements, not actual benchmark runs."/>
+            <wp:cNvGraphicFramePr>
+              <a:graphicFrameLocks noChangeAspect="1"/>
+            </wp:cNvGraphicFramePr>
+            <a:graphic>
+              <a:graphicData uri="http://schemas.openxmlformats.org/drawingml/2006/picture">
+                <pic:pic>
+                  <pic:nvPicPr>
+                    <pic:cNvPr id="0" name="academy-story-ai-5-31-05.png"/>
+                    <pic:cNvPicPr/>
+                  </pic:nvPicPr>
+                  <pic:blipFill>
+                    <a:blip r:embed="rId15"/>
+                    <a:stretch>
+                      <a:fillRect/>
+                    </a:stretch>
+                  </pic:blipFill>
+                  <pic:spPr>
+                    <a:xfrm>
+                      <a:off x="0" y="0"/>
+                      <a:ext cx="5486400" cy="2834640"/>
+                    </a:xfrm>
+                    <a:prstGeom prst="rect"/>
+                  </pic:spPr>
+                </pic:pic>
+              </a:graphicData>
+            </a:graphic>
+          </wp:inline>
+        </w:drawing>
+      </w:r>
+    </w:p>
+    <w:p>
+      <w:pPr>
+        <w:spacing w:line="336" w:lineRule="auto" w:after="180"/>
+      </w:pPr>
+      <w:r>
+        <w:rPr>
+          <w:b w:val="0"/>
+        </w:rPr>
+        <w:t>Compare models on the same workload and apply every required condition. P meets both quality and time limits; Q’s speed does not compensate for missing the quality gate.</w:t>
+      </w:r>
+    </w:p>
+    <w:p>
+      <w:pPr>
+        <w:spacing w:line="336" w:lineRule="auto" w:after="180"/>
+      </w:pPr>
+      <w:r>
+        <w:rPr>
+          <w:b w:val="0"/>
+        </w:rPr>
+        <w:t>Dividing total run duration by forty gives an amortised time per case. It does not measure the wait for one isolated request, which needs its own timed experiment.</w:t>
+      </w:r>
+    </w:p>
+    <w:p>
+      <w:pPr>
+        <w:spacing w:line="336" w:lineRule="auto" w:after="180"/>
+      </w:pPr>
+      <w:r>
+        <w:rPr>
+          <w:b w:val="0"/>
+        </w:rPr>
+        <w:t>Limit: Record hardware, batching, warm-up and variability; these supplied timings are toy measurements, not actual benchmark runs.</w:t>
+      </w:r>
+    </w:p>
+    <w:p>
+      <w:pPr>
+        <w:spacing w:line="336" w:lineRule="auto" w:after="180"/>
+        <w:shd w:fill="F5F1FB"/>
+      </w:pPr>
+      <w:r>
+        <w:rPr>
+          <w:b w:val="0"/>
+        </w:rPr>
+        <w:t>Explain the case, then point to a limit on the claim.</w:t>
+      </w:r>
+    </w:p>
+    <w:p>
+      <w:pPr>
+        <w:pStyle w:val="Heading3"/>
+      </w:pPr>
+      <w:r>
+        <w:t>06. Make the idea visible in your project</w:t>
+      </w:r>
+    </w:p>
+    <w:p>
+      <w:r>
+        <w:drawing>
+          <wp:inline xmlns:a="http://schemas.openxmlformats.org/drawingml/2006/main" xmlns:pic="http://schemas.openxmlformats.org/drawingml/2006/picture">
+            <wp:extent cx="5486400" cy="3681984"/>
+            <wp:docPr id="8" name="Picture 8" descr="For your Image-pattern Network Investigation, save the input, procedure, observed result and limitation of this check. Label this worked example as practice; use a different, previously unreviewed case when checking independent understanding. Draw your input, deciding step, result and limit. Supported question: Why is 10ms/case not necessarily a single-request latency? Point to the relevant step in the picture, then write the changed result and the rule or evidence that supports it."/>
+            <wp:cNvGraphicFramePr>
+              <a:graphicFrameLocks noChangeAspect="1"/>
+            </wp:cNvGraphicFramePr>
+            <a:graphic>
+              <a:graphicData uri="http://schemas.openxmlformats.org/drawingml/2006/picture">
+                <pic:pic>
+                  <pic:nvPicPr>
+                    <pic:cNvPr id="0" name="academy-story-ai-5-31-06.png"/>
+                    <pic:cNvPicPr/>
+                  </pic:nvPicPr>
+                  <pic:blipFill>
+                    <a:blip r:embed="rId16"/>
+                    <a:stretch>
+                      <a:fillRect/>
+                    </a:stretch>
+                  </pic:blipFill>
+                  <pic:spPr>
+                    <a:xfrm>
+                      <a:off x="0" y="0"/>
+                      <a:ext cx="5486400" cy="3681984"/>
+                    </a:xfrm>
+                    <a:prstGeom prst="rect"/>
+                  </pic:spPr>
+                </pic:pic>
+              </a:graphicData>
+            </a:graphic>
+          </wp:inline>
+        </w:drawing>
+      </w:r>
+    </w:p>
+    <w:p>
+      <w:pPr>
+        <w:spacing w:line="336" w:lineRule="auto" w:after="180"/>
+      </w:pPr>
+      <w:r>
+        <w:rPr>
+          <w:b w:val="0"/>
+        </w:rPr>
+        <w:t xml:space="preserve">For your Image-pattern Network Investigation, save the </w:t>
+      </w:r>
+      <w:r>
+        <w:rPr>
+          <w:b/>
+        </w:rPr>
+        <w:t>input</w:t>
+      </w:r>
+      <w:r>
+        <w:rPr>
+          <w:b w:val="0"/>
+        </w:rPr>
+        <w:t>, procedure, observed result and limitation of this check.</w:t>
+      </w:r>
+    </w:p>
+    <w:p>
+      <w:pPr>
+        <w:spacing w:line="336" w:lineRule="auto" w:after="180"/>
+      </w:pPr>
+      <w:r>
+        <w:rPr>
+          <w:b w:val="0"/>
+        </w:rPr>
+        <w:t xml:space="preserve">Label this worked example as practice; use a different, previously unreviewed case when checking independent understanding. Draw your </w:t>
+      </w:r>
+      <w:r>
+        <w:rPr>
+          <w:b/>
+        </w:rPr>
+        <w:t>input</w:t>
+      </w:r>
+      <w:r>
+        <w:rPr>
+          <w:b w:val="0"/>
+        </w:rPr>
+        <w:t>, deciding step, result and limit.</w:t>
+      </w:r>
+    </w:p>
+    <w:p>
+      <w:pPr>
+        <w:spacing w:line="336" w:lineRule="auto" w:after="180"/>
+      </w:pPr>
+      <w:r>
+        <w:rPr>
+          <w:b w:val="0"/>
+        </w:rPr>
+        <w:t xml:space="preserve">Supported question: Why is 10ms/case not necessarily a single-request </w:t>
+      </w:r>
+      <w:r>
+        <w:rPr>
+          <w:b/>
+        </w:rPr>
+        <w:t>latency</w:t>
+      </w:r>
+      <w:r>
+        <w:rPr>
+          <w:b w:val="0"/>
+        </w:rPr>
+        <w:t xml:space="preserve">? Point to the relevant step in the picture, then write the changed result and the rule or </w:t>
+      </w:r>
+      <w:r>
+        <w:rPr>
+          <w:b/>
+        </w:rPr>
+        <w:t>evidence</w:t>
+      </w:r>
+      <w:r>
+        <w:rPr>
+          <w:b w:val="0"/>
+        </w:rPr>
+        <w:t xml:space="preserve"> that supports it.</w:t>
+      </w:r>
+    </w:p>
+    <w:p>
+      <w:pPr>
+        <w:spacing w:line="336" w:lineRule="auto" w:after="180"/>
+        <w:shd w:fill="F5F1FB"/>
+      </w:pPr>
+      <w:r>
+        <w:rPr>
+          <w:b w:val="0"/>
+        </w:rPr>
+        <w:t xml:space="preserve">Draw your project trace and justify the deciding step using </w:t>
+      </w:r>
+      <w:r>
+        <w:rPr>
+          <w:b/>
+        </w:rPr>
+        <w:t>evidence</w:t>
+      </w:r>
+      <w:r>
+        <w:rPr>
+          <w:b w:val="0"/>
+        </w:rPr>
+        <w:t>.</w:t>
       </w:r>
     </w:p>
     <w:sectPr>

--- a/downloads/student/ai-5-week-31.docx
+++ b/downloads/student/ai-5-week-31.docx
@@ -1460,7 +1460,7 @@
         <w:rPr>
           <w:b w:val="0"/>
         </w:rPr>
-        <w:t>Both evaluate40 cases. P times [0.32, 0.40, 0.48]seconds, 38 correct; Q times [0.20, 0.24, 0.28]seconds, 36 correct. Requireaccuracy&gt;=93% and mean amortised time&lt;=12ms/case.</w:t>
+        <w:t>Both evaluate 40 cases. P times [0.32, 0.40, 0.48]seconds, 38 correct; Q times [0.20, 0.24, 0.28]seconds, 36 correct. Requireaccuracy&gt;=93% and mean amortised time&lt;=12 ms/case.</w:t>
       </w:r>
     </w:p>
     <w:p>
@@ -1536,7 +1536,7 @@
         <w:drawing>
           <wp:inline xmlns:a="http://schemas.openxmlformats.org/drawingml/2006/main" xmlns:pic="http://schemas.openxmlformats.org/drawingml/2006/picture">
             <wp:extent cx="5486400" cy="5225143"/>
-            <wp:docPr id="2" name="Picture 2" descr="Efficiency and resource measurement. Summarise P: Mean time0.40s; 10ms/case; accuracy 38/40=95%: passesboth.. Summarise Q: Mean time0.24s; 6ms/case; accuracy 36/40=90%: failsquality.. Choose eligible candidate: P meets the declared contract; Q is faster but ineligible."/>
+            <wp:docPr id="2" name="Picture 2" descr="Efficiency and resource measurement. Summarise P: Mean time 0.40s; 10 ms/case; accuracy 38/40=95%: passes both.. Summarise Q: Mean time 0.24s; 6 ms/case; accuracy 36/40=90%: fails quality.. Choose eligible candidate: P meets the declared contract; Q is faster but ineligible."/>
             <wp:cNvGraphicFramePr>
               <a:graphicFrameLocks noChangeAspect="1"/>
             </wp:cNvGraphicFramePr>
@@ -1627,7 +1627,7 @@
           </w:tcPr>
           <w:p>
             <w:r>
-              <w:t>Mean time0.40s; 10ms/case; accuracy 38/40=95%: passesboth.</w:t>
+              <w:t>Mean time 0.40s; 10 ms/case; accuracy 38/40=95%: passes both.</w:t>
             </w:r>
           </w:p>
         </w:tc>
@@ -1649,7 +1649,7 @@
           </w:tcPr>
           <w:p>
             <w:r>
-              <w:t>Mean time0.24s; 6ms/case; accuracy 36/40=90%: failsquality.</w:t>
+              <w:t>Mean time 0.24s; 6 ms/case; accuracy 36/40=90%: fails quality.</w:t>
             </w:r>
           </w:p>
         </w:tc>
@@ -1767,7 +1767,7 @@
         <w:rPr>
           <w:b w:val="0"/>
         </w:rPr>
-        <w:t xml:space="preserve">Read the labelled picture: Why is 10ms/case not necessarily a single-request </w:t>
+        <w:t xml:space="preserve">Read the labelled picture: Why is 10 ms/case not necessarily a single-request </w:t>
       </w:r>
       <w:r>
         <w:rPr>
@@ -2334,7 +2334,7 @@
         <w:rPr>
           <w:b w:val="0"/>
         </w:rPr>
-        <w:t xml:space="preserve">Why is 10ms/case not necessarily a single-request </w:t>
+        <w:t xml:space="preserve">Why is 10 ms/case not necessarily a single-request </w:t>
       </w:r>
       <w:r>
         <w:rPr>
@@ -4589,7 +4589,7 @@
         <w:drawing>
           <wp:inline xmlns:a="http://schemas.openxmlformats.org/drawingml/2006/main" xmlns:pic="http://schemas.openxmlformats.org/drawingml/2006/picture">
             <wp:extent cx="5486400" cy="3438144"/>
-            <wp:docPr id="3" name="Picture 3" descr="Compare speed and quality under the same case count and acceptance contract. Supplied facts: Both evaluate40 cases. P times [0.32, 0.40, 0.48]seconds, 38 correct; Q times [0.20, 0.24, 0.28]seconds, 36 correct. Requireaccuracy&gt;=93% and mean amortised time&lt;=12ms/case. All inputs and outcomes in this worked example are invented classroom data; no real model run is claimed."/>
+            <wp:docPr id="3" name="Picture 3" descr="Compare speed and quality under the same case count and acceptance contract. Supplied facts: Both evaluate 40 cases. P times [0.32, 0.40, 0.48]seconds, 38 correct; Q times [0.20, 0.24, 0.28]seconds, 36 correct. Requireaccuracy&gt;=93% and mean amortised time&lt;=12 ms/case. All inputs and outcomes in this worked example are invented classroom data; no real model run is claimed."/>
             <wp:cNvGraphicFramePr>
               <a:graphicFrameLocks noChangeAspect="1"/>
             </wp:cNvGraphicFramePr>
@@ -4628,7 +4628,7 @@
         <w:rPr>
           <w:b w:val="0"/>
         </w:rPr>
-        <w:t>Compare speed and quality under the same case count and acceptance contract. Supplied facts: Both evaluate40 cases. P times [0.32, 0.40, 0.48]seconds, 38 correct; Q times [0.20, 0.24, 0.28]seconds, 36 correct.</w:t>
+        <w:t>Compare speed and quality under the same case count and acceptance contract. Supplied facts: Both evaluate 40 cases. P times [0.32, 0.40, 0.48]seconds, 38 correct; Q times [0.20, 0.24, 0.28]seconds, 36 correct.</w:t>
       </w:r>
     </w:p>
     <w:p>
@@ -4639,7 +4639,7 @@
         <w:rPr>
           <w:b w:val="0"/>
         </w:rPr>
-        <w:t xml:space="preserve">Requireaccuracy&gt;=93% and mean amortised time&lt;=12ms/case. All </w:t>
+        <w:t xml:space="preserve">Requireaccuracy&gt;=93% and mean amortised time&lt;=12 ms/case. All </w:t>
       </w:r>
       <w:r>
         <w:rPr>
@@ -4679,7 +4679,7 @@
         <w:drawing>
           <wp:inline xmlns:a="http://schemas.openxmlformats.org/drawingml/2006/main" xmlns:pic="http://schemas.openxmlformats.org/drawingml/2006/picture">
             <wp:extent cx="5486400" cy="3182112"/>
-            <wp:docPr id="4" name="Picture 4" descr="Summarise P: Mean time0.40s; 10ms/case; accuracy 38/40=95%: passesboth. → Summarise Q: Mean time0.24s; 6ms/case; accuracy 36/40=90%: failsquality. → Choose eligible candidate: P meets the declared contract; Q is faster but ineligible."/>
+            <wp:docPr id="4" name="Picture 4" descr="Summarise P: Mean time 0.40s; 10 ms/case; accuracy 38/40=95%: passes both. → Summarise Q: Mean time 0.24s; 6 ms/case; accuracy 36/40=90%: fails quality. → Choose eligible candidate: P meets the declared contract; Q is faster but ineligible."/>
             <wp:cNvGraphicFramePr>
               <a:graphicFrameLocks noChangeAspect="1"/>
             </wp:cNvGraphicFramePr>
@@ -4718,7 +4718,7 @@
         <w:rPr>
           <w:b w:val="0"/>
         </w:rPr>
-        <w:t>Summarise P: Mean time0.40s; 10ms/case; accuracy 38/40=95%: passesboth. → Summarise Q: Mean time0.24s; 6ms/case; accuracy 36/40=90%: failsquality. → Choose eligible candidate: P meets the declared contract; Q is faster but ineligible.</w:t>
+        <w:t>Summarise P: Mean time 0.40s; 10 ms/case; accuracy 38/40=95%: passes both. → Summarise Q: Mean time 0.24s; 6 ms/case; accuracy 36/40=90%: fails quality. → Choose eligible candidate: P meets the declared contract; Q is faster but ineligible.</w:t>
       </w:r>
     </w:p>
     <w:p>
@@ -5004,7 +5004,7 @@
         <w:drawing>
           <wp:inline xmlns:a="http://schemas.openxmlformats.org/drawingml/2006/main" xmlns:pic="http://schemas.openxmlformats.org/drawingml/2006/picture">
             <wp:extent cx="5486400" cy="3681984"/>
-            <wp:docPr id="8" name="Picture 8" descr="For your Image-pattern Network Investigation, save the input, procedure, observed result and limitation of this check. Label this worked example as practice; use a different, previously unreviewed case when checking independent understanding. Draw your input, deciding step, result and limit. Supported question: Why is 10ms/case not necessarily a single-request latency? Point to the relevant step in the picture, then write the changed result and the rule or evidence that supports it."/>
+            <wp:docPr id="8" name="Picture 8" descr="For your Image-pattern Network Investigation, save the input, procedure, observed result and limitation of this check. Label this worked example as practice; use a different, previously unreviewed case when checking independent understanding. Draw your input, deciding step, result and limit. Supported question: Why is 10 ms/case not necessarily a single-request latency? Point to the relevant step in the picture, then write the changed result and the rule or evidence that supports it."/>
             <wp:cNvGraphicFramePr>
               <a:graphicFrameLocks noChangeAspect="1"/>
             </wp:cNvGraphicFramePr>
@@ -5089,7 +5089,7 @@
         <w:rPr>
           <w:b w:val="0"/>
         </w:rPr>
-        <w:t xml:space="preserve">Supported question: Why is 10ms/case not necessarily a single-request </w:t>
+        <w:t xml:space="preserve">Supported question: Why is 10 ms/case not necessarily a single-request </w:t>
       </w:r>
       <w:r>
         <w:rPr>

--- a/downloads/student/ai-5-week-31.docx
+++ b/downloads/student/ai-5-week-31.docx
@@ -25,12 +25,17 @@
         <w:pStyle w:val="Heading1"/>
       </w:pPr>
       <w:r>
-        <w:t>Before you start</w:t>
-      </w:r>
-    </w:p>
-    <w:p>
-      <w:r>
-        <w:t>Why should two models be evaluated on the same examples and subgroup mix before comparing their accuracy and speed?</w:t>
+        <w:t>Declare the workload. Measure completed work. Apply every requirement.</w:t>
+      </w:r>
+    </w:p>
+    <w:p>
+      <w:r>
+        <w:t>Calculate timing ratios and parameter payloads while keeping resource claims within measured scope.</w:t>
+      </w:r>
+    </w:p>
+    <w:p>
+      <w:r>
+        <w:t>Raw timings → derived comparison → quality gates → separate mean-based picture → parameter account → executable audit → independent timings.</w:t>
       </w:r>
     </w:p>
     <w:p>
@@ -38,20 +43,20 @@
         <w:pStyle w:val="Heading1"/>
       </w:pPr>
       <w:r>
-        <w:t>01. Your mission</w:t>
-      </w:r>
-    </w:p>
-    <w:p>
-      <w:r>
-        <w:t>Start with the target: Calculate throughput and amortised time per example from repeated timings. Try the recall before opening notes.</w:t>
-      </w:r>
-    </w:p>
-    <w:p>
-      <w:pPr>
-        <w:pStyle w:val="Heading3"/>
-      </w:pPr>
-      <w:r>
-        <w:t>Your learning target</w:t>
+        <w:t>01. Choose a model that meets quality and resource requirements</w:t>
+      </w:r>
+    </w:p>
+    <w:p>
+      <w:r>
+        <w:t>Name the measurement boundary before comparing numbers.</w:t>
+      </w:r>
+    </w:p>
+    <w:p>
+      <w:pPr>
+        <w:pStyle w:val="Heading2"/>
+      </w:pPr>
+      <w:r>
+        <w:t>Learning goals</w:t>
       </w:r>
     </w:p>
     <w:p>
@@ -113,10 +118,10 @@
     </w:p>
     <w:p>
       <w:pPr>
-        <w:pStyle w:val="Heading3"/>
-      </w:pPr>
-      <w:r>
-        <w:t>Remember before reading</w:t>
+        <w:pStyle w:val="Heading2"/>
+      </w:pPr>
+      <w:r>
+        <w:t>Retrieve fair comparisons</w:t>
       </w:r>
     </w:p>
     <w:p>
@@ -188,6 +193,88 @@
     </w:p>
     <w:p>
       <w:pPr>
+        <w:pStyle w:val="Heading2"/>
+      </w:pPr>
+      <w:r>
+        <w:t>Prerequisite and starting response</w:t>
+      </w:r>
+    </w:p>
+    <w:p>
+      <w:pPr>
+        <w:pStyle w:val="ListBullet"/>
+      </w:pPr>
+      <w:r>
+        <w:t>Why should two models be evaluated on the same examples and subgroup mix before comparing their accuracy and speed?</w:t>
+      </w:r>
+    </w:p>
+    <w:p>
+      <w:pPr>
+        <w:pStyle w:val="Heading3"/>
+      </w:pPr>
+      <w:r>
+        <w:t>My starting explanation</w:t>
+      </w:r>
+    </w:p>
+    <w:p>
+      <w:r>
+        <w:t>________________________________________________________________</w:t>
+      </w:r>
+    </w:p>
+    <w:p>
+      <w:r>
+        <w:t>________________________________________________________________</w:t>
+      </w:r>
+    </w:p>
+    <w:p>
+      <w:r>
+        <w:t>________________________________________________________________</w:t>
+      </w:r>
+    </w:p>
+    <w:p>
+      <w:pPr>
+        <w:pStyle w:val="Heading2"/>
+      </w:pPr>
+      <w:r>
+        <w:t>End goal</w:t>
+      </w:r>
+    </w:p>
+    <w:p>
+      <w:pPr>
+        <w:spacing w:line="336" w:lineRule="auto" w:after="180"/>
+      </w:pPr>
+      <w:r>
+        <w:rPr>
+          <w:b w:val="0"/>
+        </w:rPr>
+        <w:t>By the end, I can explain efficiency and resource measurement using a traced example and a stated limitation.</w:t>
+      </w:r>
+    </w:p>
+    <w:p>
+      <w:pPr>
+        <w:pStyle w:val="Heading2"/>
+      </w:pPr>
+      <w:r>
+        <w:t>Earlier wording, alternatives and picture transcripts · reference / check after trying</w:t>
+      </w:r>
+    </w:p>
+    <w:p>
+      <w:pPr>
+        <w:pStyle w:val="Heading3"/>
+      </w:pPr>
+      <w:r>
+        <w:t>Your learning target</w:t>
+      </w:r>
+    </w:p>
+    <w:p>
+      <w:pPr>
+        <w:pStyle w:val="Heading3"/>
+      </w:pPr>
+      <w:r>
+        <w:t>Remember before reading</w:t>
+      </w:r>
+    </w:p>
+    <w:p>
+      <w:pPr>
         <w:spacing w:line="336" w:lineRule="auto" w:after="180"/>
       </w:pPr>
       <w:r>
@@ -258,69 +345,31 @@
     </w:p>
     <w:p>
       <w:pPr>
-        <w:spacing w:line="336" w:lineRule="auto" w:after="180"/>
-        <w:shd w:fill="F5F1FB"/>
-      </w:pPr>
-      <w:r>
-        <w:rPr>
-          <w:b w:val="0"/>
-        </w:rPr>
-        <w:t>Why should two models be evaluated on the same examples and subgroup mix before comparing their accuracy and speed?</w:t>
-      </w:r>
-    </w:p>
-    <w:p>
-      <w:pPr>
         <w:pStyle w:val="Heading3"/>
       </w:pPr>
       <w:r>
-        <w:t>My starting explanation</w:t>
-      </w:r>
-    </w:p>
-    <w:p>
-      <w:r>
-        <w:t>________________________________________________________________</w:t>
-      </w:r>
-    </w:p>
-    <w:p>
-      <w:r>
-        <w:t>________________________________________________________________</w:t>
-      </w:r>
-    </w:p>
-    <w:p>
-      <w:r>
-        <w:t>________________________________________________________________</w:t>
-      </w:r>
-    </w:p>
-    <w:p>
-      <w:pPr>
-        <w:pStyle w:val="Heading3"/>
-      </w:pPr>
-      <w:r>
         <w:t>This week’s end goal</w:t>
       </w:r>
     </w:p>
     <w:p>
       <w:pPr>
-        <w:spacing w:line="336" w:lineRule="auto" w:after="180"/>
-      </w:pPr>
-      <w:r>
-        <w:rPr>
-          <w:b w:val="0"/>
-        </w:rPr>
-        <w:t>By the end, I can explain efficiency and resource measurement using a traced example and a stated limitation.</w:t>
-      </w:r>
-    </w:p>
-    <w:p>
-      <w:pPr>
         <w:pStyle w:val="Heading1"/>
       </w:pPr>
       <w:r>
-        <w:t>02. Notice the evidence</w:t>
-      </w:r>
-    </w:p>
-    <w:p>
-      <w:r>
-        <w:t>Investigate the supplied Efficiency and resource measurement case. Separate observations, given facts and assumptions before choosing an explanation.</w:t>
+        <w:t>02. Read the timing protocol before comparing the models</w:t>
+      </w:r>
+    </w:p>
+    <w:p>
+      <w:r>
+        <w:t>Both candidates process the same cases under the same declared conditions.</w:t>
+      </w:r>
+    </w:p>
+    <w:p>
+      <w:pPr>
+        <w:pStyle w:val="Heading2"/>
+      </w:pPr>
+      <w:r>
+        <w:t>Quality and resources together</w:t>
       </w:r>
     </w:p>
     <w:p>
@@ -383,6 +432,14 @@
     </w:p>
     <w:p>
       <w:pPr>
+        <w:pStyle w:val="Heading2"/>
+      </w:pPr>
+      <w:r>
+        <w:t>Complete supplied measurement protocol</w:t>
+      </w:r>
+    </w:p>
+    <w:p>
+      <w:pPr>
         <w:spacing w:line="336" w:lineRule="auto" w:after="180"/>
       </w:pPr>
       <w:r>
@@ -461,6 +518,14 @@
           <w:b w:val="0"/>
         </w:rPr>
         <w:t>ing are excluded for both. One untimed warm-up pass precedes three timed passes; the warm-up work must still be reported.</w:t>
+      </w:r>
+    </w:p>
+    <w:p>
+      <w:pPr>
+        <w:pStyle w:val="Heading2"/>
+      </w:pPr>
+      <w:r>
+        <w:t>All raw passes and quality counts</w:t>
       </w:r>
     </w:p>
     <w:tbl>
@@ -640,6 +705,14 @@
     </w:tbl>
     <w:p>
       <w:pPr>
+        <w:pStyle w:val="Heading2"/>
+      </w:pPr>
+      <w:r>
+        <w:t>Repeated timings do not multiply the quality sample</w:t>
+      </w:r>
+    </w:p>
+    <w:p>
+      <w:pPr>
         <w:spacing w:line="336" w:lineRule="auto" w:after="180"/>
       </w:pPr>
       <w:r>
@@ -651,6 +724,14 @@
     </w:p>
     <w:p>
       <w:pPr>
+        <w:pStyle w:val="Heading2"/>
+      </w:pPr>
+      <w:r>
+        <w:t>Name given and missing facts</w:t>
+      </w:r>
+    </w:p>
+    <w:p>
+      <w:pPr>
         <w:pStyle w:val="Heading3"/>
       </w:pPr>
       <w:r>
@@ -677,12 +758,20 @@
         <w:pStyle w:val="Heading1"/>
       </w:pPr>
       <w:r>
-        <w:t>03. See how it works</w:t>
-      </w:r>
-    </w:p>
-    <w:p>
-      <w:r>
-        <w:t>Follow the mechanism for Efficiency and resource measurement. Connect each labelled input, deciding step and result.</w:t>
+        <w:t>03. Convert a whole-pass duration into two resource summaries</w:t>
+      </w:r>
+    </w:p>
+    <w:p>
+      <w:r>
+        <w:t>Seconds per example and examples per second use opposite ratios.</w:t>
+      </w:r>
+    </w:p>
+    <w:p>
+      <w:pPr>
+        <w:pStyle w:val="Heading2"/>
+      </w:pPr>
+      <w:r>
+        <w:t>Step-by-step median, time and throughput</w:t>
       </w:r>
     </w:p>
     <w:p>
@@ -717,6 +806,325 @@
           <w:b w:val="0"/>
         </w:rPr>
         <w:t xml:space="preserve"> is 100 / 2.0 = 50 examples per second for A and about 83.33 for B.</w:t>
+      </w:r>
+    </w:p>
+    <w:p>
+      <w:pPr>
+        <w:pStyle w:val="Heading2"/>
+      </w:pPr>
+      <w:r>
+        <w:t>Raw-to-derived comparison table</w:t>
+      </w:r>
+    </w:p>
+    <w:tbl>
+      <w:tblPr>
+        <w:tblStyle w:val="LightShading-Accent1"/>
+        <w:tblW w:type="auto" w:w="0"/>
+        <w:tblLook w:firstColumn="1" w:firstRow="1" w:lastColumn="0" w:lastRow="0" w:noHBand="0" w:noVBand="1" w:val="04A0"/>
+      </w:tblPr>
+      <w:tblGrid>
+        <w:gridCol w:w="3408"/>
+        <w:gridCol w:w="3408"/>
+        <w:gridCol w:w="3408"/>
+      </w:tblGrid>
+      <w:tr>
+        <w:trPr>
+          <w:tblHeader/>
+        </w:trPr>
+        <w:tc>
+          <w:tcPr>
+            <w:tcW w:type="dxa" w:w="3408"/>
+          </w:tcPr>
+          <w:p>
+            <w:r>
+              <w:t>Derived quantity</w:t>
+            </w:r>
+          </w:p>
+        </w:tc>
+        <w:tc>
+          <w:tcPr>
+            <w:tcW w:type="dxa" w:w="3408"/>
+          </w:tcPr>
+          <w:p>
+            <w:r>
+              <w:t>A</w:t>
+            </w:r>
+          </w:p>
+        </w:tc>
+        <w:tc>
+          <w:tcPr>
+            <w:tcW w:type="dxa" w:w="3408"/>
+          </w:tcPr>
+          <w:p>
+            <w:r>
+              <w:t>B</w:t>
+            </w:r>
+          </w:p>
+        </w:tc>
+      </w:tr>
+      <w:tr>
+        <w:tc>
+          <w:tcPr>
+            <w:tcW w:type="dxa" w:w="3408"/>
+          </w:tcPr>
+          <w:p>
+            <w:r>
+              <w:t>Sorted pass seconds</w:t>
+            </w:r>
+          </w:p>
+        </w:tc>
+        <w:tc>
+          <w:tcPr>
+            <w:tcW w:type="dxa" w:w="3408"/>
+          </w:tcPr>
+          <w:p>
+            <w:r>
+              <w:t>1.8, 2.0, 2.2</w:t>
+            </w:r>
+          </w:p>
+        </w:tc>
+        <w:tc>
+          <w:tcPr>
+            <w:tcW w:type="dxa" w:w="3408"/>
+          </w:tcPr>
+          <w:p>
+            <w:r>
+              <w:t>1.1, 1.2, 1.3</w:t>
+            </w:r>
+          </w:p>
+        </w:tc>
+      </w:tr>
+      <w:tr>
+        <w:tc>
+          <w:tcPr>
+            <w:tcW w:type="dxa" w:w="3408"/>
+          </w:tcPr>
+          <w:p>
+            <w:r>
+              <w:t>Median seconds per 100 cases</w:t>
+            </w:r>
+          </w:p>
+        </w:tc>
+        <w:tc>
+          <w:tcPr>
+            <w:tcW w:type="dxa" w:w="3408"/>
+          </w:tcPr>
+          <w:p>
+            <w:r>
+              <w:t>2</w:t>
+            </w:r>
+          </w:p>
+        </w:tc>
+        <w:tc>
+          <w:tcPr>
+            <w:tcW w:type="dxa" w:w="3408"/>
+          </w:tcPr>
+          <w:p>
+            <w:r>
+              <w:t>1.2</w:t>
+            </w:r>
+          </w:p>
+        </w:tc>
+      </w:tr>
+      <w:tr>
+        <w:tc>
+          <w:tcPr>
+            <w:tcW w:type="dxa" w:w="3408"/>
+          </w:tcPr>
+          <w:p>
+            <w:r>
+              <w:t>Amortised milliseconds per case</w:t>
+            </w:r>
+          </w:p>
+        </w:tc>
+        <w:tc>
+          <w:tcPr>
+            <w:tcW w:type="dxa" w:w="3408"/>
+          </w:tcPr>
+          <w:p>
+            <w:r>
+              <w:t>20</w:t>
+            </w:r>
+          </w:p>
+        </w:tc>
+        <w:tc>
+          <w:tcPr>
+            <w:tcW w:type="dxa" w:w="3408"/>
+          </w:tcPr>
+          <w:p>
+            <w:r>
+              <w:t>12</w:t>
+            </w:r>
+          </w:p>
+        </w:tc>
+      </w:tr>
+      <w:tr>
+        <w:tc>
+          <w:tcPr>
+            <w:tcW w:type="dxa" w:w="3408"/>
+          </w:tcPr>
+          <w:p>
+            <w:r>
+              <w:t>Throughput at median pass, cases/second</w:t>
+            </w:r>
+          </w:p>
+        </w:tc>
+        <w:tc>
+          <w:tcPr>
+            <w:tcW w:type="dxa" w:w="3408"/>
+          </w:tcPr>
+          <w:p>
+            <w:r>
+              <w:t>50</w:t>
+            </w:r>
+          </w:p>
+        </w:tc>
+        <w:tc>
+          <w:tcPr>
+            <w:tcW w:type="dxa" w:w="3408"/>
+          </w:tcPr>
+          <w:p>
+            <w:r>
+              <w:t>83.33 approximately</w:t>
+            </w:r>
+          </w:p>
+        </w:tc>
+      </w:tr>
+      <w:tr>
+        <w:tc>
+          <w:tcPr>
+            <w:tcW w:type="dxa" w:w="3408"/>
+          </w:tcPr>
+          <w:p>
+            <w:r>
+              <w:t>Correct of same 100 validation cases</w:t>
+            </w:r>
+          </w:p>
+        </w:tc>
+        <w:tc>
+          <w:tcPr>
+            <w:tcW w:type="dxa" w:w="3408"/>
+          </w:tcPr>
+          <w:p>
+            <w:r>
+              <w:t>92</w:t>
+            </w:r>
+          </w:p>
+        </w:tc>
+        <w:tc>
+          <w:tcPr>
+            <w:tcW w:type="dxa" w:w="3408"/>
+          </w:tcPr>
+          <w:p>
+            <w:r>
+              <w:t>90</w:t>
+            </w:r>
+          </w:p>
+        </w:tc>
+      </w:tr>
+      <w:tr>
+        <w:tc>
+          <w:tcPr>
+            <w:tcW w:type="dxa" w:w="3408"/>
+          </w:tcPr>
+          <w:p>
+            <w:r>
+              <w:t>At least 91 correct AND at most 25 ms</w:t>
+            </w:r>
+          </w:p>
+        </w:tc>
+        <w:tc>
+          <w:tcPr>
+            <w:tcW w:type="dxa" w:w="3408"/>
+          </w:tcPr>
+          <w:p>
+            <w:r>
+              <w:t>Pass both</w:t>
+            </w:r>
+          </w:p>
+        </w:tc>
+        <w:tc>
+          <w:tcPr>
+            <w:tcW w:type="dxa" w:w="3408"/>
+          </w:tcPr>
+          <w:p>
+            <w:r>
+              <w:t>Fail quality</w:t>
+            </w:r>
+          </w:p>
+        </w:tc>
+      </w:tr>
+      <w:tr>
+        <w:tc>
+          <w:tcPr>
+            <w:tcW w:type="dxa" w:w="3408"/>
+          </w:tcPr>
+          <w:p>
+            <w:r>
+              <w:t>Timed prediction executions</w:t>
+            </w:r>
+          </w:p>
+        </w:tc>
+        <w:tc>
+          <w:tcPr>
+            <w:tcW w:type="dxa" w:w="3408"/>
+          </w:tcPr>
+          <w:p>
+            <w:r>
+              <w:t>300</w:t>
+            </w:r>
+          </w:p>
+        </w:tc>
+        <w:tc>
+          <w:tcPr>
+            <w:tcW w:type="dxa" w:w="3408"/>
+          </w:tcPr>
+          <w:p>
+            <w:r>
+              <w:t>300</w:t>
+            </w:r>
+          </w:p>
+        </w:tc>
+      </w:tr>
+      <w:tr>
+        <w:tc>
+          <w:tcPr>
+            <w:tcW w:type="dxa" w:w="3408"/>
+          </w:tcPr>
+          <w:p>
+            <w:r>
+              <w:t>Warm-up executions, excluded from timing</w:t>
+            </w:r>
+          </w:p>
+        </w:tc>
+        <w:tc>
+          <w:tcPr>
+            <w:tcW w:type="dxa" w:w="3408"/>
+          </w:tcPr>
+          <w:p>
+            <w:r>
+              <w:t>100</w:t>
+            </w:r>
+          </w:p>
+        </w:tc>
+        <w:tc>
+          <w:tcPr>
+            <w:tcW w:type="dxa" w:w="3408"/>
+          </w:tcPr>
+          <w:p>
+            <w:r>
+              <w:t>100</w:t>
+            </w:r>
+          </w:p>
+        </w:tc>
+      </w:tr>
+    </w:tbl>
+    <w:p>
+      <w:pPr>
+        <w:pStyle w:val="Heading2"/>
+      </w:pPr>
+      <w:r>
+        <w:t>Original runnable timing helper</w:t>
       </w:r>
     </w:p>
     <w:p>
@@ -756,6 +1164,14 @@
     </w:p>
     <w:p>
       <w:pPr>
+        <w:pStyle w:val="Heading2"/>
+      </w:pPr>
+      <w:r>
+        <w:t>Different percentage denominators</w:t>
+      </w:r>
+    </w:p>
+    <w:p>
+      <w:pPr>
         <w:spacing w:line="336" w:lineRule="auto" w:after="180"/>
       </w:pPr>
       <w:r>
@@ -814,6 +1230,14 @@
     </w:p>
     <w:p>
       <w:pPr>
+        <w:pStyle w:val="Heading2"/>
+      </w:pPr>
+      <w:r>
+        <w:t>What amortised time cannot measure</w:t>
+      </w:r>
+    </w:p>
+    <w:p>
+      <w:pPr>
         <w:spacing w:line="336" w:lineRule="auto" w:after="180"/>
       </w:pPr>
       <w:r>
@@ -860,10 +1284,10 @@
     </w:p>
     <w:p>
       <w:pPr>
-        <w:pStyle w:val="Heading3"/>
-      </w:pPr>
-      <w:r>
-        <w:t>Connect the picture and the explanation</w:t>
+        <w:pStyle w:val="Heading2"/>
+      </w:pPr>
+      <w:r>
+        <w:t>Explain the pictured boundary</w:t>
       </w:r>
     </w:p>
     <w:p>
@@ -891,15 +1315,47 @@
     </w:p>
     <w:p>
       <w:pPr>
+        <w:pStyle w:val="Heading2"/>
+      </w:pPr>
+      <w:r>
+        <w:t>Earlier wording, alternatives and picture transcripts · reference / check after trying</w:t>
+      </w:r>
+    </w:p>
+    <w:p>
+      <w:pPr>
+        <w:pStyle w:val="Heading3"/>
+      </w:pPr>
+      <w:r>
+        <w:t>Connect the picture and the explanation</w:t>
+      </w:r>
+    </w:p>
+    <w:p>
+      <w:pPr>
         <w:pStyle w:val="Heading1"/>
       </w:pPr>
       <w:r>
-        <w:t>04. Compare the cases</w:t>
-      </w:r>
-    </w:p>
-    <w:p>
-      <w:r>
-        <w:t>Compare the supplied cases for Efficiency and resource measurement. Identify the detail that changes the conclusion.</w:t>
+        <w:t>04. Apply both requirements before choosing a winner</w:t>
+      </w:r>
+    </w:p>
+    <w:p>
+      <w:r>
+        <w:t>A faster ineligible model does not pass the declared contract.</w:t>
+      </w:r>
+    </w:p>
+    <w:p>
+      <w:pPr>
+        <w:pStyle w:val="Heading2"/>
+      </w:pPr>
+      <w:r>
+        <w:t>Current task and response</w:t>
+      </w:r>
+    </w:p>
+    <w:p>
+      <w:pPr>
+        <w:pStyle w:val="ListBullet"/>
+      </w:pPr>
+      <w:r>
+        <w:t>With at least 91 correct out of 100 and at most 25 ms amortised time required, which model qualifies? Calculate B’s time reduction relative to A and explain why the percentage throughput increase differs.</w:t>
       </w:r>
     </w:p>
     <w:p>
@@ -907,105 +1363,61 @@
         <w:pStyle w:val="Heading3"/>
       </w:pPr>
       <w:r>
-        <w:t>Compare a familiar case with a changed case</w:t>
+        <w:t>Keep the procedure fixed. Explain what changed in the inputs and result.</w:t>
+      </w:r>
+    </w:p>
+    <w:p>
+      <w:r>
+        <w:t>________________________________________________________________</w:t>
+      </w:r>
+    </w:p>
+    <w:p>
+      <w:r>
+        <w:t>________________________________________________________________</w:t>
+      </w:r>
+    </w:p>
+    <w:p>
+      <w:r>
+        <w:t>________________________________________________________________</w:t>
+      </w:r>
+    </w:p>
+    <w:p>
+      <w:r>
+        <w:t>________________________________________________________________</w:t>
+      </w:r>
+    </w:p>
+    <w:p>
+      <w:r>
+        <w:t>________________________________________________________________</w:t>
+      </w:r>
+    </w:p>
+    <w:p>
+      <w:pPr>
+        <w:pStyle w:val="Heading2"/>
+      </w:pPr>
+      <w:r>
+        <w:t>Predict the changed picture</w:t>
+      </w:r>
+    </w:p>
+    <w:p>
+      <w:pPr>
+        <w:pStyle w:val="ListBullet"/>
+      </w:pPr>
+      <w:r>
+        <w:t>Change: Lower the accuracy requirement to90% before a new selection exercise.</w:t>
+      </w:r>
+    </w:p>
+    <w:p>
+      <w:pPr>
+        <w:pStyle w:val="Heading2"/>
+      </w:pPr>
+      <w:r>
+        <w:t>Check after predicting · reference / check after trying</w:t>
       </w:r>
     </w:p>
     <w:p>
       <w:pPr>
         <w:spacing w:line="336" w:lineRule="auto" w:after="180"/>
-      </w:pPr>
-      <w:r>
-        <w:rPr>
-          <w:b w:val="0"/>
-        </w:rPr>
-        <w:t xml:space="preserve">With at least 91 correct out of 100 and at most 25 ms amortised time required, which model qualifies? Calculate B’s time reduction relative to A and explain why the percentage </w:t>
-      </w:r>
-      <w:r>
-        <w:rPr>
-          <w:b/>
-        </w:rPr>
-        <w:t>throughput</w:t>
-      </w:r>
-      <w:r>
-        <w:rPr>
-          <w:b w:val="0"/>
-        </w:rPr>
-        <w:t xml:space="preserve"> increase differs.</w:t>
-      </w:r>
-    </w:p>
-    <w:p>
-      <w:pPr>
-        <w:pStyle w:val="Heading3"/>
-      </w:pPr>
-      <w:r>
-        <w:t>Keep the procedure fixed. Explain what changed in the inputs and result.</w:t>
-      </w:r>
-    </w:p>
-    <w:p>
-      <w:r>
-        <w:t>________________________________________________________________</w:t>
-      </w:r>
-    </w:p>
-    <w:p>
-      <w:r>
-        <w:t>________________________________________________________________</w:t>
-      </w:r>
-    </w:p>
-    <w:p>
-      <w:r>
-        <w:t>________________________________________________________________</w:t>
-      </w:r>
-    </w:p>
-    <w:p>
-      <w:r>
-        <w:t>________________________________________________________________</w:t>
-      </w:r>
-    </w:p>
-    <w:p>
-      <w:r>
-        <w:t>________________________________________________________________</w:t>
-      </w:r>
-    </w:p>
-    <w:p>
-      <w:pPr>
-        <w:pStyle w:val="Heading3"/>
-      </w:pPr>
-      <w:r>
-        <w:t>Change one thing in the pictured case</w:t>
-      </w:r>
-    </w:p>
-    <w:p>
-      <w:pPr>
-        <w:pStyle w:val="Heading3"/>
-      </w:pPr>
-      <w:r>
-        <w:t>Change one thing</w:t>
-      </w:r>
-    </w:p>
-    <w:p>
-      <w:pPr>
-        <w:spacing w:line="336" w:lineRule="auto" w:after="180"/>
-        <w:shd w:fill="F5F1FB"/>
-      </w:pPr>
-      <w:r>
-        <w:rPr>
-          <w:b w:val="0"/>
-        </w:rPr>
-        <w:t>Change: Lower the accuracy requirement to90% before a new selection exercise.</w:t>
-      </w:r>
-    </w:p>
-    <w:p>
-      <w:pPr>
-        <w:pStyle w:val="Heading3"/>
-      </w:pPr>
-      <w:r>
-        <w:t>Predicted result</w:t>
-      </w:r>
-    </w:p>
-    <w:p>
-      <w:pPr>
-        <w:spacing w:line="336" w:lineRule="auto" w:after="180"/>
-        <w:shd w:fill="F1F6FC"/>
       </w:pPr>
       <w:r>
         <w:rPr>
@@ -1022,16 +1434,7 @@
     </w:p>
     <w:p>
       <w:pPr>
-        <w:pStyle w:val="Heading3"/>
-      </w:pPr>
-      <w:r>
-        <w:t>Why the result follows</w:t>
-      </w:r>
-    </w:p>
-    <w:p>
-      <w:pPr>
         <w:spacing w:line="336" w:lineRule="auto" w:after="180"/>
-        <w:shd w:fill="F1F6FC"/>
       </w:pPr>
       <w:r>
         <w:rPr>
@@ -1042,175 +1445,47 @@
     </w:p>
     <w:p>
       <w:pPr>
+        <w:pStyle w:val="Heading2"/>
+      </w:pPr>
+      <w:r>
+        <w:t>Earlier wording, alternatives and picture transcripts · reference / check after trying</w:t>
+      </w:r>
+    </w:p>
+    <w:p>
+      <w:pPr>
+        <w:pStyle w:val="Heading3"/>
+      </w:pPr>
+      <w:r>
+        <w:t>Compare a familiar case with a changed case</w:t>
+      </w:r>
+    </w:p>
+    <w:p>
+      <w:pPr>
+        <w:pStyle w:val="Heading3"/>
+      </w:pPr>
+      <w:r>
+        <w:t>Change one thing in the pictured case</w:t>
+      </w:r>
+    </w:p>
+    <w:p>
+      <w:pPr>
         <w:pStyle w:val="Heading1"/>
       </w:pPr>
       <w:r>
-        <w:t>05. Words that unlock the idea</w:t>
-      </w:r>
-    </w:p>
-    <w:p>
-      <w:r>
-        <w:t>Use the vocabulary of Efficiency and resource measurement to explain a concrete decision, rather than only memorising definitions.</w:t>
-      </w:r>
-    </w:p>
-    <w:tbl>
-      <w:tblPr>
-        <w:tblStyle w:val="LightShading-Accent1"/>
-        <w:tblW w:type="auto" w:w="0"/>
-        <w:tblLook w:firstColumn="1" w:firstRow="1" w:lastColumn="0" w:lastRow="0" w:noHBand="0" w:noVBand="1" w:val="04A0"/>
-      </w:tblPr>
-      <w:tblGrid>
-        <w:gridCol w:w="5112"/>
-        <w:gridCol w:w="5112"/>
-      </w:tblGrid>
-      <w:tr>
-        <w:trPr>
-          <w:tblHeader/>
-        </w:trPr>
-        <w:tc>
-          <w:tcPr>
-            <w:tcW w:type="dxa" w:w="5112"/>
-          </w:tcPr>
-          <w:p>
-            <w:r>
-              <w:t>Word</w:t>
-            </w:r>
-          </w:p>
-        </w:tc>
-        <w:tc>
-          <w:tcPr>
-            <w:tcW w:type="dxa" w:w="5112"/>
-          </w:tcPr>
-          <w:p>
-            <w:r>
-              <w:t>Meaning</w:t>
-            </w:r>
-          </w:p>
-        </w:tc>
-      </w:tr>
-      <w:tr>
-        <w:tc>
-          <w:tcPr>
-            <w:tcW w:type="dxa" w:w="5112"/>
-          </w:tcPr>
-          <w:p>
-            <w:r>
-              <w:t>Latency</w:t>
-            </w:r>
-          </w:p>
-        </w:tc>
-        <w:tc>
-          <w:tcPr>
-            <w:tcW w:type="dxa" w:w="5112"/>
-          </w:tcPr>
-          <w:p>
-            <w:r>
-              <w:t>Elapsed time for one request from a declared start to completed response</w:t>
-            </w:r>
-          </w:p>
-        </w:tc>
-      </w:tr>
-      <w:tr>
-        <w:tc>
-          <w:tcPr>
-            <w:tcW w:type="dxa" w:w="5112"/>
-          </w:tcPr>
-          <w:p>
-            <w:r>
-              <w:t>Throughput</w:t>
-            </w:r>
-          </w:p>
-        </w:tc>
-        <w:tc>
-          <w:tcPr>
-            <w:tcW w:type="dxa" w:w="5112"/>
-          </w:tcPr>
-          <w:p>
-            <w:r>
-              <w:t>The number of completed examples processed per unit time</w:t>
-            </w:r>
-          </w:p>
-        </w:tc>
-      </w:tr>
-      <w:tr>
-        <w:tc>
-          <w:tcPr>
-            <w:tcW w:type="dxa" w:w="5112"/>
-          </w:tcPr>
-          <w:p>
-            <w:r>
-              <w:t>Parameter storage</w:t>
-            </w:r>
-          </w:p>
-        </w:tc>
-        <w:tc>
-          <w:tcPr>
-            <w:tcW w:type="dxa" w:w="5112"/>
-          </w:tcPr>
-          <w:p>
-            <w:r>
-              <w:t>The bytes used to store model weights and biases at a declared precision</w:t>
-            </w:r>
-          </w:p>
-        </w:tc>
-      </w:tr>
-      <w:tr>
-        <w:tc>
-          <w:tcPr>
-            <w:tcW w:type="dxa" w:w="5112"/>
-          </w:tcPr>
-          <w:p>
-            <w:r>
-              <w:t>Peak memory</w:t>
-            </w:r>
-          </w:p>
-        </w:tc>
-        <w:tc>
-          <w:tcPr>
-            <w:tcW w:type="dxa" w:w="5112"/>
-          </w:tcPr>
-          <w:p>
-            <w:r>
-              <w:t>The largest amount of memory in use during a measured operation</w:t>
-            </w:r>
-          </w:p>
-        </w:tc>
-      </w:tr>
-    </w:tbl>
-    <w:p>
-      <w:pPr>
-        <w:pStyle w:val="Heading3"/>
-      </w:pPr>
-      <w:r>
-        <w:t>Use two terms to explain a step in this week’s example.</w:t>
-      </w:r>
-    </w:p>
-    <w:p>
-      <w:r>
-        <w:t>________________________________________________________________</w:t>
-      </w:r>
-    </w:p>
-    <w:p>
-      <w:r>
-        <w:t>________________________________________________________________</w:t>
-      </w:r>
-    </w:p>
-    <w:p>
-      <w:r>
-        <w:t>________________________________________________________________</w:t>
-      </w:r>
-    </w:p>
-    <w:p>
-      <w:pPr>
-        <w:pStyle w:val="Heading1"/>
-      </w:pPr>
-      <w:r>
-        <w:t>06. Follow a worked example</w:t>
-      </w:r>
-    </w:p>
-    <w:p>
-      <w:r>
-        <w:t>Follow the worked trace for Efficiency and resource measurement, predict a step, then compare with its explanation.</w:t>
+        <w:t>06. Keep eligibility, selection and future evidence distinct</w:t>
+      </w:r>
+    </w:p>
+    <w:p>
+      <w:r>
+        <w:t>Requirements are declared before inspecting the supplied results.</w:t>
+      </w:r>
+    </w:p>
+    <w:p>
+      <w:pPr>
+        <w:pStyle w:val="Heading2"/>
+      </w:pPr>
+      <w:r>
+        <w:t>Main contract and evidence limits</w:t>
       </w:r>
     </w:p>
     <w:p>
@@ -1339,16 +1614,7 @@
     </w:p>
     <w:p>
       <w:pPr>
-        <w:pStyle w:val="Heading3"/>
-      </w:pPr>
-      <w:r>
-        <w:t>Worked explanation · Efficiency and resource measurement</w:t>
-      </w:r>
-    </w:p>
-    <w:p>
-      <w:pPr>
         <w:spacing w:line="336" w:lineRule="auto" w:after="180"/>
-        <w:shd w:fill="F1F6FC"/>
       </w:pPr>
       <w:r>
         <w:rPr>
@@ -1360,7 +1626,6 @@
     <w:p>
       <w:pPr>
         <w:spacing w:line="336" w:lineRule="auto" w:after="180"/>
-        <w:shd w:fill="F1F6FC"/>
       </w:pPr>
       <w:r>
         <w:rPr>
@@ -1371,6 +1636,14 @@
     </w:p>
     <w:p>
       <w:pPr>
+        <w:pStyle w:val="Heading2"/>
+      </w:pPr>
+      <w:r>
+        <w:t>Try the alternative main quality requirement</w:t>
+      </w:r>
+    </w:p>
+    <w:p>
+      <w:pPr>
         <w:pStyle w:val="Heading3"/>
       </w:pPr>
       <w:r>
@@ -1399,29 +1672,10 @@
     </w:p>
     <w:p>
       <w:pPr>
-        <w:pStyle w:val="Heading3"/>
-      </w:pPr>
-      <w:r>
-        <w:t>Learn from the worked case</w:t>
-      </w:r>
-    </w:p>
-    <w:p>
-      <w:pPr>
-        <w:spacing w:line="336" w:lineRule="auto" w:after="180"/>
-      </w:pPr>
-      <w:r>
-        <w:rPr>
-          <w:b w:val="0"/>
-        </w:rPr>
-        <w:t>Cover the result before checking it. Say what is given, choose the procedure, and follow one step at a time. Then uncover the result and explain your first mismatch. Ask why a step is allowed, not only what number it produces.</w:t>
-      </w:r>
-    </w:p>
-    <w:p>
-      <w:pPr>
-        <w:pStyle w:val="Heading3"/>
-      </w:pPr>
-      <w:r>
-        <w:t>A pictorial worked case: Efficiency and resource measurement</w:t>
+        <w:pStyle w:val="Heading2"/>
+      </w:pPr>
+      <w:r>
+        <w:t>Separate mean-based picture and all givens</w:t>
       </w:r>
     </w:p>
     <w:p>
@@ -1437,24 +1691,7 @@
     </w:p>
     <w:p>
       <w:pPr>
-        <w:pStyle w:val="Heading3"/>
-      </w:pPr>
-      <w:r>
-        <w:t>The facts we will use</w:t>
-      </w:r>
-    </w:p>
-    <w:p>
-      <w:pPr>
-        <w:pStyle w:val="Heading3"/>
-      </w:pPr>
-      <w:r>
-        <w:t>Supplied facts</w:t>
-      </w:r>
-    </w:p>
-    <w:p>
-      <w:pPr>
         <w:spacing w:line="336" w:lineRule="auto" w:after="180"/>
-        <w:shd w:fill="F1F6FC"/>
       </w:pPr>
       <w:r>
         <w:rPr>
@@ -1465,16 +1702,7 @@
     </w:p>
     <w:p>
       <w:pPr>
-        <w:pStyle w:val="Heading3"/>
-      </w:pPr>
-      <w:r>
-        <w:t>Supplied facts</w:t>
-      </w:r>
-    </w:p>
-    <w:p>
-      <w:pPr>
         <w:spacing w:line="336" w:lineRule="auto" w:after="180"/>
-        <w:shd w:fill="F1F6FC"/>
       </w:pPr>
       <w:r>
         <w:rPr>
@@ -1496,11 +1724,41 @@
       </w:r>
     </w:p>
     <w:p>
+      <w:pPr>
+        <w:spacing w:line="336" w:lineRule="auto" w:after="180"/>
+      </w:pPr>
+      <w:r>
+        <w:rPr>
+          <w:b w:val="0"/>
+        </w:rPr>
+        <w:t>The main comparison uses the median of three 100-case passes. The picture is a separate 40-case comparison using the mean: P times .32, .40, .48 seconds average .40; Q times .20, .24, .28 average .24. That gives 10 and 6 ms per case. Accuracy P 38/40 = 95%, Q 36/40 = 90%. With at least 93% and at most 12 ms required, only P qualifies.</w:t>
+      </w:r>
+    </w:p>
+    <w:p>
+      <w:pPr>
+        <w:spacing w:line="336" w:lineRule="auto" w:after="180"/>
+      </w:pPr>
+      <w:r>
+        <w:rPr>
+          <w:b w:val="0"/>
+        </w:rPr>
+        <w:t>Although these symmetric lists also have matching medians, mean and median are different summaries in general.</w:t>
+      </w:r>
+    </w:p>
+    <w:p>
+      <w:pPr>
+        <w:pStyle w:val="Heading2"/>
+      </w:pPr>
+      <w:r>
+        <w:t>Trace the picture’s two requirements</w:t>
+      </w:r>
+    </w:p>
+    <w:p>
       <w:r>
         <w:drawing>
           <wp:inline xmlns:a="http://schemas.openxmlformats.org/drawingml/2006/main" xmlns:pic="http://schemas.openxmlformats.org/drawingml/2006/picture">
-            <wp:extent cx="5486400" cy="2641600"/>
-            <wp:docPr id="1" name="Picture 1" descr="Mean amortised time, not single-request latency"/>
+            <wp:extent cx="5486400" cy="3182112"/>
+            <wp:docPr id="1" name="Picture 1" descr="Summarise P: Mean time 0.40s; 10 ms/case; accuracy 38/40=95%: passes both. → Summarise Q: Mean time 0.24s; 6 ms/case; accuracy 36/40=90%: fails quality. → Choose eligible candidate: P meets the declared contract; Q is faster but ineligible."/>
             <wp:cNvGraphicFramePr>
               <a:graphicFrameLocks noChangeAspect="1"/>
             </wp:cNvGraphicFramePr>
@@ -1508,7 +1766,7 @@
               <a:graphicData uri="http://schemas.openxmlformats.org/drawingml/2006/picture">
                 <pic:pic>
                   <pic:nvPicPr>
-                    <pic:cNvPr id="0" name="academy-detail-ai-5-31.png"/>
+                    <pic:cNvPr id="0" name="academy-story-ai-5-31-02.png"/>
                     <pic:cNvPicPr/>
                   </pic:nvPicPr>
                   <pic:blipFill>
@@ -1520,43 +1778,7 @@
                   <pic:spPr>
                     <a:xfrm>
                       <a:off x="0" y="0"/>
-                      <a:ext cx="5486400" cy="2641600"/>
-                    </a:xfrm>
-                    <a:prstGeom prst="rect"/>
-                  </pic:spPr>
-                </pic:pic>
-              </a:graphicData>
-            </a:graphic>
-          </wp:inline>
-        </w:drawing>
-      </w:r>
-    </w:p>
-    <w:p>
-      <w:r>
-        <w:drawing>
-          <wp:inline xmlns:a="http://schemas.openxmlformats.org/drawingml/2006/main" xmlns:pic="http://schemas.openxmlformats.org/drawingml/2006/picture">
-            <wp:extent cx="5486400" cy="5225143"/>
-            <wp:docPr id="2" name="Picture 2" descr="Efficiency and resource measurement. Summarise P: Mean time 0.40s; 10 ms/case; accuracy 38/40=95%: passes both.. Summarise Q: Mean time 0.24s; 6 ms/case; accuracy 36/40=90%: fails quality.. Choose eligible candidate: P meets the declared contract; Q is faster but ineligible."/>
-            <wp:cNvGraphicFramePr>
-              <a:graphicFrameLocks noChangeAspect="1"/>
-            </wp:cNvGraphicFramePr>
-            <a:graphic>
-              <a:graphicData uri="http://schemas.openxmlformats.org/drawingml/2006/picture">
-                <pic:pic>
-                  <pic:nvPicPr>
-                    <pic:cNvPr id="0" name="academy-visual-ai-5-31.png"/>
-                    <pic:cNvPicPr/>
-                  </pic:nvPicPr>
-                  <pic:blipFill>
-                    <a:blip r:embed="rId10"/>
-                    <a:stretch>
-                      <a:fillRect/>
-                    </a:stretch>
-                  </pic:blipFill>
-                  <pic:spPr>
-                    <a:xfrm>
-                      <a:off x="0" y="0"/>
-                      <a:ext cx="5486400" cy="5225143"/>
+                      <a:ext cx="5486400" cy="3182112"/>
                     </a:xfrm>
                     <a:prstGeom prst="rect"/>
                   </pic:spPr>
@@ -1684,24 +1906,7 @@
     </w:p>
     <w:p>
       <w:pPr>
-        <w:pStyle w:val="Heading3"/>
-      </w:pPr>
-      <w:r>
-        <w:t>Why this result follows</w:t>
-      </w:r>
-    </w:p>
-    <w:p>
-      <w:pPr>
-        <w:pStyle w:val="Heading3"/>
-      </w:pPr>
-      <w:r>
-        <w:t>Why the result follows</w:t>
-      </w:r>
-    </w:p>
-    <w:p>
-      <w:pPr>
         <w:spacing w:line="336" w:lineRule="auto" w:after="180"/>
-        <w:shd w:fill="F1F6FC"/>
       </w:pPr>
       <w:r>
         <w:rPr>
@@ -1713,7 +1918,6 @@
     <w:p>
       <w:pPr>
         <w:spacing w:line="336" w:lineRule="auto" w:after="180"/>
-        <w:shd w:fill="F1F6FC"/>
       </w:pPr>
       <w:r>
         <w:rPr>
@@ -1724,30 +1928,113 @@
     </w:p>
     <w:p>
       <w:pPr>
+        <w:pStyle w:val="Heading2"/>
+      </w:pPr>
+      <w:r>
+        <w:t>Predict the new picture requirement</w:t>
+      </w:r>
+    </w:p>
+    <w:p>
+      <w:pPr>
+        <w:pStyle w:val="ListBullet"/>
+      </w:pPr>
+      <w:r>
+        <w:t>Change one thing: Lower the accuracy requirement to90% before a new selection exercise. Predict the result before checking the explanation. What remains the same?</w:t>
+      </w:r>
+    </w:p>
+    <w:p>
+      <w:pPr>
+        <w:pStyle w:val="Heading2"/>
+      </w:pPr>
+      <w:r>
+        <w:t>Check after predicting · reference / check after trying</w:t>
+      </w:r>
+    </w:p>
+    <w:p>
+      <w:r>
+        <w:drawing>
+          <wp:inline xmlns:a="http://schemas.openxmlformats.org/drawingml/2006/main" xmlns:pic="http://schemas.openxmlformats.org/drawingml/2006/picture">
+            <wp:extent cx="5486400" cy="3026664"/>
+            <wp:docPr id="2" name="Picture 2" descr="Original case: P meets the declared contract; Q is faster but ineligible. Changed condition: Lower the accuracy requirement to90% before a new selection exercise. Expected result: Both become eligible; Q has the smaller measured mean amortised time. Reason: The acceptance contract changed; Q’s measured accuracy did not improve."/>
+            <wp:cNvGraphicFramePr>
+              <a:graphicFrameLocks noChangeAspect="1"/>
+            </wp:cNvGraphicFramePr>
+            <a:graphic>
+              <a:graphicData uri="http://schemas.openxmlformats.org/drawingml/2006/picture">
+                <pic:pic>
+                  <pic:nvPicPr>
+                    <pic:cNvPr id="0" name="academy-story-ai-5-31-04.png"/>
+                    <pic:cNvPicPr/>
+                  </pic:nvPicPr>
+                  <pic:blipFill>
+                    <a:blip r:embed="rId10"/>
+                    <a:stretch>
+                      <a:fillRect/>
+                    </a:stretch>
+                  </pic:blipFill>
+                  <pic:spPr>
+                    <a:xfrm>
+                      <a:off x="0" y="0"/>
+                      <a:ext cx="5486400" cy="3026664"/>
+                    </a:xfrm>
+                    <a:prstGeom prst="rect"/>
+                  </pic:spPr>
+                </pic:pic>
+              </a:graphicData>
+            </a:graphic>
+          </wp:inline>
+        </w:drawing>
+      </w:r>
+    </w:p>
+    <w:p>
+      <w:pPr>
+        <w:pStyle w:val="Heading2"/>
+      </w:pPr>
+      <w:r>
+        <w:t>Explain amortised time and missing measurements</w:t>
+      </w:r>
+    </w:p>
+    <w:p>
+      <w:pPr>
+        <w:pStyle w:val="ListBullet"/>
+      </w:pPr>
+      <w:r>
+        <w:t>Record hardware, batching, warm-up and variability; these supplied timings are toy measurements, not actual benchmark runs.</w:t>
+      </w:r>
+    </w:p>
+    <w:p>
+      <w:pPr>
+        <w:pStyle w:val="ListBullet"/>
+      </w:pPr>
+      <w:r>
+        <w:t>Read the labelled picture: Why is 10 ms/case not necessarily a single-request latency? Point to the relevant step in the picture, then write the changed result and the rule or evidence that supports it.</w:t>
+      </w:r>
+    </w:p>
+    <w:p>
+      <w:pPr>
+        <w:pStyle w:val="Heading2"/>
+      </w:pPr>
+      <w:r>
+        <w:t>Earlier wording, alternatives and picture transcripts · reference / check after trying</w:t>
+      </w:r>
+    </w:p>
+    <w:p>
+      <w:pPr>
         <w:pStyle w:val="Heading3"/>
       </w:pPr>
       <w:r>
-        <w:t>What this example does not establish</w:t>
-      </w:r>
-    </w:p>
-    <w:p>
-      <w:pPr>
-        <w:pStyle w:val="Heading3"/>
-      </w:pPr>
-      <w:r>
-        <w:t>Keep the stated limit</w:t>
+        <w:t>Learn from the worked case</w:t>
       </w:r>
     </w:p>
     <w:p>
       <w:pPr>
         <w:spacing w:line="336" w:lineRule="auto" w:after="180"/>
-        <w:shd w:fill="FFF5E6"/>
       </w:pPr>
       <w:r>
         <w:rPr>
           <w:b w:val="0"/>
         </w:rPr>
-        <w:t>Record hardware, batching, warm-up and variability; these supplied timings are toy measurements, not actual benchmark runs.</w:t>
+        <w:t>Cover the result before checking it. Say what is given, choose the procedure, and follow one step at a time. Then uncover the result and explain your first mismatch. Ask why a step is allowed, not only what number it produces.</w:t>
       </w:r>
     </w:p>
     <w:p>
@@ -1755,90 +2042,129 @@
         <w:pStyle w:val="Heading3"/>
       </w:pPr>
       <w:r>
-        <w:t>Keep the stated limit</w:t>
+        <w:t>A pictorial worked case: Efficiency and resource measurement</w:t>
+      </w:r>
+    </w:p>
+    <w:p>
+      <w:pPr>
+        <w:pStyle w:val="Heading3"/>
+      </w:pPr>
+      <w:r>
+        <w:t>The facts we will use</w:t>
+      </w:r>
+    </w:p>
+    <w:p>
+      <w:r>
+        <w:drawing>
+          <wp:inline xmlns:a="http://schemas.openxmlformats.org/drawingml/2006/main" xmlns:pic="http://schemas.openxmlformats.org/drawingml/2006/picture">
+            <wp:extent cx="5486400" cy="2641600"/>
+            <wp:docPr id="3" name="Picture 3" descr="Mean amortised time, not single-request latency"/>
+            <wp:cNvGraphicFramePr>
+              <a:graphicFrameLocks noChangeAspect="1"/>
+            </wp:cNvGraphicFramePr>
+            <a:graphic>
+              <a:graphicData uri="http://schemas.openxmlformats.org/drawingml/2006/picture">
+                <pic:pic>
+                  <pic:nvPicPr>
+                    <pic:cNvPr id="0" name="academy-detail-ai-5-31.png"/>
+                    <pic:cNvPicPr/>
+                  </pic:nvPicPr>
+                  <pic:blipFill>
+                    <a:blip r:embed="rId11"/>
+                    <a:stretch>
+                      <a:fillRect/>
+                    </a:stretch>
+                  </pic:blipFill>
+                  <pic:spPr>
+                    <a:xfrm>
+                      <a:off x="0" y="0"/>
+                      <a:ext cx="5486400" cy="2641600"/>
+                    </a:xfrm>
+                    <a:prstGeom prst="rect"/>
+                  </pic:spPr>
+                </pic:pic>
+              </a:graphicData>
+            </a:graphic>
+          </wp:inline>
+        </w:drawing>
+      </w:r>
+    </w:p>
+    <w:p>
+      <w:r>
+        <w:drawing>
+          <wp:inline xmlns:a="http://schemas.openxmlformats.org/drawingml/2006/main" xmlns:pic="http://schemas.openxmlformats.org/drawingml/2006/picture">
+            <wp:extent cx="5486400" cy="5225143"/>
+            <wp:docPr id="4" name="Picture 4" descr="Efficiency and resource measurement. Summarise P: Mean time 0.40s; 10 ms/case; accuracy 38/40=95%: passes both.. Summarise Q: Mean time 0.24s; 6 ms/case; accuracy 36/40=90%: fails quality.. Choose eligible candidate: P meets the declared contract; Q is faster but ineligible."/>
+            <wp:cNvGraphicFramePr>
+              <a:graphicFrameLocks noChangeAspect="1"/>
+            </wp:cNvGraphicFramePr>
+            <a:graphic>
+              <a:graphicData uri="http://schemas.openxmlformats.org/drawingml/2006/picture">
+                <pic:pic>
+                  <pic:nvPicPr>
+                    <pic:cNvPr id="0" name="academy-visual-ai-5-31.png"/>
+                    <pic:cNvPicPr/>
+                  </pic:nvPicPr>
+                  <pic:blipFill>
+                    <a:blip r:embed="rId12"/>
+                    <a:stretch>
+                      <a:fillRect/>
+                    </a:stretch>
+                  </pic:blipFill>
+                  <pic:spPr>
+                    <a:xfrm>
+                      <a:off x="0" y="0"/>
+                      <a:ext cx="5486400" cy="5225143"/>
+                    </a:xfrm>
+                    <a:prstGeom prst="rect"/>
+                  </pic:spPr>
+                </pic:pic>
+              </a:graphicData>
+            </a:graphic>
+          </wp:inline>
+        </w:drawing>
+      </w:r>
+    </w:p>
+    <w:p>
+      <w:pPr>
+        <w:pStyle w:val="Heading3"/>
+      </w:pPr>
+      <w:r>
+        <w:t>Why this result follows</w:t>
+      </w:r>
+    </w:p>
+    <w:p>
+      <w:pPr>
+        <w:pStyle w:val="Heading3"/>
+      </w:pPr>
+      <w:r>
+        <w:t>What this example does not establish</w:t>
+      </w:r>
+    </w:p>
+    <w:p>
+      <w:pPr>
+        <w:pStyle w:val="Heading1"/>
+      </w:pPr>
+      <w:r>
+        <w:t>07. Count parameters without calling that peak memory</w:t>
+      </w:r>
+    </w:p>
+    <w:p>
+      <w:r>
+        <w:t>A storage calculation and a runtime measurement answer different questions.</w:t>
+      </w:r>
+    </w:p>
+    <w:p>
+      <w:pPr>
+        <w:pStyle w:val="Heading2"/>
+      </w:pPr>
+      <w:r>
+        <w:t>Dense weights, biases and raw bytes</w:t>
       </w:r>
     </w:p>
     <w:p>
       <w:pPr>
         <w:spacing w:line="336" w:lineRule="auto" w:after="180"/>
-        <w:shd w:fill="FFF5E6"/>
-      </w:pPr>
-      <w:r>
-        <w:rPr>
-          <w:b w:val="0"/>
-        </w:rPr>
-        <w:t xml:space="preserve">Read the labelled picture: Why is 10 ms/case not necessarily a single-request </w:t>
-      </w:r>
-      <w:r>
-        <w:rPr>
-          <w:b/>
-        </w:rPr>
-        <w:t>latency</w:t>
-      </w:r>
-      <w:r>
-        <w:rPr>
-          <w:b w:val="0"/>
-        </w:rPr>
-        <w:t xml:space="preserve">? Point to the relevant step in the picture, then write the changed result and the rule or </w:t>
-      </w:r>
-      <w:r>
-        <w:rPr>
-          <w:b/>
-        </w:rPr>
-        <w:t>evidence</w:t>
-      </w:r>
-      <w:r>
-        <w:rPr>
-          <w:b w:val="0"/>
-        </w:rPr>
-        <w:t xml:space="preserve"> that supports it.</w:t>
-      </w:r>
-    </w:p>
-    <w:p>
-      <w:pPr>
-        <w:pStyle w:val="Heading3"/>
-      </w:pPr>
-      <w:r>
-        <w:t>Keep the stated limit</w:t>
-      </w:r>
-    </w:p>
-    <w:p>
-      <w:pPr>
-        <w:spacing w:line="336" w:lineRule="auto" w:after="180"/>
-        <w:shd w:fill="FFF5E6"/>
-      </w:pPr>
-      <w:r>
-        <w:rPr>
-          <w:b w:val="0"/>
-        </w:rPr>
-        <w:t>Change one thing: Lower the accuracy requirement to90% before a new selection exercise. Predict the result before checking the explanation. What remains the same?</w:t>
-      </w:r>
-    </w:p>
-    <w:p>
-      <w:pPr>
-        <w:pStyle w:val="Heading1"/>
-      </w:pPr>
-      <w:r>
-        <w:t>07. Find and repair a mistake</w:t>
-      </w:r>
-    </w:p>
-    <w:p>
-      <w:r>
-        <w:t>Find the unsupported step in the Efficiency and resource measurement claim and explain a repair using the supplied evidence.</w:t>
-      </w:r>
-    </w:p>
-    <w:p>
-      <w:pPr>
-        <w:pStyle w:val="Heading3"/>
-      </w:pPr>
-      <w:r>
-        <w:t>Check the claim against the facts</w:t>
-      </w:r>
-    </w:p>
-    <w:p>
-      <w:pPr>
-        <w:spacing w:line="336" w:lineRule="auto" w:after="180"/>
-        <w:shd w:fill="FFF5E6"/>
       </w:pPr>
       <w:r>
         <w:rPr>
@@ -1886,7 +2212,6 @@
     <w:p>
       <w:pPr>
         <w:spacing w:line="336" w:lineRule="auto" w:after="180"/>
-        <w:shd w:fill="FFF5E6"/>
       </w:pPr>
       <w:r>
         <w:rPr>
@@ -1897,16 +2222,333 @@
     </w:p>
     <w:p>
       <w:pPr>
-        <w:pStyle w:val="Heading3"/>
-      </w:pPr>
-      <w:r>
-        <w:t>Check the claim against the facts</w:t>
+        <w:pStyle w:val="Heading2"/>
+      </w:pPr>
+      <w:r>
+        <w:t>Complete layer-by-layer account</w:t>
+      </w:r>
+    </w:p>
+    <w:tbl>
+      <w:tblPr>
+        <w:tblStyle w:val="LightShading-Accent1"/>
+        <w:tblW w:type="auto" w:w="0"/>
+        <w:tblLook w:firstColumn="1" w:firstRow="1" w:lastColumn="0" w:lastRow="0" w:noHBand="0" w:noVBand="1" w:val="04A0"/>
+      </w:tblPr>
+      <w:tblGrid>
+        <w:gridCol w:w="2556"/>
+        <w:gridCol w:w="2556"/>
+        <w:gridCol w:w="2556"/>
+        <w:gridCol w:w="2556"/>
+      </w:tblGrid>
+      <w:tr>
+        <w:trPr>
+          <w:tblHeader/>
+        </w:trPr>
+        <w:tc>
+          <w:tcPr>
+            <w:tcW w:type="dxa" w:w="2556"/>
+          </w:tcPr>
+          <w:p>
+            <w:r>
+              <w:t>Dense 4 → 3 → 2 network</w:t>
+            </w:r>
+          </w:p>
+        </w:tc>
+        <w:tc>
+          <w:tcPr>
+            <w:tcW w:type="dxa" w:w="2556"/>
+          </w:tcPr>
+          <w:p>
+            <w:r>
+              <w:t>Weights</w:t>
+            </w:r>
+          </w:p>
+        </w:tc>
+        <w:tc>
+          <w:tcPr>
+            <w:tcW w:type="dxa" w:w="2556"/>
+          </w:tcPr>
+          <w:p>
+            <w:r>
+              <w:t>Biases</w:t>
+            </w:r>
+          </w:p>
+        </w:tc>
+        <w:tc>
+          <w:tcPr>
+            <w:tcW w:type="dxa" w:w="2556"/>
+          </w:tcPr>
+          <w:p>
+            <w:r>
+              <w:t>Total parameters</w:t>
+            </w:r>
+          </w:p>
+        </w:tc>
+      </w:tr>
+      <w:tr>
+        <w:tc>
+          <w:tcPr>
+            <w:tcW w:type="dxa" w:w="2556"/>
+          </w:tcPr>
+          <w:p>
+            <w:r>
+              <w:t>4 → 3 layer</w:t>
+            </w:r>
+          </w:p>
+        </w:tc>
+        <w:tc>
+          <w:tcPr>
+            <w:tcW w:type="dxa" w:w="2556"/>
+          </w:tcPr>
+          <w:p>
+            <w:r>
+              <w:t>4 × 3 = 12</w:t>
+            </w:r>
+          </w:p>
+        </w:tc>
+        <w:tc>
+          <w:tcPr>
+            <w:tcW w:type="dxa" w:w="2556"/>
+          </w:tcPr>
+          <w:p>
+            <w:r>
+              <w:t>3</w:t>
+            </w:r>
+          </w:p>
+        </w:tc>
+        <w:tc>
+          <w:tcPr>
+            <w:tcW w:type="dxa" w:w="2556"/>
+          </w:tcPr>
+          <w:p>
+            <w:r>
+              <w:t>15</w:t>
+            </w:r>
+          </w:p>
+        </w:tc>
+      </w:tr>
+      <w:tr>
+        <w:tc>
+          <w:tcPr>
+            <w:tcW w:type="dxa" w:w="2556"/>
+          </w:tcPr>
+          <w:p>
+            <w:r>
+              <w:t>3 → 2 layer</w:t>
+            </w:r>
+          </w:p>
+        </w:tc>
+        <w:tc>
+          <w:tcPr>
+            <w:tcW w:type="dxa" w:w="2556"/>
+          </w:tcPr>
+          <w:p>
+            <w:r>
+              <w:t>3 × 2 = 6</w:t>
+            </w:r>
+          </w:p>
+        </w:tc>
+        <w:tc>
+          <w:tcPr>
+            <w:tcW w:type="dxa" w:w="2556"/>
+          </w:tcPr>
+          <w:p>
+            <w:r>
+              <w:t>2</w:t>
+            </w:r>
+          </w:p>
+        </w:tc>
+        <w:tc>
+          <w:tcPr>
+            <w:tcW w:type="dxa" w:w="2556"/>
+          </w:tcPr>
+          <w:p>
+            <w:r>
+              <w:t>8</w:t>
+            </w:r>
+          </w:p>
+        </w:tc>
+      </w:tr>
+      <w:tr>
+        <w:tc>
+          <w:tcPr>
+            <w:tcW w:type="dxa" w:w="2556"/>
+          </w:tcPr>
+          <w:p>
+            <w:r>
+              <w:t>Whole network</w:t>
+            </w:r>
+          </w:p>
+        </w:tc>
+        <w:tc>
+          <w:tcPr>
+            <w:tcW w:type="dxa" w:w="2556"/>
+          </w:tcPr>
+          <w:p>
+            <w:r>
+              <w:t>18</w:t>
+            </w:r>
+          </w:p>
+        </w:tc>
+        <w:tc>
+          <w:tcPr>
+            <w:tcW w:type="dxa" w:w="2556"/>
+          </w:tcPr>
+          <w:p>
+            <w:r>
+              <w:t>5</w:t>
+            </w:r>
+          </w:p>
+        </w:tc>
+        <w:tc>
+          <w:tcPr>
+            <w:tcW w:type="dxa" w:w="2556"/>
+          </w:tcPr>
+          <w:p>
+            <w:r>
+              <w:t>23</w:t>
+            </w:r>
+          </w:p>
+        </w:tc>
+      </w:tr>
+      <w:tr>
+        <w:tc>
+          <w:tcPr>
+            <w:tcW w:type="dxa" w:w="2556"/>
+          </w:tcPr>
+          <w:p>
+            <w:r>
+              <w:t>Four bytes per parameter</w:t>
+            </w:r>
+          </w:p>
+        </w:tc>
+        <w:tc>
+          <w:tcPr>
+            <w:tcW w:type="dxa" w:w="2556"/>
+          </w:tcPr>
+          <w:p>
+            <w:r>
+              <w:t>23 × 4 = 92 raw bytes</w:t>
+            </w:r>
+          </w:p>
+        </w:tc>
+        <w:tc>
+          <w:tcPr>
+            <w:tcW w:type="dxa" w:w="2556"/>
+          </w:tcPr>
+          <w:p>
+            <w:r>
+              <w:t>Metadata not counted</w:t>
+            </w:r>
+          </w:p>
+        </w:tc>
+        <w:tc>
+          <w:tcPr>
+            <w:tcW w:type="dxa" w:w="2556"/>
+          </w:tcPr>
+          <w:p>
+            <w:r>
+              <w:t>Activations and buffers not counted</w:t>
+            </w:r>
+          </w:p>
+        </w:tc>
+      </w:tr>
+      <w:tr>
+        <w:tc>
+          <w:tcPr>
+            <w:tcW w:type="dxa" w:w="2556"/>
+          </w:tcPr>
+          <w:p>
+            <w:r>
+              <w:t>Peak training memory</w:t>
+            </w:r>
+          </w:p>
+        </w:tc>
+        <w:tc>
+          <w:tcPr>
+            <w:tcW w:type="dxa" w:w="2556"/>
+          </w:tcPr>
+          <w:p>
+            <w:r>
+              <w:t>Requires actual scoped measurement</w:t>
+            </w:r>
+          </w:p>
+        </w:tc>
+        <w:tc>
+          <w:tcPr>
+            <w:tcW w:type="dxa" w:w="2556"/>
+          </w:tcPr>
+          <w:p>
+            <w:r>
+              <w:t>Gradients / optimizer state may add storage</w:t>
+            </w:r>
+          </w:p>
+        </w:tc>
+        <w:tc>
+          <w:tcPr>
+            <w:tcW w:type="dxa" w:w="2556"/>
+          </w:tcPr>
+          <w:p>
+            <w:r>
+              <w:t>Not supplied</w:t>
+            </w:r>
+          </w:p>
+        </w:tc>
+      </w:tr>
+      <w:tr>
+        <w:tc>
+          <w:tcPr>
+            <w:tcW w:type="dxa" w:w="2556"/>
+          </w:tcPr>
+          <w:p>
+            <w:r>
+              <w:t>Energy or carbon emissions</w:t>
+            </w:r>
+          </w:p>
+        </w:tc>
+        <w:tc>
+          <w:tcPr>
+            <w:tcW w:type="dxa" w:w="2556"/>
+          </w:tcPr>
+          <w:p>
+            <w:r>
+              <w:t>Require additional evidence</w:t>
+            </w:r>
+          </w:p>
+        </w:tc>
+        <w:tc>
+          <w:tcPr>
+            <w:tcW w:type="dxa" w:w="2556"/>
+          </w:tcPr>
+          <w:p>
+            <w:r>
+              <w:t>Time alone is insufficient</w:t>
+            </w:r>
+          </w:p>
+        </w:tc>
+        <w:tc>
+          <w:tcPr>
+            <w:tcW w:type="dxa" w:w="2556"/>
+          </w:tcPr>
+          <w:p>
+            <w:r>
+              <w:t>Not supplied</w:t>
+            </w:r>
+          </w:p>
+        </w:tc>
+      </w:tr>
+    </w:tbl>
+    <w:p>
+      <w:pPr>
+        <w:pStyle w:val="Heading2"/>
+      </w:pPr>
+      <w:r>
+        <w:t>File size, runtime memory and energy limits</w:t>
       </w:r>
     </w:p>
     <w:p>
       <w:pPr>
         <w:spacing w:line="336" w:lineRule="auto" w:after="180"/>
-        <w:shd w:fill="FFF5E6"/>
       </w:pPr>
       <w:r>
         <w:rPr>
@@ -1930,7 +2572,6 @@
     <w:p>
       <w:pPr>
         <w:spacing w:line="336" w:lineRule="auto" w:after="180"/>
-        <w:shd w:fill="FFF5E6"/>
       </w:pPr>
       <w:r>
         <w:rPr>
@@ -1953,16 +2594,7 @@
     </w:p>
     <w:p>
       <w:pPr>
-        <w:pStyle w:val="Heading3"/>
-      </w:pPr>
-      <w:r>
-        <w:t>Check the claim against the facts</w:t>
-      </w:r>
-    </w:p>
-    <w:p>
-      <w:pPr>
         <w:spacing w:line="336" w:lineRule="auto" w:after="180"/>
-        <w:shd w:fill="FFF5E6"/>
       </w:pPr>
       <w:r>
         <w:rPr>
@@ -1974,7 +2606,6 @@
     <w:p>
       <w:pPr>
         <w:spacing w:line="336" w:lineRule="auto" w:after="180"/>
-        <w:shd w:fill="FFF5E6"/>
       </w:pPr>
       <w:r>
         <w:rPr>
@@ -1985,33 +2616,101 @@
     </w:p>
     <w:p>
       <w:pPr>
+        <w:pStyle w:val="Heading2"/>
+      </w:pPr>
+      <w:r>
+        <w:t>Try the resource misconception check</w:t>
+      </w:r>
+    </w:p>
+    <w:p>
+      <w:pPr>
+        <w:pStyle w:val="ListBullet"/>
+      </w:pPr>
+      <w:r>
+        <w:t>Count weights, biases and total parameters in the 4 to 3 to 2 network. Calculate raw parameter bytes at four bytes each. Explain why this cannot be reported as peak training memory or an energy measurement.</w:t>
+      </w:r>
+    </w:p>
+    <w:p>
+      <w:pPr>
         <w:pStyle w:val="Heading3"/>
       </w:pPr>
       <w:r>
+        <w:t>State one repair and the checks you would rerun.</w:t>
+      </w:r>
+    </w:p>
+    <w:p>
+      <w:r>
+        <w:t>________________________________________________________________</w:t>
+      </w:r>
+    </w:p>
+    <w:p>
+      <w:r>
+        <w:t>________________________________________________________________</w:t>
+      </w:r>
+    </w:p>
+    <w:p>
+      <w:r>
+        <w:t>________________________________________________________________</w:t>
+      </w:r>
+    </w:p>
+    <w:p>
+      <w:r>
+        <w:t>________________________________________________________________</w:t>
+      </w:r>
+    </w:p>
+    <w:p>
+      <w:r>
+        <w:t>________________________________________________________________</w:t>
+      </w:r>
+    </w:p>
+    <w:p>
+      <w:r>
+        <w:t>________________________________________________________________</w:t>
+      </w:r>
+    </w:p>
+    <w:p>
+      <w:pPr>
+        <w:pStyle w:val="Heading2"/>
+      </w:pPr>
+      <w:r>
+        <w:t>Earlier wording, alternatives and picture transcripts · reference / check after trying</w:t>
+      </w:r>
+    </w:p>
+    <w:p>
+      <w:pPr>
+        <w:pStyle w:val="Heading3"/>
+      </w:pPr>
+      <w:r>
         <w:t>Locate the earliest unsupported step</w:t>
       </w:r>
     </w:p>
     <w:p>
       <w:pPr>
-        <w:spacing w:line="336" w:lineRule="auto" w:after="180"/>
-      </w:pPr>
-      <w:r>
-        <w:rPr>
-          <w:b w:val="0"/>
-        </w:rPr>
-        <w:t xml:space="preserve">Count weights, biases and total parameters in the 4 to 3 to 2 network. Calculate raw parameter bytes at four bytes each. Explain why this cannot be reported as peak </w:t>
-      </w:r>
-      <w:r>
-        <w:rPr>
-          <w:b/>
-        </w:rPr>
-        <w:t>training</w:t>
-      </w:r>
-      <w:r>
-        <w:rPr>
-          <w:b w:val="0"/>
-        </w:rPr>
-        <w:t xml:space="preserve"> memory or an energy measurement.</w:t>
+        <w:pStyle w:val="Heading1"/>
+      </w:pPr>
+      <w:r>
+        <w:t>08. Practise timing ratios and quality gates</w:t>
+      </w:r>
+    </w:p>
+    <w:p>
+      <w:r>
+        <w:t>Keep raw observations, chosen summary and decision rule visible.</w:t>
+      </w:r>
+    </w:p>
+    <w:p>
+      <w:pPr>
+        <w:pStyle w:val="Heading2"/>
+      </w:pPr>
+      <w:r>
+        <w:t>Current task and alternative requirement</w:t>
+      </w:r>
+    </w:p>
+    <w:p>
+      <w:pPr>
+        <w:pStyle w:val="ListBullet"/>
+      </w:pPr>
+      <w:r>
+        <w:t>For A and B, calculate median pass time, amortised milliseconds per example and median-pass throughput. State the measured boundary and one latency claim these numbers cannot support.</w:t>
       </w:r>
     </w:p>
     <w:p>
@@ -2019,7 +2718,7 @@
         <w:pStyle w:val="Heading3"/>
       </w:pPr>
       <w:r>
-        <w:t>State one repair and the checks you would rerun.</w:t>
+        <w:t>If the quality requirement had instead been set in advance to at least 90 correct, with the same time limit, which models would qualify? Which would you choose if lower measured amortised time is the declared tie-breaker?</w:t>
       </w:r>
     </w:p>
     <w:p>
@@ -2043,6 +2742,14 @@
       </w:r>
     </w:p>
     <w:p>
+      <w:pPr>
+        <w:pStyle w:val="Heading3"/>
+      </w:pPr>
+      <w:r>
+        <w:t>Explain your prediction to a partner before comparing results.</w:t>
+      </w:r>
+    </w:p>
+    <w:p>
       <w:r>
         <w:t>________________________________________________________________</w:t>
       </w:r>
@@ -2053,62 +2760,6 @@
       </w:r>
     </w:p>
     <w:p>
-      <w:pPr>
-        <w:pStyle w:val="Heading1"/>
-      </w:pPr>
-      <w:r>
-        <w:t>08. Practise together</w:t>
-      </w:r>
-    </w:p>
-    <w:p>
-      <w:r>
-        <w:t>Practise Efficiency and resource measurement with support, then explain the deciding step in your own words.</w:t>
-      </w:r>
-    </w:p>
-    <w:p>
-      <w:pPr>
-        <w:spacing w:line="336" w:lineRule="auto" w:after="180"/>
-      </w:pPr>
-      <w:r>
-        <w:rPr>
-          <w:b w:val="0"/>
-        </w:rPr>
-        <w:t xml:space="preserve">For A and B, calculate median pass time, amortised milliseconds per example and median-pass </w:t>
-      </w:r>
-      <w:r>
-        <w:rPr>
-          <w:b/>
-        </w:rPr>
-        <w:t>throughput</w:t>
-      </w:r>
-      <w:r>
-        <w:rPr>
-          <w:b w:val="0"/>
-        </w:rPr>
-        <w:t xml:space="preserve">. State the measured boundary and one </w:t>
-      </w:r>
-      <w:r>
-        <w:rPr>
-          <w:b/>
-        </w:rPr>
-        <w:t>latency</w:t>
-      </w:r>
-      <w:r>
-        <w:rPr>
-          <w:b w:val="0"/>
-        </w:rPr>
-        <w:t xml:space="preserve"> claim these numbers cannot support.</w:t>
-      </w:r>
-    </w:p>
-    <w:p>
-      <w:pPr>
-        <w:pStyle w:val="Heading3"/>
-      </w:pPr>
-      <w:r>
-        <w:t>If the quality requirement had instead been set in advance to at least 90 correct, with the same time limit, which models would qualify? Which would you choose if lower measured amortised time is the declared tie-breaker?</w:t>
-      </w:r>
-    </w:p>
-    <w:p>
       <w:r>
         <w:t>________________________________________________________________</w:t>
       </w:r>
@@ -2119,49 +2770,11 @@
       </w:r>
     </w:p>
     <w:p>
-      <w:r>
-        <w:t>________________________________________________________________</w:t>
-      </w:r>
-    </w:p>
-    <w:p>
-      <w:r>
-        <w:t>________________________________________________________________</w:t>
-      </w:r>
-    </w:p>
-    <w:p>
-      <w:pPr>
-        <w:pStyle w:val="Heading3"/>
-      </w:pPr>
-      <w:r>
-        <w:t>Explain your prediction to a partner before comparing results.</w:t>
-      </w:r>
-    </w:p>
-    <w:p>
-      <w:r>
-        <w:t>________________________________________________________________</w:t>
-      </w:r>
-    </w:p>
-    <w:p>
-      <w:r>
-        <w:t>________________________________________________________________</w:t>
-      </w:r>
-    </w:p>
-    <w:p>
-      <w:r>
-        <w:t>________________________________________________________________</w:t>
-      </w:r>
-    </w:p>
-    <w:p>
-      <w:r>
-        <w:t>________________________________________________________________</w:t>
-      </w:r>
-    </w:p>
-    <w:p>
-      <w:pPr>
-        <w:pStyle w:val="Heading3"/>
-      </w:pPr>
-      <w:r>
-        <w:t>Practise with less help: Compare under requirements</w:t>
+      <w:pPr>
+        <w:pStyle w:val="Heading2"/>
+      </w:pPr>
+      <w:r>
+        <w:t>Supported W2 record</w:t>
       </w:r>
     </w:p>
     <w:p>
@@ -2279,93 +2892,49 @@
     </w:p>
     <w:p>
       <w:pPr>
+        <w:pStyle w:val="Heading2"/>
+      </w:pPr>
+      <w:r>
+        <w:t>Parameter-count misconception</w:t>
+      </w:r>
+    </w:p>
+    <w:p>
+      <w:pPr>
+        <w:pStyle w:val="ListBullet"/>
+      </w:pPr>
+      <w:r>
+        <w:t>Use the worked case for Efficiency and resource measurement. Proposed explanation: “Fewer parameters always means faster”. Decide whether this explanation is supported. Point to the step or supplied fact that decides; explain your repair if needed.</w:t>
+      </w:r>
+    </w:p>
+    <w:p>
+      <w:pPr>
+        <w:pStyle w:val="ListBullet"/>
+      </w:pPr>
+      <w:r>
+        <w:t>Answer on your own before discussion. If you are unsure, say which step you need help with.</w:t>
+      </w:r>
+    </w:p>
+    <w:p>
+      <w:pPr>
+        <w:pStyle w:val="Heading2"/>
+      </w:pPr>
+      <w:r>
+        <w:t>Pictured latency question</w:t>
+      </w:r>
+    </w:p>
+    <w:p>
+      <w:pPr>
+        <w:pStyle w:val="ListBullet"/>
+      </w:pPr>
+      <w:r>
+        <w:t>Why is 10 ms/case not necessarily a single-request latency? Point to the relevant step in the picture, then write the changed result and the rule or evidence that supports it.</w:t>
+      </w:r>
+    </w:p>
+    <w:p>
+      <w:pPr>
         <w:pStyle w:val="Heading3"/>
       </w:pPr>
       <w:r>
-        <w:t>Check your reasoning</w:t>
-      </w:r>
-    </w:p>
-    <w:p>
-      <w:pPr>
-        <w:spacing w:line="336" w:lineRule="auto" w:after="180"/>
-      </w:pPr>
-      <w:r>
-        <w:rPr>
-          <w:b w:val="0"/>
-        </w:rPr>
-        <w:t>Use the worked case for Efficiency and resource measurement. Proposed explanation: “Fewer parameters always means faster”. Decide whether this explanation is supported.</w:t>
-      </w:r>
-    </w:p>
-    <w:p>
-      <w:pPr>
-        <w:spacing w:line="336" w:lineRule="auto" w:after="180"/>
-      </w:pPr>
-      <w:r>
-        <w:rPr>
-          <w:b w:val="0"/>
-        </w:rPr>
-        <w:t>Point to the step or supplied fact that decides; explain your repair if needed.</w:t>
-      </w:r>
-    </w:p>
-    <w:p>
-      <w:pPr>
-        <w:spacing w:line="336" w:lineRule="auto" w:after="180"/>
-      </w:pPr>
-      <w:r>
-        <w:rPr>
-          <w:b w:val="0"/>
-        </w:rPr>
-        <w:t>Answer on your own before discussion. If you are unsure, say which step you need help with.</w:t>
-      </w:r>
-    </w:p>
-    <w:p>
-      <w:pPr>
-        <w:pStyle w:val="Heading3"/>
-      </w:pPr>
-      <w:r>
-        <w:t>Explain the picture</w:t>
-      </w:r>
-    </w:p>
-    <w:p>
-      <w:pPr>
-        <w:spacing w:line="336" w:lineRule="auto" w:after="180"/>
-      </w:pPr>
-      <w:r>
-        <w:rPr>
-          <w:b w:val="0"/>
-        </w:rPr>
-        <w:t xml:space="preserve">Why is 10 ms/case not necessarily a single-request </w:t>
-      </w:r>
-      <w:r>
-        <w:rPr>
-          <w:b/>
-        </w:rPr>
-        <w:t>latency</w:t>
-      </w:r>
-      <w:r>
-        <w:rPr>
-          <w:b w:val="0"/>
-        </w:rPr>
-        <w:t xml:space="preserve">? Point to the relevant step in the picture, then write the changed result and the rule or </w:t>
-      </w:r>
-      <w:r>
-        <w:rPr>
-          <w:b/>
-        </w:rPr>
-        <w:t>evidence</w:t>
-      </w:r>
-      <w:r>
-        <w:rPr>
-          <w:b w:val="0"/>
-        </w:rPr>
-        <w:t xml:space="preserve"> that supports it.</w:t>
-      </w:r>
-    </w:p>
-    <w:p>
-      <w:pPr>
-        <w:pStyle w:val="Heading3"/>
-      </w:pPr>
-      <w:r>
         <w:t>My explanation using a pictured step and the given facts</w:t>
       </w:r>
     </w:p>
@@ -2387,6 +2956,14 @@
     <w:p>
       <w:r>
         <w:t>________________________________________________________________</w:t>
+      </w:r>
+    </w:p>
+    <w:p>
+      <w:pPr>
+        <w:pStyle w:val="Heading2"/>
+      </w:pPr>
+      <w:r>
+        <w:t>Reserve independent timings and network</w:t>
       </w:r>
     </w:p>
     <w:p>
@@ -2402,23 +2979,55 @@
     </w:p>
     <w:p>
       <w:pPr>
+        <w:pStyle w:val="Heading2"/>
+      </w:pPr>
+      <w:r>
+        <w:t>Earlier wording, alternatives and picture transcripts · reference / check after trying</w:t>
+      </w:r>
+    </w:p>
+    <w:p>
+      <w:pPr>
+        <w:pStyle w:val="Heading3"/>
+      </w:pPr>
+      <w:r>
+        <w:t>Practise with less help: Compare under requirements</w:t>
+      </w:r>
+    </w:p>
+    <w:p>
+      <w:pPr>
+        <w:pStyle w:val="Heading3"/>
+      </w:pPr>
+      <w:r>
+        <w:t>Check your reasoning</w:t>
+      </w:r>
+    </w:p>
+    <w:p>
+      <w:pPr>
+        <w:pStyle w:val="Heading3"/>
+      </w:pPr>
+      <w:r>
+        <w:t>Explain the picture</w:t>
+      </w:r>
+    </w:p>
+    <w:p>
+      <w:pPr>
         <w:pStyle w:val="Heading1"/>
       </w:pPr>
       <w:r>
-        <w:t>09. Run the investigation</w:t>
-      </w:r>
-    </w:p>
-    <w:p>
-      <w:r>
-        <w:t>Investigate Efficiency and resource measurement. Record the prediction, actual observation or labelled paper trace, explanation and next test separately.</w:t>
-      </w:r>
-    </w:p>
-    <w:p>
-      <w:pPr>
-        <w:pStyle w:val="Heading3"/>
-      </w:pPr>
-      <w:r>
-        <w:t>Predict, investigate and preserve the evidence</w:t>
+        <w:t>09. Run the complete resource and eligibility audit</w:t>
+      </w:r>
+    </w:p>
+    <w:p>
+      <w:r>
+        <w:t>No real device benchmark is implied by calculations on supplied times.</w:t>
+      </w:r>
+    </w:p>
+    <w:p>
+      <w:pPr>
+        <w:pStyle w:val="Heading2"/>
+      </w:pPr>
+      <w:r>
+        <w:t>Current eligibility and percentage investigation</w:t>
       </w:r>
     </w:p>
     <w:p>
@@ -2445,38 +3054,124 @@
       </w:r>
     </w:p>
     <w:p>
+      <w:pPr>
+        <w:pStyle w:val="Heading2"/>
+      </w:pPr>
+      <w:r>
+        <w:t>Complete executable audit</w:t>
+      </w:r>
+    </w:p>
+    <w:p>
       <w:r>
         <w:rPr>
           <w:rFonts w:ascii="Courier New" w:hAnsi="Courier New"/>
           <w:sz w:val="18"/>
         </w:rPr>
+        <w:t>"""Arithmetic on invented timing observations; this is not a benchmark."""</w:t>
+        <w:br/>
         <w:t>from math import isfinite</w:t>
         <w:br/>
-        <w:t>from statistics import median</w:t>
+        <w:t>from statistics import median, mean</w:t>
         <w:br/>
         <w:br/>
-        <w:t>def timing_summary(seconds, count):</w:t>
+        <w:t>def timing_summary(seconds, count, method='median'):</w:t>
         <w:br/>
-        <w:t xml:space="preserve">    if count &lt;= 0 or not seconds:</w:t>
+        <w:t xml:space="preserve">    if type(count) is not int or count &lt;= 0 or not seconds:</w:t>
         <w:br/>
-        <w:t xml:space="preserve">        raise ValueError("Need examples and timed passes")</w:t>
+        <w:t xml:space="preserve">        raise ValueError('Need a positive integer count and timed passes')</w:t>
         <w:br/>
         <w:t xml:space="preserve">    if any(not isfinite(t) or t &lt;= 0 for t in seconds):</w:t>
         <w:br/>
-        <w:t xml:space="preserve">        raise ValueError("Times must be finite and positive")</w:t>
+        <w:t xml:space="preserve">        raise ValueError('Times must be finite and positive')</w:t>
         <w:br/>
-        <w:t xml:space="preserve">    middle = median(seconds)</w:t>
+        <w:t xml:space="preserve">    if method not in ('median','mean'):</w:t>
         <w:br/>
-        <w:t xml:space="preserve">    ms_per_example = 1000 * middle / count</w:t>
+        <w:t xml:space="preserve">        raise ValueError('Unknown summary method')</w:t>
         <w:br/>
-        <w:t xml:space="preserve">    examples_per_second = count / middle</w:t>
+        <w:t xml:space="preserve">    duration = (median if method=='median' else mean)(seconds)</w:t>
         <w:br/>
-        <w:t xml:space="preserve">    return middle, ms_per_example, examples_per_second</w:t>
+        <w:t xml:space="preserve">    return duration, 1000*duration/count, count/duration</w:t>
         <w:br/>
         <w:br/>
-        <w:t>print(timing_summary([2.0, 2.2, 1.8], 100))</w:t>
+        <w:t>def parameters(widths):</w:t>
         <w:br/>
-        <w:t>print(timing_summary([1.2, 1.1, 1.3], 100))</w:t>
+        <w:t xml:space="preserve">    if len(widths)&lt;2 or any(type(n) is not int or n&lt;=0 for n in widths):</w:t>
+        <w:br/>
+        <w:t xml:space="preserve">        raise ValueError('Need at least two positive integer layer widths')</w:t>
+        <w:br/>
+        <w:t xml:space="preserve">    weights=sum(m*n for m,n in zip(widths,widths[1:]))</w:t>
+        <w:br/>
+        <w:t xml:space="preserve">    biases=sum(widths[1:])</w:t>
+        <w:br/>
+        <w:t xml:space="preserve">    return weights,biases,weights+biases</w:t>
+        <w:br/>
+        <w:br/>
+        <w:t>a=timing_summary([2.0,2.2,1.8],100)</w:t>
+        <w:br/>
+        <w:t>b=timing_summary([1.2,1.1,1.3],100)</w:t>
+        <w:br/>
+        <w:t>def eligible(correct,count,ms,minimum_correct,maximum_ms):</w:t>
+        <w:br/>
+        <w:t xml:space="preserve">    return correct&gt;=minimum_correct and ms&lt;=maximum_ms</w:t>
+        <w:br/>
+        <w:t>assert a==(2.0,20.0,50.0) and b[:2]==(1.2,12.0)</w:t>
+        <w:br/>
+        <w:t>assert eligible(92,100,a[1],91,25) and not eligible(90,100,b[1],91,25)</w:t>
+        <w:br/>
+        <w:t>assert eligible(90,100,b[1],90,25)</w:t>
+        <w:br/>
+        <w:t>print('Main median summaries: seconds, ms/example, examples/second',a,b)</w:t>
+        <w:br/>
+        <w:t>print('Relative time reduction:',(a[1]-b[1])/a[1])</w:t>
+        <w:br/>
+        <w:t>print('Relative throughput increase:',(b[2]-a[2])/a[2])</w:t>
+        <w:br/>
+        <w:t>print('Timed passes per model: 3 × 100 = 300 prediction executions')</w:t>
+        <w:br/>
+        <w:t>print('Plus warm-up: 100 more executions; quality sample remains 100 distinct cases')</w:t>
+        <w:br/>
+        <w:t>w,bi,total=parameters([4,3,2])</w:t>
+        <w:br/>
+        <w:t>assert (w,bi,total)==(18,5,23)</w:t>
+        <w:br/>
+        <w:t>print('Dense weights, biases, total, raw bytes:',w,bi,total,total*4)</w:t>
+        <w:br/>
+        <w:t>p=timing_summary([.32,.40,.48],40,'mean')</w:t>
+        <w:br/>
+        <w:t>q=timing_summary([.20,.24,.28],40,'mean')</w:t>
+        <w:br/>
+        <w:t>assert abs(p[1]-10)&lt;1e-12 and abs(q[1]-6)&lt;1e-12</w:t>
+        <w:br/>
+        <w:t>print('Separate picture mean summaries:',p,q)</w:t>
+        <w:br/>
+        <w:t>print('Picture quality:',38/40,36/40,'required:',.93)</w:t>
+        <w:br/>
+        <w:t># No peak memory, request latency, power or carbon measurements are supplied.</w:t>
+        <w:br/>
+      </w:r>
+    </w:p>
+    <w:p>
+      <w:pPr>
+        <w:pStyle w:val="Heading2"/>
+      </w:pPr>
+      <w:r>
+        <w:t>Expected checks and measurement contract</w:t>
+      </w:r>
+    </w:p>
+    <w:p>
+      <w:pPr>
+        <w:pStyle w:val="ListNumber"/>
+      </w:pPr>
+      <w:r>
+        <w:t>Predict A/B median summaries, eligibility and dense parameter count before running or tracing. Check time reduction 40% versus throughput increase about 66.67%: both compare B with A but use different quantities and denominators. The complete helper rejects empty timings, nonpositive or nonfinite durations and noninteger or zero case counts. Count timed executions and warm-up separately; the distinct quality sample remains 100. Record this as arithmetic on invented observations. To benchmark a real model, specify device, precision, batch size, concurrency, completed-work boundary, warm-up and all repetitions; measure peak memory and request latency separately if required.</w:t>
+      </w:r>
+    </w:p>
+    <w:p>
+      <w:pPr>
+        <w:pStyle w:val="Heading2"/>
+      </w:pPr>
+      <w:r>
+        <w:t>Evidence ledger and reflection</w:t>
       </w:r>
     </w:p>
     <w:tbl>
@@ -2628,14 +3323,6 @@
     </w:p>
     <w:p>
       <w:pPr>
-        <w:pStyle w:val="Heading3"/>
-      </w:pPr>
-      <w:r>
-        <w:t>Plan → try → check</w:t>
-      </w:r>
-    </w:p>
-    <w:p>
-      <w:pPr>
         <w:spacing w:line="336" w:lineRule="auto" w:after="180"/>
       </w:pPr>
       <w:r>
@@ -2647,23 +3334,90 @@
     </w:p>
     <w:p>
       <w:pPr>
+        <w:pStyle w:val="Heading2"/>
+      </w:pPr>
+      <w:r>
+        <w:t>Reference: earlier timing function · reference / check after trying</w:t>
+      </w:r>
+    </w:p>
+    <w:p>
+      <w:r>
+        <w:rPr>
+          <w:rFonts w:ascii="Courier New" w:hAnsi="Courier New"/>
+          <w:sz w:val="18"/>
+        </w:rPr>
+        <w:t>from math import isfinite</w:t>
+        <w:br/>
+        <w:t>from statistics import median</w:t>
+        <w:br/>
+        <w:br/>
+        <w:t>def timing_summary(seconds, count):</w:t>
+        <w:br/>
+        <w:t xml:space="preserve">    if count &lt;= 0 or not seconds:</w:t>
+        <w:br/>
+        <w:t xml:space="preserve">        raise ValueError("Need examples and timed passes")</w:t>
+        <w:br/>
+        <w:t xml:space="preserve">    if any(not isfinite(t) or t &lt;= 0 for t in seconds):</w:t>
+        <w:br/>
+        <w:t xml:space="preserve">        raise ValueError("Times must be finite and positive")</w:t>
+        <w:br/>
+        <w:t xml:space="preserve">    middle = median(seconds)</w:t>
+        <w:br/>
+        <w:t xml:space="preserve">    ms_per_example = 1000 * middle / count</w:t>
+        <w:br/>
+        <w:t xml:space="preserve">    examples_per_second = count / middle</w:t>
+        <w:br/>
+        <w:t xml:space="preserve">    return middle, ms_per_example, examples_per_second</w:t>
+        <w:br/>
+        <w:br/>
+        <w:t>print(timing_summary([2.0, 2.2, 1.8], 100))</w:t>
+        <w:br/>
+        <w:t>print(timing_summary([1.2, 1.1, 1.3], 100))</w:t>
+      </w:r>
+    </w:p>
+    <w:p>
+      <w:pPr>
+        <w:pStyle w:val="Heading2"/>
+      </w:pPr>
+      <w:r>
+        <w:t>Earlier wording, alternatives and picture transcripts · reference / check after trying</w:t>
+      </w:r>
+    </w:p>
+    <w:p>
+      <w:pPr>
+        <w:pStyle w:val="Heading3"/>
+      </w:pPr>
+      <w:r>
+        <w:t>Predict, investigate and preserve the evidence</w:t>
+      </w:r>
+    </w:p>
+    <w:p>
+      <w:pPr>
+        <w:pStyle w:val="Heading3"/>
+      </w:pPr>
+      <w:r>
+        <w:t>Plan → try → check</w:t>
+      </w:r>
+    </w:p>
+    <w:p>
+      <w:pPr>
         <w:pStyle w:val="Heading1"/>
       </w:pPr>
       <w:r>
-        <w:t>10. Build your understanding</w:t>
-      </w:r>
-    </w:p>
-    <w:p>
-      <w:r>
-        <w:t>Move from recall to tracing, diagnosis and transfer in Efficiency and resource measurement. Explain why each step is justified.</w:t>
-      </w:r>
-    </w:p>
-    <w:p>
-      <w:pPr>
-        <w:pStyle w:val="Heading3"/>
-      </w:pPr>
-      <w:r>
-        <w:t>Explain → apply → challenge</w:t>
+        <w:t>14. Try alone: compare new timings and count a new network</w:t>
+      </w:r>
+    </w:p>
+    <w:p>
+      <w:r>
+        <w:t>Apply the fresh quality gate before selecting an eligible model.</w:t>
+      </w:r>
+    </w:p>
+    <w:p>
+      <w:pPr>
+        <w:pStyle w:val="Heading2"/>
+      </w:pPr>
+      <w:r>
+        <w:t>Complete independent timing and architecture case</w:t>
       </w:r>
     </w:p>
     <w:p>
@@ -2674,7 +3428,18 @@
         <w:rPr>
           <w:b w:val="0"/>
         </w:rPr>
-        <w:t xml:space="preserve">For A and B, calculate median pass time, amortised milliseconds per example and median-pass </w:t>
+        <w:t>For 50 shared validation cases, P has times 0.6, 0.5, 0.4 seconds and 47 correct; Q has 0.3, 0.4, 0.5 seconds and 45 correct. Require at least 92 percent accuracy and at most 12 ms amortised time.</w:t>
+      </w:r>
+    </w:p>
+    <w:p>
+      <w:pPr>
+        <w:spacing w:line="336" w:lineRule="auto" w:after="180"/>
+      </w:pPr>
+      <w:r>
+        <w:rPr>
+          <w:b w:val="0"/>
+        </w:rPr>
+        <w:t xml:space="preserve">Give median times, amortised times, </w:t>
       </w:r>
       <w:r>
         <w:rPr>
@@ -2686,19 +3451,70 @@
         <w:rPr>
           <w:b w:val="0"/>
         </w:rPr>
-        <w:t xml:space="preserve">. State the measured boundary and one </w:t>
+        <w:t xml:space="preserve">, accuracy and eligible models. A separate dense network has dimensions 3 to 2 to 1 with one bias per </w:t>
       </w:r>
       <w:r>
         <w:rPr>
           <w:b/>
         </w:rPr>
-        <w:t>latency</w:t>
+        <w:t>output</w:t>
       </w:r>
       <w:r>
         <w:rPr>
           <w:b w:val="0"/>
         </w:rPr>
-        <w:t xml:space="preserve"> claim these numbers cannot support.</w:t>
+        <w:t>: find its parameter count and raw bytes at four bytes each.</w:t>
+      </w:r>
+    </w:p>
+    <w:p>
+      <w:pPr>
+        <w:pStyle w:val="Heading2"/>
+      </w:pPr>
+      <w:r>
+        <w:t>First attempt and support record</w:t>
+      </w:r>
+    </w:p>
+    <w:p>
+      <w:pPr>
+        <w:pStyle w:val="Heading3"/>
+      </w:pPr>
+      <w:r>
+        <w:t>My independent explanation, trace and limits</w:t>
+      </w:r>
+    </w:p>
+    <w:p>
+      <w:r>
+        <w:t>________________________________________________________________</w:t>
+      </w:r>
+    </w:p>
+    <w:p>
+      <w:r>
+        <w:t>________________________________________________________________</w:t>
+      </w:r>
+    </w:p>
+    <w:p>
+      <w:r>
+        <w:t>________________________________________________________________</w:t>
+      </w:r>
+    </w:p>
+    <w:p>
+      <w:r>
+        <w:t>________________________________________________________________</w:t>
+      </w:r>
+    </w:p>
+    <w:p>
+      <w:r>
+        <w:t>________________________________________________________________</w:t>
+      </w:r>
+    </w:p>
+    <w:p>
+      <w:r>
+        <w:t>________________________________________________________________</w:t>
+      </w:r>
+    </w:p>
+    <w:p>
+      <w:r>
+        <w:t>________________________________________________________________</w:t>
       </w:r>
     </w:p>
     <w:p>
@@ -2709,42 +3525,166 @@
         <w:rPr>
           <w:b w:val="0"/>
         </w:rPr>
-        <w:t xml:space="preserve">Count weights, biases and total parameters in the 4 to 3 to 2 network. Calculate raw parameter bytes at four bytes each. Explain why this cannot be reported as peak </w:t>
+        <w:t>Attempt this case before feedback. Record any help. Earlier examples below are further practice; a case already practised with feedback cannot establish fresh transfer.</w:t>
+      </w:r>
+    </w:p>
+    <w:p>
+      <w:pPr>
+        <w:pStyle w:val="Heading2"/>
+      </w:pPr>
+      <w:r>
+        <w:t>Feedback after trying</w:t>
+      </w:r>
+    </w:p>
+    <w:p>
+      <w:pPr>
+        <w:spacing w:line="336" w:lineRule="auto" w:after="180"/>
+      </w:pPr>
+      <w:r>
+        <w:rPr>
+          <w:b w:val="0"/>
+        </w:rPr>
+        <w:t>Attempt the independent case before hints. Record whether you worked alone, used a hint or followed a model. After feedback, fix the first unsupported step and explain why it changed.</w:t>
+      </w:r>
+    </w:p>
+    <w:p>
+      <w:pPr>
+        <w:spacing w:line="336" w:lineRule="auto" w:after="180"/>
+      </w:pPr>
+      <w:r>
+        <w:rPr>
+          <w:b w:val="0"/>
+        </w:rPr>
+        <w:t>A later check uses a changed case, not a copied answer.</w:t>
+      </w:r>
+    </w:p>
+    <w:p>
+      <w:pPr>
+        <w:pStyle w:val="Heading2"/>
+      </w:pPr>
+      <w:r>
+        <w:t>Earlier wording, alternatives and picture transcripts · reference / check after trying</w:t>
+      </w:r>
+    </w:p>
+    <w:p>
+      <w:pPr>
+        <w:pStyle w:val="Heading3"/>
+      </w:pPr>
+      <w:r>
+        <w:t>Independent case: Evaluate a new case independently</w:t>
+      </w:r>
+    </w:p>
+    <w:p>
+      <w:pPr>
+        <w:pStyle w:val="Heading3"/>
+      </w:pPr>
+      <w:r>
+        <w:t>Attempt this without hints</w:t>
+      </w:r>
+    </w:p>
+    <w:p>
+      <w:pPr>
+        <w:spacing w:line="336" w:lineRule="auto" w:after="180"/>
+      </w:pPr>
+      <w:r>
+        <w:rPr>
+          <w:b w:val="0"/>
+        </w:rPr>
+        <w:t>For 50 shared validation cases, P has times 0.6, 0.5, 0.4 seconds and 47 correct; Q has 0.3, 0.4, 0.5 seconds and 45 correct. Require at least 92 percent accuracy and at most 12 ms amortised time.</w:t>
+      </w:r>
+    </w:p>
+    <w:p>
+      <w:pPr>
+        <w:spacing w:line="336" w:lineRule="auto" w:after="180"/>
+      </w:pPr>
+      <w:r>
+        <w:rPr>
+          <w:b w:val="0"/>
+        </w:rPr>
+        <w:t xml:space="preserve">Give median times, amortised times, </w:t>
       </w:r>
       <w:r>
         <w:rPr>
           <w:b/>
         </w:rPr>
-        <w:t>training</w:t>
+        <w:t>throughput</w:t>
       </w:r>
       <w:r>
         <w:rPr>
           <w:b w:val="0"/>
         </w:rPr>
-        <w:t xml:space="preserve"> memory or an energy measurement.</w:t>
-      </w:r>
-    </w:p>
-    <w:p>
-      <w:pPr>
-        <w:spacing w:line="336" w:lineRule="auto" w:after="180"/>
-      </w:pPr>
+        <w:t xml:space="preserve">, accuracy and eligible models. A separate dense network has dimensions 3 to 2 to 1 with one bias per </w:t>
+      </w:r>
+      <w:r>
+        <w:rPr>
+          <w:b/>
+        </w:rPr>
+        <w:t>output</w:t>
+      </w:r>
       <w:r>
         <w:rPr>
           <w:b w:val="0"/>
         </w:rPr>
-        <w:t xml:space="preserve">A runs on one device with batch size 1; B runs on another with batch size 32. Only B’s fastest trial and the winning </w:t>
-      </w:r>
-      <w:r>
-        <w:rPr>
-          <w:b/>
-        </w:rPr>
-        <w:t>training</w:t>
-      </w:r>
+        <w:t>: find its parameter count and raw bytes at four bytes each.</w:t>
+      </w:r>
+    </w:p>
+    <w:p>
+      <w:pPr>
+        <w:pStyle w:val="Heading3"/>
+      </w:pPr>
+      <w:r>
+        <w:t>My independent procedure, result and limitation</w:t>
+      </w:r>
+    </w:p>
+    <w:p>
+      <w:r>
+        <w:t>________________________________________________________________</w:t>
+      </w:r>
+    </w:p>
+    <w:p>
+      <w:r>
+        <w:t>________________________________________________________________</w:t>
+      </w:r>
+    </w:p>
+    <w:p>
+      <w:r>
+        <w:t>________________________________________________________________</w:t>
+      </w:r>
+    </w:p>
+    <w:p>
+      <w:r>
+        <w:t>________________________________________________________________</w:t>
+      </w:r>
+    </w:p>
+    <w:p>
+      <w:r>
+        <w:t>________________________________________________________________</w:t>
+      </w:r>
+    </w:p>
+    <w:p>
+      <w:r>
+        <w:t>________________________________________________________________</w:t>
+      </w:r>
+    </w:p>
+    <w:p>
+      <w:r>
+        <w:t>________________________________________________________________</w:t>
+      </w:r>
+    </w:p>
+    <w:p>
+      <w:r>
+        <w:t>________________________________________________________________</w:t>
+      </w:r>
+    </w:p>
+    <w:p>
+      <w:pPr>
+        <w:spacing w:line="336" w:lineRule="auto" w:after="180"/>
+      </w:pPr>
       <w:r>
         <w:rPr>
           <w:b w:val="0"/>
         </w:rPr>
-        <w:t xml:space="preserve"> run are reported. Explain how to compare and report the results fairly.</w:t>
+        <w:t>Record support used: none, hint or teacher explanation. After feedback, a different case is needed to demonstrate independence.</w:t>
       </w:r>
     </w:p>
     <w:p>
@@ -2752,32 +3692,7 @@
         <w:pStyle w:val="Heading3"/>
       </w:pPr>
       <w:r>
-        <w:t>Explain which evidence supports your conclusion and which claim remains unproved.</w:t>
-      </w:r>
-    </w:p>
-    <w:p>
-      <w:r>
-        <w:t>________________________________________________________________</w:t>
-      </w:r>
-    </w:p>
-    <w:p>
-      <w:r>
-        <w:t>________________________________________________________________</w:t>
-      </w:r>
-    </w:p>
-    <w:p>
-      <w:r>
-        <w:t>________________________________________________________________</w:t>
-      </w:r>
-    </w:p>
-    <w:p>
-      <w:r>
-        <w:t>________________________________________________________________</w:t>
-      </w:r>
-    </w:p>
-    <w:p>
-      <w:r>
-        <w:t>________________________________________________________________</w:t>
+        <w:t>Use feedback to improve</w:t>
       </w:r>
     </w:p>
     <w:p>
@@ -2785,12 +3700,20 @@
         <w:pStyle w:val="Heading1"/>
       </w:pPr>
       <w:r>
-        <w:t>11. Connect your project</w:t>
-      </w:r>
-    </w:p>
-    <w:p>
-      <w:r>
-        <w:t>Apply this week’s idea to Image-pattern Network Investigation. Keep an annotated decision and the evidence supporting it.</w:t>
+        <w:t>11. Save the full comparison protocol</w:t>
+      </w:r>
+    </w:p>
+    <w:p>
+      <w:r>
+        <w:t>Keep unsuccessful trials and warm-up in the experiment account.</w:t>
+      </w:r>
+    </w:p>
+    <w:p>
+      <w:pPr>
+        <w:pStyle w:val="Heading2"/>
+      </w:pPr>
+      <w:r>
+        <w:t>Project artifact and evidence</w:t>
       </w:r>
     </w:p>
     <w:p>
@@ -2981,10 +3904,10 @@
     </w:tbl>
     <w:p>
       <w:pPr>
-        <w:pStyle w:val="Heading3"/>
-      </w:pPr>
-      <w:r>
-        <w:t>Evidence for your project</w:t>
+        <w:pStyle w:val="Heading2"/>
+      </w:pPr>
+      <w:r>
+        <w:t>Actual run or trace and limits</w:t>
       </w:r>
     </w:p>
     <w:p>
@@ -3023,15 +3946,88 @@
     </w:p>
     <w:p>
       <w:pPr>
+        <w:pStyle w:val="Heading2"/>
+      </w:pPr>
+      <w:r>
+        <w:t>Earlier wording, alternatives and picture transcripts · reference / check after trying</w:t>
+      </w:r>
+    </w:p>
+    <w:p>
+      <w:pPr>
+        <w:pStyle w:val="Heading3"/>
+      </w:pPr>
+      <w:r>
+        <w:t>Evidence for your project</w:t>
+      </w:r>
+    </w:p>
+    <w:p>
+      <w:pPr>
         <w:pStyle w:val="Heading1"/>
       </w:pPr>
       <w:r>
-        <w:t>12. Show what you know</w:t>
-      </w:r>
-    </w:p>
-    <w:p>
-      <w:r>
-        <w:t>Use a genuinely new case for independent evidence. Previously discussed examples remain practice; use the separately named independent case before feedback.</w:t>
+        <w:t>16. Finish with an eligible choice and a bounded resource claim</w:t>
+      </w:r>
+    </w:p>
+    <w:p>
+      <w:r>
+        <w:t>Do not turn amortised time into a latency, memory or energy measurement.</w:t>
+      </w:r>
+    </w:p>
+    <w:p>
+      <w:pPr>
+        <w:pStyle w:val="Heading2"/>
+      </w:pPr>
+      <w:r>
+        <w:t>Retrieve and explain</w:t>
+      </w:r>
+    </w:p>
+    <w:p>
+      <w:pPr>
+        <w:pStyle w:val="ListBullet"/>
+      </w:pPr>
+      <w:r>
+        <w:t>Close your notes. Explain this goal in your own words: Calculate throughput and amortised time per example from repeated timings</w:t>
+      </w:r>
+    </w:p>
+    <w:p>
+      <w:pPr>
+        <w:pStyle w:val="Heading3"/>
+      </w:pPr>
+      <w:r>
+        <w:t>My deciding step, evidence and one remaining question</w:t>
+      </w:r>
+    </w:p>
+    <w:p>
+      <w:r>
+        <w:t>________________________________________________________________</w:t>
+      </w:r>
+    </w:p>
+    <w:p>
+      <w:r>
+        <w:t>________________________________________________________________</w:t>
+      </w:r>
+    </w:p>
+    <w:p>
+      <w:r>
+        <w:t>________________________________________________________________</w:t>
+      </w:r>
+    </w:p>
+    <w:p>
+      <w:r>
+        <w:t>________________________________________________________________</w:t>
+      </w:r>
+    </w:p>
+    <w:p>
+      <w:r>
+        <w:t>________________________________________________________________</w:t>
+      </w:r>
+    </w:p>
+    <w:p>
+      <w:pPr>
+        <w:pStyle w:val="Heading2"/>
+      </w:pPr>
+      <w:r>
+        <w:t>Plan a changed-case return</w:t>
       </w:r>
     </w:p>
     <w:p>
@@ -3042,7 +4038,7 @@
         <w:rPr>
           <w:b w:val="0"/>
         </w:rPr>
-        <w:t xml:space="preserve">Record model and code versions, </w:t>
+        <w:t xml:space="preserve">If you are unsure, return to the worked picture and explain one arrow. If you are ready, change an </w:t>
       </w:r>
       <w:r>
         <w:rPr>
@@ -3054,18 +4050,19 @@
         <w:rPr>
           <w:b w:val="0"/>
         </w:rPr>
-        <w:t xml:space="preserve"> size, device, precision, batch size, concurrency, warm-up, timed boundary, repetitions and raw results.</w:t>
-      </w:r>
-    </w:p>
-    <w:p>
-      <w:pPr>
-        <w:spacing w:line="336" w:lineRule="auto" w:after="180"/>
-      </w:pPr>
+        <w:t xml:space="preserve"> or assumption and justify your </w:t>
+      </w:r>
+      <w:r>
+        <w:rPr>
+          <w:b/>
+        </w:rPr>
+        <w:t>prediction</w:t>
+      </w:r>
       <w:r>
         <w:rPr>
           <w:b w:val="0"/>
         </w:rPr>
-        <w:t>Alternate model order where practical, check background load and wait for computation to finish before stopping a timer; queued accelerator work may finish after the host call returns.</w:t>
+        <w:t>.</w:t>
       </w:r>
     </w:p>
     <w:p>
@@ -3076,99 +4073,361 @@
         <w:rPr>
           <w:b w:val="0"/>
         </w:rPr>
-        <w:t>Report cold-start behaviour separately when it matters.</w:t>
-      </w:r>
-    </w:p>
-    <w:p>
-      <w:pPr>
-        <w:pStyle w:val="Heading3"/>
-      </w:pPr>
-      <w:r>
-        <w:t>A report calls B “best and greener” because it is faster, compares B’s batched device run with A’s unbatched run on a different device, and omits B’s quality result. Name the unsupported claims and design a fair comparison.</w:t>
-      </w:r>
-    </w:p>
-    <w:p>
-      <w:r>
-        <w:t>________________________________________________________________</w:t>
-      </w:r>
-    </w:p>
-    <w:p>
-      <w:r>
-        <w:t>________________________________________________________________</w:t>
-      </w:r>
-    </w:p>
-    <w:p>
-      <w:r>
-        <w:t>________________________________________________________________</w:t>
-      </w:r>
-    </w:p>
-    <w:p>
-      <w:r>
-        <w:t>________________________________________________________________</w:t>
-      </w:r>
-    </w:p>
-    <w:p>
-      <w:pPr>
-        <w:spacing w:line="336" w:lineRule="auto" w:after="180"/>
-      </w:pPr>
+        <w:t xml:space="preserve">Save your workbook </w:t>
+      </w:r>
+      <w:r>
+        <w:rPr>
+          <w:b/>
+        </w:rPr>
+        <w:t>evidence</w:t>
+      </w:r>
       <w:r>
         <w:rPr>
           <w:b w:val="0"/>
         </w:rPr>
-        <w:t xml:space="preserve">Keep </w:t>
-      </w:r>
-      <w:r>
-        <w:rPr>
-          <w:b/>
-        </w:rPr>
-        <w:t>training</w:t>
-      </w:r>
-      <w:r>
-        <w:rPr>
-          <w:b w:val="0"/>
-        </w:rPr>
-        <w:t xml:space="preserve"> and inference costs separate, and include unsuccessful trials in the total experiment budget. Changes chosen using validation need untouched final evaluation.</w:t>
-      </w:r>
-    </w:p>
-    <w:p>
-      <w:pPr>
-        <w:spacing w:line="336" w:lineRule="auto" w:after="180"/>
-      </w:pPr>
-      <w:r>
-        <w:rPr>
-          <w:b w:val="0"/>
-        </w:rPr>
-        <w:t>Next week assembles a network experiment record so another person can understand and repeat the comparison.</w:t>
-      </w:r>
-    </w:p>
-    <w:p>
-      <w:pPr>
-        <w:spacing w:line="336" w:lineRule="auto" w:after="180"/>
-      </w:pPr>
-      <w:r>
-        <w:rPr>
-          <w:b w:val="0"/>
-        </w:rPr>
-        <w:t xml:space="preserve">A runs on one device with batch size 1; B runs on another with batch size 32. Only B’s fastest trial and the winning </w:t>
-      </w:r>
-      <w:r>
-        <w:rPr>
-          <w:b/>
-        </w:rPr>
-        <w:t>training</w:t>
-      </w:r>
-      <w:r>
-        <w:rPr>
-          <w:b w:val="0"/>
-        </w:rPr>
-        <w:t xml:space="preserve"> run are reported. Explain how to compare and report the results fairly.</w:t>
-      </w:r>
-    </w:p>
+        <w:t>. At the next review, try a different case before opening your old answer.</w:t>
+      </w:r>
+    </w:p>
+    <w:p>
+      <w:pPr>
+        <w:pStyle w:val="Heading1"/>
+      </w:pPr>
+      <w:r>
+        <w:t>Reference bank and extra practice</w:t>
+      </w:r>
+    </w:p>
+    <w:p>
+      <w:pPr>
+        <w:pStyle w:val="Heading1"/>
+      </w:pPr>
+      <w:r>
+        <w:t>05. Reference · Use the mathematical words precisely</w:t>
+      </w:r>
+    </w:p>
+    <w:p>
+      <w:r>
+        <w:t>Connect each term to a value or step in the current example.</w:t>
+      </w:r>
+    </w:p>
+    <w:p>
+      <w:pPr>
+        <w:pStyle w:val="Heading2"/>
+      </w:pPr>
+      <w:r>
+        <w:t>Vocabulary and your explanation</w:t>
+      </w:r>
+    </w:p>
+    <w:tbl>
+      <w:tblPr>
+        <w:tblStyle w:val="LightShading-Accent1"/>
+        <w:tblW w:type="auto" w:w="0"/>
+        <w:tblLook w:firstColumn="1" w:firstRow="1" w:lastColumn="0" w:lastRow="0" w:noHBand="0" w:noVBand="1" w:val="04A0"/>
+      </w:tblPr>
+      <w:tblGrid>
+        <w:gridCol w:w="5112"/>
+        <w:gridCol w:w="5112"/>
+      </w:tblGrid>
+      <w:tr>
+        <w:trPr>
+          <w:tblHeader/>
+        </w:trPr>
+        <w:tc>
+          <w:tcPr>
+            <w:tcW w:type="dxa" w:w="5112"/>
+          </w:tcPr>
+          <w:p>
+            <w:r>
+              <w:t>Word</w:t>
+            </w:r>
+          </w:p>
+        </w:tc>
+        <w:tc>
+          <w:tcPr>
+            <w:tcW w:type="dxa" w:w="5112"/>
+          </w:tcPr>
+          <w:p>
+            <w:r>
+              <w:t>Meaning</w:t>
+            </w:r>
+          </w:p>
+        </w:tc>
+      </w:tr>
+      <w:tr>
+        <w:tc>
+          <w:tcPr>
+            <w:tcW w:type="dxa" w:w="5112"/>
+          </w:tcPr>
+          <w:p>
+            <w:r>
+              <w:t>Latency</w:t>
+            </w:r>
+          </w:p>
+        </w:tc>
+        <w:tc>
+          <w:tcPr>
+            <w:tcW w:type="dxa" w:w="5112"/>
+          </w:tcPr>
+          <w:p>
+            <w:r>
+              <w:t>Elapsed time for one request from a declared start to completed response</w:t>
+            </w:r>
+          </w:p>
+        </w:tc>
+      </w:tr>
+      <w:tr>
+        <w:tc>
+          <w:tcPr>
+            <w:tcW w:type="dxa" w:w="5112"/>
+          </w:tcPr>
+          <w:p>
+            <w:r>
+              <w:t>Throughput</w:t>
+            </w:r>
+          </w:p>
+        </w:tc>
+        <w:tc>
+          <w:tcPr>
+            <w:tcW w:type="dxa" w:w="5112"/>
+          </w:tcPr>
+          <w:p>
+            <w:r>
+              <w:t>The number of completed examples processed per unit time</w:t>
+            </w:r>
+          </w:p>
+        </w:tc>
+      </w:tr>
+      <w:tr>
+        <w:tc>
+          <w:tcPr>
+            <w:tcW w:type="dxa" w:w="5112"/>
+          </w:tcPr>
+          <w:p>
+            <w:r>
+              <w:t>Parameter storage</w:t>
+            </w:r>
+          </w:p>
+        </w:tc>
+        <w:tc>
+          <w:tcPr>
+            <w:tcW w:type="dxa" w:w="5112"/>
+          </w:tcPr>
+          <w:p>
+            <w:r>
+              <w:t>The bytes used to store model weights and biases at a declared precision</w:t>
+            </w:r>
+          </w:p>
+        </w:tc>
+      </w:tr>
+      <w:tr>
+        <w:tc>
+          <w:tcPr>
+            <w:tcW w:type="dxa" w:w="5112"/>
+          </w:tcPr>
+          <w:p>
+            <w:r>
+              <w:t>Peak memory</w:t>
+            </w:r>
+          </w:p>
+        </w:tc>
+        <w:tc>
+          <w:tcPr>
+            <w:tcW w:type="dxa" w:w="5112"/>
+          </w:tcPr>
+          <w:p>
+            <w:r>
+              <w:t>The largest amount of memory in use during a measured operation</w:t>
+            </w:r>
+          </w:p>
+        </w:tc>
+      </w:tr>
+    </w:tbl>
     <w:p>
       <w:pPr>
         <w:pStyle w:val="Heading3"/>
       </w:pPr>
       <w:r>
+        <w:t>Use two terms to explain a step in this week’s example.</w:t>
+      </w:r>
+    </w:p>
+    <w:p>
+      <w:r>
+        <w:t>________________________________________________________________</w:t>
+      </w:r>
+    </w:p>
+    <w:p>
+      <w:r>
+        <w:t>________________________________________________________________</w:t>
+      </w:r>
+    </w:p>
+    <w:p>
+      <w:r>
+        <w:t>________________________________________________________________</w:t>
+      </w:r>
+    </w:p>
+    <w:p>
+      <w:pPr>
+        <w:pStyle w:val="Heading1"/>
+      </w:pPr>
+      <w:r>
+        <w:t>10. Extra challenge · Explain a stronger case</w:t>
+      </w:r>
+    </w:p>
+    <w:p>
+      <w:r>
+        <w:t>Choose the next challenge after the main route.</w:t>
+      </w:r>
+    </w:p>
+    <w:p>
+      <w:pPr>
+        <w:pStyle w:val="Heading2"/>
+      </w:pPr>
+      <w:r>
+        <w:t>Explain,repair and extend</w:t>
+      </w:r>
+    </w:p>
+    <w:p>
+      <w:pPr>
+        <w:pStyle w:val="Heading3"/>
+      </w:pPr>
+      <w:r>
+        <w:t>Explain → apply → challenge</w:t>
+      </w:r>
+    </w:p>
+    <w:p>
+      <w:pPr>
+        <w:pStyle w:val="ListBullet"/>
+      </w:pPr>
+      <w:r>
+        <w:t>For A and B, calculate median pass time, amortised milliseconds per example and median-pass throughput. State the measured boundary and one latency claim these numbers cannot support.</w:t>
+      </w:r>
+    </w:p>
+    <w:p>
+      <w:pPr>
+        <w:pStyle w:val="ListBullet"/>
+      </w:pPr>
+      <w:r>
+        <w:t>Count weights, biases and total parameters in the 4 to 3 to 2 network. Calculate raw parameter bytes at four bytes each. Explain why this cannot be reported as peak training memory or an energy measurement.</w:t>
+      </w:r>
+    </w:p>
+    <w:p>
+      <w:pPr>
+        <w:pStyle w:val="ListBullet"/>
+      </w:pPr>
+      <w:r>
+        <w:t>A runs on one device with batch size 1; B runs on another with batch size 32. Only B’s fastest trial and the winning training run are reported. Explain how to compare and report the results fairly.</w:t>
+      </w:r>
+    </w:p>
+    <w:p>
+      <w:pPr>
+        <w:pStyle w:val="Heading3"/>
+      </w:pPr>
+      <w:r>
+        <w:t>Explain which evidence supports your conclusion and which claim remains unproved.</w:t>
+      </w:r>
+    </w:p>
+    <w:p>
+      <w:r>
+        <w:t>________________________________________________________________</w:t>
+      </w:r>
+    </w:p>
+    <w:p>
+      <w:r>
+        <w:t>________________________________________________________________</w:t>
+      </w:r>
+    </w:p>
+    <w:p>
+      <w:r>
+        <w:t>________________________________________________________________</w:t>
+      </w:r>
+    </w:p>
+    <w:p>
+      <w:r>
+        <w:t>________________________________________________________________</w:t>
+      </w:r>
+    </w:p>
+    <w:p>
+      <w:r>
+        <w:t>________________________________________________________________</w:t>
+      </w:r>
+    </w:p>
+    <w:p>
+      <w:pPr>
+        <w:pStyle w:val="Heading1"/>
+      </w:pPr>
+      <w:r>
+        <w:t>12. Reference · Check the representation and its limits</w:t>
+      </w:r>
+    </w:p>
+    <w:p>
+      <w:r>
+        <w:t>Use after practice;reserve the independent 50-case timings and 3→2→1 network for the first individual attempt.</w:t>
+      </w:r>
+    </w:p>
+    <w:p>
+      <w:pPr>
+        <w:pStyle w:val="Heading2"/>
+      </w:pPr>
+      <w:r>
+        <w:t>Current explanation and response</w:t>
+      </w:r>
+    </w:p>
+    <w:p>
+      <w:pPr>
+        <w:pStyle w:val="ListBullet"/>
+      </w:pPr>
+      <w:r>
+        <w:t>Record model and code versions, input size, device, precision, batch size, concurrency, warm-up, timed boundary, repetitions and raw results. Alternate model order where practical, check background load and wait for computation to finish before stopping a timer; queued accelerator work may finish after the host call returns. Report cold-start behaviour separately when it matters.</w:t>
+      </w:r>
+    </w:p>
+    <w:p>
+      <w:pPr>
+        <w:pStyle w:val="Heading3"/>
+      </w:pPr>
+      <w:r>
+        <w:t>A report calls B “best and greener” because it is faster, compares B’s batched device run with A’s unbatched run on a different device, and omits B’s quality result. Name the unsupported claims and design a fair comparison.</w:t>
+      </w:r>
+    </w:p>
+    <w:p>
+      <w:r>
+        <w:t>________________________________________________________________</w:t>
+      </w:r>
+    </w:p>
+    <w:p>
+      <w:r>
+        <w:t>________________________________________________________________</w:t>
+      </w:r>
+    </w:p>
+    <w:p>
+      <w:r>
+        <w:t>________________________________________________________________</w:t>
+      </w:r>
+    </w:p>
+    <w:p>
+      <w:r>
+        <w:t>________________________________________________________________</w:t>
+      </w:r>
+    </w:p>
+    <w:p>
+      <w:pPr>
+        <w:pStyle w:val="ListBullet"/>
+      </w:pPr>
+      <w:r>
+        <w:t>Keep training and inference costs separate, and include unsuccessful trials in the total experiment budget. Changes chosen using validation need untouched final evaluation. Next week assembles a network experiment record so another person can understand and repeat the comparison.</w:t>
+      </w:r>
+    </w:p>
+    <w:p>
+      <w:pPr>
+        <w:pStyle w:val="ListBullet"/>
+      </w:pPr>
+      <w:r>
+        <w:t>A runs on one device with batch size 1; B runs on another with batch size 32. Only B’s fastest trial and the winning training run are reported. Explain how to compare and report the results fairly.</w:t>
+      </w:r>
+    </w:p>
+    <w:p>
+      <w:pPr>
+        <w:pStyle w:val="Heading3"/>
+      </w:pPr>
+      <w:r>
         <w:t>My limited claim and a useful next check</w:t>
       </w:r>
     </w:p>
@@ -3197,12 +4456,20 @@
         <w:pStyle w:val="Heading1"/>
       </w:pPr>
       <w:r>
-        <w:t>13. Study a complete case</w:t>
-      </w:r>
-    </w:p>
-    <w:p>
-      <w:r>
-        <w:t>Revisit the complete Efficiency and resource measurement case for supported practice. Repeated examples do not become fresh assessments.</w:t>
+        <w:t>13. Extra practice · Revisit the complete trace</w:t>
+      </w:r>
+    </w:p>
+    <w:p>
+      <w:r>
+        <w:t>Predict before reading the supplied steps.</w:t>
+      </w:r>
+    </w:p>
+    <w:p>
+      <w:pPr>
+        <w:pStyle w:val="Heading2"/>
+      </w:pPr>
+      <w:r>
+        <w:t>Complete trace and evidence</w:t>
       </w:r>
     </w:p>
     <w:p>
@@ -3403,276 +4670,20 @@
         <w:pStyle w:val="Heading1"/>
       </w:pPr>
       <w:r>
-        <w:t>14. Try a new case independently</w:t>
-      </w:r>
-    </w:p>
-    <w:p>
-      <w:r>
-        <w:t>Attempt the reserved new case before feedback. Record support; the earlier examples below remain additional practice.</w:t>
-      </w:r>
-    </w:p>
-    <w:p>
-      <w:pPr>
-        <w:pStyle w:val="Heading3"/>
-      </w:pPr>
-      <w:r>
-        <w:t>Independent case: Evaluate a new case independently</w:t>
-      </w:r>
-    </w:p>
-    <w:p>
-      <w:pPr>
-        <w:spacing w:line="336" w:lineRule="auto" w:after="180"/>
-      </w:pPr>
-      <w:r>
-        <w:rPr>
-          <w:b w:val="0"/>
-        </w:rPr>
-        <w:t>For 50 shared validation cases, P has times 0.6, 0.5, 0.4 seconds and 47 correct; Q has 0.3, 0.4, 0.5 seconds and 45 correct. Require at least 92 percent accuracy and at most 12 ms amortised time.</w:t>
-      </w:r>
-    </w:p>
-    <w:p>
-      <w:pPr>
-        <w:spacing w:line="336" w:lineRule="auto" w:after="180"/>
-      </w:pPr>
-      <w:r>
-        <w:rPr>
-          <w:b w:val="0"/>
-        </w:rPr>
-        <w:t xml:space="preserve">Give median times, amortised times, </w:t>
-      </w:r>
-      <w:r>
-        <w:rPr>
-          <w:b/>
-        </w:rPr>
-        <w:t>throughput</w:t>
-      </w:r>
-      <w:r>
-        <w:rPr>
-          <w:b w:val="0"/>
-        </w:rPr>
-        <w:t xml:space="preserve">, accuracy and eligible models. A separate dense network has dimensions 3 to 2 to 1 with one bias per </w:t>
-      </w:r>
-      <w:r>
-        <w:rPr>
-          <w:b/>
-        </w:rPr>
-        <w:t>output</w:t>
-      </w:r>
-      <w:r>
-        <w:rPr>
-          <w:b w:val="0"/>
-        </w:rPr>
-        <w:t>: find its parameter count and raw bytes at four bytes each.</w:t>
-      </w:r>
-    </w:p>
-    <w:p>
-      <w:pPr>
-        <w:pStyle w:val="Heading3"/>
-      </w:pPr>
-      <w:r>
-        <w:t>My independent explanation, trace and limits</w:t>
-      </w:r>
-    </w:p>
-    <w:p>
-      <w:r>
-        <w:t>________________________________________________________________</w:t>
-      </w:r>
-    </w:p>
-    <w:p>
-      <w:r>
-        <w:t>________________________________________________________________</w:t>
-      </w:r>
-    </w:p>
-    <w:p>
-      <w:r>
-        <w:t>________________________________________________________________</w:t>
-      </w:r>
-    </w:p>
-    <w:p>
-      <w:r>
-        <w:t>________________________________________________________________</w:t>
-      </w:r>
-    </w:p>
-    <w:p>
-      <w:r>
-        <w:t>________________________________________________________________</w:t>
-      </w:r>
-    </w:p>
-    <w:p>
-      <w:r>
-        <w:t>________________________________________________________________</w:t>
-      </w:r>
-    </w:p>
-    <w:p>
-      <w:r>
-        <w:t>________________________________________________________________</w:t>
-      </w:r>
-    </w:p>
-    <w:p>
-      <w:pPr>
-        <w:spacing w:line="336" w:lineRule="auto" w:after="180"/>
-      </w:pPr>
-      <w:r>
-        <w:rPr>
-          <w:b w:val="0"/>
-        </w:rPr>
-        <w:t>Attempt this case before feedback. Record any help. Earlier examples below are further practice; a case already practised with feedback cannot establish fresh transfer.</w:t>
-      </w:r>
-    </w:p>
-    <w:p>
-      <w:pPr>
-        <w:pStyle w:val="Heading3"/>
-      </w:pPr>
-      <w:r>
-        <w:t>Attempt this without hints</w:t>
-      </w:r>
-    </w:p>
-    <w:p>
-      <w:pPr>
-        <w:spacing w:line="336" w:lineRule="auto" w:after="180"/>
-      </w:pPr>
-      <w:r>
-        <w:rPr>
-          <w:b w:val="0"/>
-        </w:rPr>
-        <w:t>For 50 shared validation cases, P has times 0.6, 0.5, 0.4 seconds and 47 correct; Q has 0.3, 0.4, 0.5 seconds and 45 correct. Require at least 92 percent accuracy and at most 12 ms amortised time.</w:t>
-      </w:r>
-    </w:p>
-    <w:p>
-      <w:pPr>
-        <w:spacing w:line="336" w:lineRule="auto" w:after="180"/>
-      </w:pPr>
-      <w:r>
-        <w:rPr>
-          <w:b w:val="0"/>
-        </w:rPr>
-        <w:t xml:space="preserve">Give median times, amortised times, </w:t>
-      </w:r>
-      <w:r>
-        <w:rPr>
-          <w:b/>
-        </w:rPr>
-        <w:t>throughput</w:t>
-      </w:r>
-      <w:r>
-        <w:rPr>
-          <w:b w:val="0"/>
-        </w:rPr>
-        <w:t xml:space="preserve">, accuracy and eligible models. A separate dense network has dimensions 3 to 2 to 1 with one bias per </w:t>
-      </w:r>
-      <w:r>
-        <w:rPr>
-          <w:b/>
-        </w:rPr>
-        <w:t>output</w:t>
-      </w:r>
-      <w:r>
-        <w:rPr>
-          <w:b w:val="0"/>
-        </w:rPr>
-        <w:t>: find its parameter count and raw bytes at four bytes each.</w:t>
-      </w:r>
-    </w:p>
-    <w:p>
-      <w:pPr>
-        <w:pStyle w:val="Heading3"/>
-      </w:pPr>
-      <w:r>
-        <w:t>My independent procedure, result and limitation</w:t>
-      </w:r>
-    </w:p>
-    <w:p>
-      <w:r>
-        <w:t>________________________________________________________________</w:t>
-      </w:r>
-    </w:p>
-    <w:p>
-      <w:r>
-        <w:t>________________________________________________________________</w:t>
-      </w:r>
-    </w:p>
-    <w:p>
-      <w:r>
-        <w:t>________________________________________________________________</w:t>
-      </w:r>
-    </w:p>
-    <w:p>
-      <w:r>
-        <w:t>________________________________________________________________</w:t>
-      </w:r>
-    </w:p>
-    <w:p>
-      <w:r>
-        <w:t>________________________________________________________________</w:t>
-      </w:r>
-    </w:p>
-    <w:p>
-      <w:r>
-        <w:t>________________________________________________________________</w:t>
-      </w:r>
-    </w:p>
-    <w:p>
-      <w:r>
-        <w:t>________________________________________________________________</w:t>
-      </w:r>
-    </w:p>
-    <w:p>
-      <w:r>
-        <w:t>________________________________________________________________</w:t>
-      </w:r>
-    </w:p>
-    <w:p>
-      <w:pPr>
-        <w:spacing w:line="336" w:lineRule="auto" w:after="180"/>
-      </w:pPr>
-      <w:r>
-        <w:rPr>
-          <w:b w:val="0"/>
-        </w:rPr>
-        <w:t>Record support used: none, hint or teacher explanation. After feedback, a different case is needed to demonstrate independence.</w:t>
-      </w:r>
-    </w:p>
-    <w:p>
-      <w:pPr>
-        <w:pStyle w:val="Heading3"/>
-      </w:pPr>
-      <w:r>
-        <w:t>Use feedback to improve</w:t>
-      </w:r>
-    </w:p>
-    <w:p>
-      <w:pPr>
-        <w:spacing w:line="336" w:lineRule="auto" w:after="180"/>
-      </w:pPr>
-      <w:r>
-        <w:rPr>
-          <w:b w:val="0"/>
-        </w:rPr>
-        <w:t>Attempt the independent case before hints. Record whether you worked alone, used a hint or followed a model. After feedback, fix the first unsupported step and explain why it changed.</w:t>
-      </w:r>
-    </w:p>
-    <w:p>
-      <w:pPr>
-        <w:spacing w:line="336" w:lineRule="auto" w:after="180"/>
-      </w:pPr>
-      <w:r>
-        <w:rPr>
-          <w:b w:val="0"/>
-        </w:rPr>
-        <w:t>A later check uses a changed case, not a copied answer.</w:t>
-      </w:r>
-    </w:p>
-    <w:p>
-      <w:pPr>
-        <w:pStyle w:val="Heading1"/>
-      </w:pPr>
-      <w:r>
-        <w:t>15. Your lesson route</w:t>
-      </w:r>
-    </w:p>
-    <w:p>
-      <w:r>
-        <w:t>Use this map to navigate Efficiency and resource measurement, connect the goals to tasks and keep one evidence record for each attempt.</w:t>
+        <w:t>15. Reference · The earlier route checklist</w:t>
+      </w:r>
+    </w:p>
+    <w:p>
+      <w:r>
+        <w:t>Use one main route rather than repeating the lesson.</w:t>
+      </w:r>
+    </w:p>
+    <w:p>
+      <w:pPr>
+        <w:pStyle w:val="Heading2"/>
+      </w:pPr>
+      <w:r>
+        <w:t>Targets,route and first prediction</w:t>
       </w:r>
     </w:p>
     <w:p>
@@ -3851,12 +4862,117 @@
         <w:pStyle w:val="Heading1"/>
       </w:pPr>
       <w:r>
-        <w:t>16. Finish and return</w:t>
-      </w:r>
-    </w:p>
-    <w:p>
-      <w:r>
-        <w:t>Explain Efficiency and resource measurement without notes, identify a remaining question and plan a later check with a changed case.</w:t>
+        <w:t>17. Extra practice · Predict,check and repair</w:t>
+      </w:r>
+    </w:p>
+    <w:p>
+      <w:r>
+        <w:t>Keep supported feedback separate from the independent case.</w:t>
+      </w:r>
+    </w:p>
+    <w:p>
+      <w:pPr>
+        <w:pStyle w:val="Heading2"/>
+      </w:pPr>
+      <w:r>
+        <w:t>First supported question and optional hint</w:t>
+      </w:r>
+    </w:p>
+    <w:p>
+      <w:pPr>
+        <w:pStyle w:val="ListBullet"/>
+      </w:pPr>
+      <w:r>
+        <w:t>Compare speed and quality under the same case count and acceptance contract.</w:t>
+      </w:r>
+    </w:p>
+    <w:p>
+      <w:pPr>
+        <w:pStyle w:val="Heading3"/>
+      </w:pPr>
+      <w:r>
+        <w:t>Practice 1: explain the deciding evidence</w:t>
+      </w:r>
+    </w:p>
+    <w:p>
+      <w:pPr>
+        <w:pStyle w:val="ListBullet"/>
+      </w:pPr>
+      <w:r>
+        <w:t>Which labelled step matches this detail? P meets the declared contract; Q is faster but ineligible.</w:t>
+      </w:r>
+    </w:p>
+    <w:p>
+      <w:pPr>
+        <w:pStyle w:val="ListBullet"/>
+      </w:pPr>
+      <w:r>
+        <w:t>1. Summarise P</w:t>
+      </w:r>
+    </w:p>
+    <w:p>
+      <w:pPr>
+        <w:pStyle w:val="ListBullet"/>
+      </w:pPr>
+      <w:r>
+        <w:t>2. Summarise Q</w:t>
+      </w:r>
+    </w:p>
+    <w:p>
+      <w:pPr>
+        <w:pStyle w:val="ListBullet"/>
+      </w:pPr>
+      <w:r>
+        <w:t>3. Choose eligible candidate</w:t>
+      </w:r>
+    </w:p>
+    <w:p>
+      <w:pPr>
+        <w:pStyle w:val="Heading3"/>
+      </w:pPr>
+      <w:r>
+        <w:t>My selected conclusion, deciding fact and explanation</w:t>
+      </w:r>
+    </w:p>
+    <w:p>
+      <w:r>
+        <w:t>________________________________________________________________</w:t>
+      </w:r>
+    </w:p>
+    <w:p>
+      <w:r>
+        <w:t>________________________________________________________________</w:t>
+      </w:r>
+    </w:p>
+    <w:p>
+      <w:r>
+        <w:t>________________________________________________________________</w:t>
+      </w:r>
+    </w:p>
+    <w:p>
+      <w:r>
+        <w:t>________________________________________________________________</w:t>
+      </w:r>
+    </w:p>
+    <w:p>
+      <w:r>
+        <w:t>________________________________________________________________</w:t>
+      </w:r>
+    </w:p>
+    <w:p>
+      <w:pPr>
+        <w:pStyle w:val="ListBullet"/>
+      </w:pPr>
+      <w:r>
+        <w:t>Hint if needed: Read the steps in the pictorial case. Match the supplied detail to the stage that performs or records it.</w:t>
+      </w:r>
+    </w:p>
+    <w:p>
+      <w:pPr>
+        <w:pStyle w:val="Heading2"/>
+      </w:pPr>
+      <w:r>
+        <w:t>Check after the first attempt · reference / check after trying</w:t>
       </w:r>
     </w:p>
     <w:p>
@@ -3867,52 +4983,18 @@
         <w:rPr>
           <w:b w:val="0"/>
         </w:rPr>
-        <w:t xml:space="preserve">Close your notes. Explain this goal in your own words: Calculate </w:t>
-      </w:r>
-      <w:r>
-        <w:rPr>
-          <w:b/>
-        </w:rPr>
-        <w:t>throughput</w:t>
-      </w:r>
+        <w:t>After your attempt, compare with the supported explanation: Choose eligible candidate P meets the declared contract; Q is faster but ineligible. Compare models on the same workload and apply every required condition.</w:t>
+      </w:r>
+    </w:p>
+    <w:p>
+      <w:pPr>
+        <w:spacing w:line="336" w:lineRule="auto" w:after="180"/>
+      </w:pPr>
       <w:r>
         <w:rPr>
           <w:b w:val="0"/>
         </w:rPr>
-        <w:t xml:space="preserve"> and amortised time per example from repeated timings</w:t>
-      </w:r>
-    </w:p>
-    <w:p>
-      <w:pPr>
-        <w:pStyle w:val="Heading3"/>
-      </w:pPr>
-      <w:r>
-        <w:t>My deciding step, evidence and one remaining question</w:t>
-      </w:r>
-    </w:p>
-    <w:p>
-      <w:r>
-        <w:t>________________________________________________________________</w:t>
-      </w:r>
-    </w:p>
-    <w:p>
-      <w:r>
-        <w:t>________________________________________________________________</w:t>
-      </w:r>
-    </w:p>
-    <w:p>
-      <w:r>
-        <w:t>________________________________________________________________</w:t>
-      </w:r>
-    </w:p>
-    <w:p>
-      <w:r>
-        <w:t>________________________________________________________________</w:t>
-      </w:r>
-    </w:p>
-    <w:p>
-      <w:r>
-        <w:t>________________________________________________________________</w:t>
+        <w:t>P meets both quality and time limits; Q’s speed does not compensate for missing the quality gate. Dividing total run duration by forty gives an amortised time per case.</w:t>
       </w:r>
     </w:p>
     <w:p>
@@ -3923,7 +5005,134 @@
         <w:rPr>
           <w:b w:val="0"/>
         </w:rPr>
-        <w:t xml:space="preserve">If you are unsure, return to the worked picture and explain one arrow. If you are ready, change an </w:t>
+        <w:t>It does not measure the wait for one isolated request, which needs its own timed experiment.</w:t>
+      </w:r>
+    </w:p>
+    <w:p>
+      <w:pPr>
+        <w:pStyle w:val="Heading2"/>
+      </w:pPr>
+      <w:r>
+        <w:t>Changed-case question and optional hint</w:t>
+      </w:r>
+    </w:p>
+    <w:p>
+      <w:pPr>
+        <w:pStyle w:val="Heading3"/>
+      </w:pPr>
+      <w:r>
+        <w:t>Practice 2: explain the deciding evidence</w:t>
+      </w:r>
+    </w:p>
+    <w:p>
+      <w:pPr>
+        <w:pStyle w:val="ListBullet"/>
+      </w:pPr>
+      <w:r>
+        <w:t>Changed-case practice: Lower the accuracy requirement to90% before a new selection exercise. Which conclusion is supported by the supplied facts?</w:t>
+      </w:r>
+    </w:p>
+    <w:p>
+      <w:pPr>
+        <w:pStyle w:val="ListBullet"/>
+      </w:pPr>
+      <w:r>
+        <w:t>1. Both become eligible; Q has the smaller measured mean amortised time.</w:t>
+      </w:r>
+    </w:p>
+    <w:p>
+      <w:pPr>
+        <w:pStyle w:val="ListBullet"/>
+      </w:pPr>
+      <w:r>
+        <w:t>2. We can decide the result without examining the changed input or the procedure.</w:t>
+      </w:r>
+    </w:p>
+    <w:p>
+      <w:pPr>
+        <w:pStyle w:val="ListBullet"/>
+      </w:pPr>
+      <w:r>
+        <w:t>3. This one example guarantees correct results for every future input.</w:t>
+      </w:r>
+    </w:p>
+    <w:p>
+      <w:pPr>
+        <w:pStyle w:val="Heading3"/>
+      </w:pPr>
+      <w:r>
+        <w:t>My selected conclusion, deciding fact and explanation</w:t>
+      </w:r>
+    </w:p>
+    <w:p>
+      <w:r>
+        <w:t>________________________________________________________________</w:t>
+      </w:r>
+    </w:p>
+    <w:p>
+      <w:r>
+        <w:t>________________________________________________________________</w:t>
+      </w:r>
+    </w:p>
+    <w:p>
+      <w:r>
+        <w:t>________________________________________________________________</w:t>
+      </w:r>
+    </w:p>
+    <w:p>
+      <w:r>
+        <w:t>________________________________________________________________</w:t>
+      </w:r>
+    </w:p>
+    <w:p>
+      <w:r>
+        <w:t>________________________________________________________________</w:t>
+      </w:r>
+    </w:p>
+    <w:p>
+      <w:pPr>
+        <w:pStyle w:val="ListBullet"/>
+      </w:pPr>
+      <w:r>
+        <w:t>Hint if needed: Use the changed condition and the deciding step in the pictorial trace. The answer must say what follows from those facts.</w:t>
+      </w:r>
+    </w:p>
+    <w:p>
+      <w:pPr>
+        <w:pStyle w:val="Heading2"/>
+      </w:pPr>
+      <w:r>
+        <w:t>Check after the changed attempt · reference / check after trying</w:t>
+      </w:r>
+    </w:p>
+    <w:p>
+      <w:pPr>
+        <w:spacing w:line="336" w:lineRule="auto" w:after="180"/>
+      </w:pPr>
+      <w:r>
+        <w:rPr>
+          <w:b w:val="0"/>
+        </w:rPr>
+        <w:t>After your attempt, compare with the supported explanation: Both become eligible; Q has the smaller measured mean amortised time. The acceptance contract changed; Q’s measured accuracy did not improve.</w:t>
+      </w:r>
+    </w:p>
+    <w:p>
+      <w:pPr>
+        <w:pStyle w:val="Heading2"/>
+      </w:pPr>
+      <w:r>
+        <w:t>Repair and retain the record</w:t>
+      </w:r>
+    </w:p>
+    <w:p>
+      <w:pPr>
+        <w:spacing w:line="336" w:lineRule="auto" w:after="180"/>
+      </w:pPr>
+      <w:r>
+        <w:rPr>
+          <w:b w:val="0"/>
+        </w:rPr>
+        <w:t xml:space="preserve">Review Dataset shift in neural models (ai-5/30). Goal: Explain how a changed </w:t>
       </w:r>
       <w:r>
         <w:rPr>
@@ -3935,7 +5144,156 @@
         <w:rPr>
           <w:b w:val="0"/>
         </w:rPr>
-        <w:t xml:space="preserve"> or assumption and justify your </w:t>
+        <w:t xml:space="preserve"> mix can change overall accuracy. Short practice: Did the supplied model’s dim-light accuracy deteriorate?</w:t>
+      </w:r>
+    </w:p>
+    <w:p>
+      <w:pPr>
+        <w:spacing w:line="336" w:lineRule="auto" w:after="180"/>
+      </w:pPr>
+      <w:r>
+        <w:rPr>
+          <w:b w:val="0"/>
+        </w:rPr>
+        <w:t xml:space="preserve">Point to the relevant step in the picture, then write the changed result and the rule or </w:t>
+      </w:r>
+      <w:r>
+        <w:rPr>
+          <w:b/>
+        </w:rPr>
+        <w:t>evidence</w:t>
+      </w:r>
+      <w:r>
+        <w:rPr>
+          <w:b w:val="0"/>
+        </w:rPr>
+        <w:t xml:space="preserve"> that supports it.. Return to this week and explain what you changed.</w:t>
+      </w:r>
+    </w:p>
+    <w:p>
+      <w:pPr>
+        <w:spacing w:line="336" w:lineRule="auto" w:after="180"/>
+      </w:pPr>
+      <w:r>
+        <w:rPr>
+          <w:b w:val="0"/>
+        </w:rPr>
+        <w:t xml:space="preserve">Review Transfer learning (ai-5/28). Goal: Trace a reused feature extractor and a newly fitted </w:t>
+      </w:r>
+      <w:r>
+        <w:rPr>
+          <w:b/>
+        </w:rPr>
+        <w:t>output</w:t>
+      </w:r>
+      <w:r>
+        <w:rPr>
+          <w:b w:val="0"/>
+        </w:rPr>
+        <w:t xml:space="preserve"> head. Short practice: Which part was trained for the new task?</w:t>
+      </w:r>
+    </w:p>
+    <w:p>
+      <w:pPr>
+        <w:spacing w:line="336" w:lineRule="auto" w:after="180"/>
+      </w:pPr>
+      <w:r>
+        <w:rPr>
+          <w:b w:val="0"/>
+        </w:rPr>
+        <w:t xml:space="preserve">Point to the relevant step in the picture, then write the changed result and the rule or </w:t>
+      </w:r>
+      <w:r>
+        <w:rPr>
+          <w:b/>
+        </w:rPr>
+        <w:t>evidence</w:t>
+      </w:r>
+      <w:r>
+        <w:rPr>
+          <w:b w:val="0"/>
+        </w:rPr>
+        <w:t xml:space="preserve"> that supports it.. Return to this week and explain what you changed.</w:t>
+      </w:r>
+    </w:p>
+    <w:p>
+      <w:pPr>
+        <w:spacing w:line="336" w:lineRule="auto" w:after="180"/>
+      </w:pPr>
+      <w:r>
+        <w:rPr>
+          <w:b w:val="0"/>
+        </w:rPr>
+        <w:t>Review Sequence representations (ai-5/25). Goal: Encode an ordered sequence with an explicit vocabulary. Short practice: Which record lets the program distinguish the first and last zeros?</w:t>
+      </w:r>
+    </w:p>
+    <w:p>
+      <w:pPr>
+        <w:spacing w:line="336" w:lineRule="auto" w:after="180"/>
+      </w:pPr>
+      <w:r>
+        <w:rPr>
+          <w:b w:val="0"/>
+        </w:rPr>
+        <w:t xml:space="preserve">Point to the relevant step in the picture, then write the changed result and the rule or </w:t>
+      </w:r>
+      <w:r>
+        <w:rPr>
+          <w:b/>
+        </w:rPr>
+        <w:t>evidence</w:t>
+      </w:r>
+      <w:r>
+        <w:rPr>
+          <w:b w:val="0"/>
+        </w:rPr>
+        <w:t xml:space="preserve"> that supports it.. Return to this week and explain what you changed.</w:t>
+      </w:r>
+    </w:p>
+    <w:p>
+      <w:pPr>
+        <w:spacing w:line="336" w:lineRule="auto" w:after="180"/>
+      </w:pPr>
+      <w:r>
+        <w:rPr>
+          <w:b w:val="0"/>
+        </w:rPr>
+        <w:t xml:space="preserve">The browser lab lets you edit the supported Python examples already included in this lesson. Predict first, run, inspect the actual </w:t>
+      </w:r>
+      <w:r>
+        <w:rPr>
+          <w:b/>
+        </w:rPr>
+        <w:t>output</w:t>
+      </w:r>
+      <w:r>
+        <w:rPr>
+          <w:b w:val="0"/>
+        </w:rPr>
+        <w:t xml:space="preserve"> or error, change one </w:t>
+      </w:r>
+      <w:r>
+        <w:rPr>
+          <w:b/>
+        </w:rPr>
+        <w:t>input</w:t>
+      </w:r>
+      <w:r>
+        <w:rPr>
+          <w:b w:val="0"/>
+        </w:rPr>
+        <w:t>, then run again.</w:t>
+      </w:r>
+    </w:p>
+    <w:p>
+      <w:pPr>
+        <w:spacing w:line="336" w:lineRule="auto" w:after="180"/>
+      </w:pPr>
+      <w:r>
+        <w:rPr>
+          <w:b w:val="0"/>
+        </w:rPr>
+        <w:t xml:space="preserve">Keep code, </w:t>
       </w:r>
       <w:r>
         <w:rPr>
@@ -3947,7 +5305,7 @@
         <w:rPr>
           <w:b w:val="0"/>
         </w:rPr>
-        <w:t>.</w:t>
+        <w:t>s, actual results and a reasoned revision together. On paper, label your result as a trace rather than an execution.</w:t>
       </w:r>
     </w:p>
     <w:p>
@@ -3958,7 +5316,7 @@
         <w:rPr>
           <w:b w:val="0"/>
         </w:rPr>
-        <w:t xml:space="preserve">Save your workbook </w:t>
+        <w:t xml:space="preserve">Use Download completed work in the hosted lesson to export your answers, reflections, practice feedback and code-run </w:t>
       </w:r>
       <w:r>
         <w:rPr>
@@ -3970,20 +5328,26 @@
         <w:rPr>
           <w:b w:val="0"/>
         </w:rPr>
-        <w:t>. At the next review, try a different case before opening your old answer.</w:t>
-      </w:r>
-    </w:p>
-    <w:p>
-      <w:pPr>
-        <w:pStyle w:val="Heading1"/>
-      </w:pPr>
-      <w:r>
-        <w:t>17. Supported practice, repair and portfolio</w:t>
-      </w:r>
-    </w:p>
-    <w:p>
-      <w:r>
-        <w:t>Attempt supported questions before using hints or feedback. Review a missing building block, then keep the completed work.</w:t>
+        <w:t>. Open the HTML copy to read or print it.</w:t>
+      </w:r>
+    </w:p>
+    <w:p>
+      <w:pPr>
+        <w:spacing w:line="336" w:lineRule="auto" w:after="180"/>
+      </w:pPr>
+      <w:r>
+        <w:rPr>
+          <w:b w:val="0"/>
+        </w:rPr>
+        <w:t>Drafts stay in this browser when storage is available; clear drafts on a shared device.</w:t>
+      </w:r>
+    </w:p>
+    <w:p>
+      <w:pPr>
+        <w:pStyle w:val="Heading2"/>
+      </w:pPr>
+      <w:r>
+        <w:t>Earlier wording, alternatives and picture transcripts · reference / check after trying</w:t>
       </w:r>
     </w:p>
     <w:p>
@@ -3999,68 +5363,10 @@
     </w:p>
     <w:p>
       <w:pPr>
-        <w:spacing w:line="336" w:lineRule="auto" w:after="180"/>
-      </w:pPr>
-      <w:r>
-        <w:rPr>
-          <w:b w:val="0"/>
-        </w:rPr>
-        <w:t>Compare speed and quality under the same case count and acceptance contract.</w:t>
-      </w:r>
-    </w:p>
-    <w:p>
-      <w:pPr>
         <w:pStyle w:val="Heading3"/>
       </w:pPr>
       <w:r>
-        <w:t>Practice 1: explain the deciding evidence</w:t>
-      </w:r>
-    </w:p>
-    <w:p>
-      <w:pPr>
-        <w:spacing w:line="336" w:lineRule="auto" w:after="180"/>
-      </w:pPr>
-      <w:r>
-        <w:rPr>
-          <w:b w:val="0"/>
-        </w:rPr>
-        <w:t>Which labelled step matches this detail? P meets the declared contract; Q is faster but ineligible.</w:t>
-      </w:r>
-    </w:p>
-    <w:p>
-      <w:pPr>
-        <w:spacing w:line="336" w:lineRule="auto" w:after="180"/>
-        <w:shd w:fill="F4F9FC"/>
-      </w:pPr>
-      <w:r>
-        <w:rPr>
-          <w:b w:val="0"/>
-        </w:rPr>
-        <w:t>1. Summarise P</w:t>
-      </w:r>
-    </w:p>
-    <w:p>
-      <w:pPr>
-        <w:spacing w:line="336" w:lineRule="auto" w:after="180"/>
-        <w:shd w:fill="F4F9FC"/>
-      </w:pPr>
-      <w:r>
-        <w:rPr>
-          <w:b w:val="0"/>
-        </w:rPr>
-        <w:t>2. Summarise Q</w:t>
-      </w:r>
-    </w:p>
-    <w:p>
-      <w:pPr>
-        <w:spacing w:line="336" w:lineRule="auto" w:after="180"/>
-        <w:shd w:fill="F4F9FC"/>
-      </w:pPr>
-      <w:r>
-        <w:rPr>
-          <w:b w:val="0"/>
-        </w:rPr>
-        <w:t>3. Choose eligible candidate</w:t>
+        <w:t>Repair a missing building block</w:t>
       </w:r>
     </w:p>
     <w:p>
@@ -4068,32 +5374,7 @@
         <w:pStyle w:val="Heading3"/>
       </w:pPr>
       <w:r>
-        <w:t>My selected conclusion, deciding fact and explanation</w:t>
-      </w:r>
-    </w:p>
-    <w:p>
-      <w:r>
-        <w:t>________________________________________________________________</w:t>
-      </w:r>
-    </w:p>
-    <w:p>
-      <w:r>
-        <w:t>________________________________________________________________</w:t>
-      </w:r>
-    </w:p>
-    <w:p>
-      <w:r>
-        <w:t>________________________________________________________________</w:t>
-      </w:r>
-    </w:p>
-    <w:p>
-      <w:r>
-        <w:t>________________________________________________________________</w:t>
-      </w:r>
-    </w:p>
-    <w:p>
-      <w:r>
-        <w:t>________________________________________________________________</w:t>
+        <w:t>Predict, run and debug</w:t>
       </w:r>
     </w:p>
     <w:p>
@@ -4101,484 +5382,25 @@
         <w:pStyle w:val="Heading3"/>
       </w:pPr>
       <w:r>
-        <w:t>Hint · try first</w:t>
-      </w:r>
-    </w:p>
-    <w:p>
-      <w:pPr>
-        <w:spacing w:line="336" w:lineRule="auto" w:after="180"/>
-        <w:shd w:fill="F1F6F8"/>
-      </w:pPr>
-      <w:r>
-        <w:rPr>
-          <w:b w:val="0"/>
-        </w:rPr>
-        <w:t>Hint if needed: Read the steps in the pictorial case. Match the supplied detail to the stage that performs or records it.</w:t>
-      </w:r>
-    </w:p>
-    <w:p>
-      <w:pPr>
-        <w:pStyle w:val="Heading3"/>
-      </w:pPr>
-      <w:r>
-        <w:t>Feedback · compare after trying</w:t>
-      </w:r>
-    </w:p>
-    <w:p>
-      <w:pPr>
-        <w:spacing w:line="336" w:lineRule="auto" w:after="180"/>
-        <w:shd w:fill="F1F6FC"/>
-      </w:pPr>
-      <w:r>
-        <w:rPr>
-          <w:b w:val="0"/>
-        </w:rPr>
-        <w:t>After your attempt, compare with the supported explanation: Choose eligible candidate P meets the declared contract; Q is faster but ineligible. Compare models on the same workload and apply every required condition.</w:t>
-      </w:r>
-    </w:p>
-    <w:p>
-      <w:pPr>
-        <w:spacing w:line="336" w:lineRule="auto" w:after="180"/>
-        <w:shd w:fill="F1F6FC"/>
-      </w:pPr>
-      <w:r>
-        <w:rPr>
-          <w:b w:val="0"/>
-        </w:rPr>
-        <w:t>P meets both quality and time limits; Q’s speed does not compensate for missing the quality gate. Dividing total run duration by forty gives an amortised time per case.</w:t>
-      </w:r>
-    </w:p>
-    <w:p>
-      <w:pPr>
-        <w:spacing w:line="336" w:lineRule="auto" w:after="180"/>
-        <w:shd w:fill="F1F6FC"/>
-      </w:pPr>
-      <w:r>
-        <w:rPr>
-          <w:b w:val="0"/>
-        </w:rPr>
-        <w:t>It does not measure the wait for one isolated request, which needs its own timed experiment.</w:t>
-      </w:r>
-    </w:p>
-    <w:p>
-      <w:pPr>
-        <w:pStyle w:val="Heading3"/>
-      </w:pPr>
-      <w:r>
-        <w:t>Practice 2: explain the deciding evidence</w:t>
-      </w:r>
-    </w:p>
-    <w:p>
-      <w:pPr>
-        <w:pStyle w:val="Heading3"/>
-      </w:pPr>
-      <w:r>
-        <w:t>Changed case · predict first</w:t>
-      </w:r>
-    </w:p>
-    <w:p>
-      <w:pPr>
-        <w:spacing w:line="336" w:lineRule="auto" w:after="180"/>
-        <w:shd w:fill="F5F1FB"/>
-      </w:pPr>
-      <w:r>
-        <w:rPr>
-          <w:b w:val="0"/>
-        </w:rPr>
-        <w:t>Changed-case practice: Lower the accuracy requirement to90% before a new selection exercise. Which conclusion is supported by the supplied facts?</w:t>
-      </w:r>
-    </w:p>
-    <w:p>
-      <w:pPr>
-        <w:spacing w:line="336" w:lineRule="auto" w:after="180"/>
-        <w:shd w:fill="F4F9FC"/>
-      </w:pPr>
-      <w:r>
-        <w:rPr>
-          <w:b w:val="0"/>
-        </w:rPr>
-        <w:t>1. Both become eligible; Q has the smaller measured mean amortised time.</w:t>
-      </w:r>
-    </w:p>
-    <w:p>
-      <w:pPr>
-        <w:spacing w:line="336" w:lineRule="auto" w:after="180"/>
-        <w:shd w:fill="F4F9FC"/>
-      </w:pPr>
-      <w:r>
-        <w:rPr>
-          <w:b w:val="0"/>
-        </w:rPr>
-        <w:t xml:space="preserve">2. We can decide the result without examining the changed </w:t>
-      </w:r>
-      <w:r>
-        <w:rPr>
-          <w:b/>
-        </w:rPr>
-        <w:t>input</w:t>
-      </w:r>
-      <w:r>
-        <w:rPr>
-          <w:b w:val="0"/>
-        </w:rPr>
-        <w:t xml:space="preserve"> or the procedure.</w:t>
-      </w:r>
-    </w:p>
-    <w:p>
-      <w:pPr>
-        <w:spacing w:line="336" w:lineRule="auto" w:after="180"/>
-        <w:shd w:fill="F4F9FC"/>
-      </w:pPr>
-      <w:r>
-        <w:rPr>
-          <w:b w:val="0"/>
-        </w:rPr>
-        <w:t xml:space="preserve">3. This one example guarantees correct results for every future </w:t>
-      </w:r>
-      <w:r>
-        <w:rPr>
-          <w:b/>
-        </w:rPr>
-        <w:t>input</w:t>
-      </w:r>
-      <w:r>
-        <w:rPr>
-          <w:b w:val="0"/>
-        </w:rPr>
-        <w:t>.</w:t>
-      </w:r>
-    </w:p>
-    <w:p>
-      <w:pPr>
-        <w:pStyle w:val="Heading3"/>
-      </w:pPr>
-      <w:r>
-        <w:t>My selected conclusion, deciding fact and explanation</w:t>
-      </w:r>
-    </w:p>
-    <w:p>
-      <w:r>
-        <w:t>________________________________________________________________</w:t>
-      </w:r>
-    </w:p>
-    <w:p>
-      <w:r>
-        <w:t>________________________________________________________________</w:t>
-      </w:r>
-    </w:p>
-    <w:p>
-      <w:r>
-        <w:t>________________________________________________________________</w:t>
-      </w:r>
-    </w:p>
-    <w:p>
-      <w:r>
-        <w:t>________________________________________________________________</w:t>
-      </w:r>
-    </w:p>
-    <w:p>
-      <w:r>
-        <w:t>________________________________________________________________</w:t>
-      </w:r>
-    </w:p>
-    <w:p>
-      <w:pPr>
-        <w:pStyle w:val="Heading3"/>
-      </w:pPr>
-      <w:r>
-        <w:t>Hint · try first</w:t>
-      </w:r>
-    </w:p>
-    <w:p>
-      <w:pPr>
-        <w:spacing w:line="336" w:lineRule="auto" w:after="180"/>
-        <w:shd w:fill="F1F6F8"/>
-      </w:pPr>
-      <w:r>
-        <w:rPr>
-          <w:b w:val="0"/>
-        </w:rPr>
-        <w:t>Hint if needed: Use the changed condition and the deciding step in the pictorial trace. The answer must say what follows from those facts.</w:t>
-      </w:r>
-    </w:p>
-    <w:p>
-      <w:pPr>
-        <w:pStyle w:val="Heading3"/>
-      </w:pPr>
-      <w:r>
-        <w:t>Feedback · compare after trying</w:t>
-      </w:r>
-    </w:p>
-    <w:p>
-      <w:pPr>
-        <w:spacing w:line="336" w:lineRule="auto" w:after="180"/>
-        <w:shd w:fill="F1F6FC"/>
-      </w:pPr>
-      <w:r>
-        <w:rPr>
-          <w:b w:val="0"/>
-        </w:rPr>
-        <w:t>After your attempt, compare with the supported explanation: Both become eligible; Q has the smaller measured mean amortised time. The acceptance contract changed; Q’s measured accuracy did not improve.</w:t>
-      </w:r>
-    </w:p>
-    <w:p>
-      <w:pPr>
-        <w:pStyle w:val="Heading3"/>
-      </w:pPr>
-      <w:r>
-        <w:t>Repair a missing building block</w:t>
-      </w:r>
-    </w:p>
-    <w:p>
-      <w:pPr>
-        <w:spacing w:line="336" w:lineRule="auto" w:after="180"/>
-      </w:pPr>
-      <w:r>
-        <w:rPr>
-          <w:b w:val="0"/>
-        </w:rPr>
-        <w:t xml:space="preserve">Review Dataset shift in neural models (ai-5/30). Goal: Explain how a changed </w:t>
-      </w:r>
-      <w:r>
-        <w:rPr>
-          <w:b/>
-        </w:rPr>
-        <w:t>input</w:t>
-      </w:r>
-      <w:r>
-        <w:rPr>
-          <w:b w:val="0"/>
-        </w:rPr>
-        <w:t xml:space="preserve"> mix can change overall accuracy. Short practice: Did the supplied model’s dim-light accuracy deteriorate?</w:t>
-      </w:r>
-    </w:p>
-    <w:p>
-      <w:pPr>
-        <w:spacing w:line="336" w:lineRule="auto" w:after="180"/>
-      </w:pPr>
-      <w:r>
-        <w:rPr>
-          <w:b w:val="0"/>
-        </w:rPr>
-        <w:t xml:space="preserve">Point to the relevant step in the picture, then write the changed result and the rule or </w:t>
-      </w:r>
-      <w:r>
-        <w:rPr>
-          <w:b/>
-        </w:rPr>
-        <w:t>evidence</w:t>
-      </w:r>
-      <w:r>
-        <w:rPr>
-          <w:b w:val="0"/>
-        </w:rPr>
-        <w:t xml:space="preserve"> that supports it.. Return to this week and explain what you changed.</w:t>
-      </w:r>
-    </w:p>
-    <w:p>
-      <w:pPr>
-        <w:spacing w:line="336" w:lineRule="auto" w:after="180"/>
-      </w:pPr>
-      <w:r>
-        <w:rPr>
-          <w:b w:val="0"/>
-        </w:rPr>
-        <w:t xml:space="preserve">Review Transfer learning (ai-5/28). Goal: Trace a reused feature extractor and a newly fitted </w:t>
-      </w:r>
-      <w:r>
-        <w:rPr>
-          <w:b/>
-        </w:rPr>
-        <w:t>output</w:t>
-      </w:r>
-      <w:r>
-        <w:rPr>
-          <w:b w:val="0"/>
-        </w:rPr>
-        <w:t xml:space="preserve"> head. Short practice: Which part was trained for the new task?</w:t>
-      </w:r>
-    </w:p>
-    <w:p>
-      <w:pPr>
-        <w:spacing w:line="336" w:lineRule="auto" w:after="180"/>
-      </w:pPr>
-      <w:r>
-        <w:rPr>
-          <w:b w:val="0"/>
-        </w:rPr>
-        <w:t xml:space="preserve">Point to the relevant step in the picture, then write the changed result and the rule or </w:t>
-      </w:r>
-      <w:r>
-        <w:rPr>
-          <w:b/>
-        </w:rPr>
-        <w:t>evidence</w:t>
-      </w:r>
-      <w:r>
-        <w:rPr>
-          <w:b w:val="0"/>
-        </w:rPr>
-        <w:t xml:space="preserve"> that supports it.. Return to this week and explain what you changed.</w:t>
-      </w:r>
-    </w:p>
-    <w:p>
-      <w:pPr>
-        <w:spacing w:line="336" w:lineRule="auto" w:after="180"/>
-      </w:pPr>
-      <w:r>
-        <w:rPr>
-          <w:b w:val="0"/>
-        </w:rPr>
-        <w:t>Review Sequence representations (ai-5/25). Goal: Encode an ordered sequence with an explicit vocabulary. Short practice: Which record lets the program distinguish the first and last zeros?</w:t>
-      </w:r>
-    </w:p>
-    <w:p>
-      <w:pPr>
-        <w:spacing w:line="336" w:lineRule="auto" w:after="180"/>
-      </w:pPr>
-      <w:r>
-        <w:rPr>
-          <w:b w:val="0"/>
-        </w:rPr>
-        <w:t xml:space="preserve">Point to the relevant step in the picture, then write the changed result and the rule or </w:t>
-      </w:r>
-      <w:r>
-        <w:rPr>
-          <w:b/>
-        </w:rPr>
-        <w:t>evidence</w:t>
-      </w:r>
-      <w:r>
-        <w:rPr>
-          <w:b w:val="0"/>
-        </w:rPr>
-        <w:t xml:space="preserve"> that supports it.. Return to this week and explain what you changed.</w:t>
-      </w:r>
-    </w:p>
-    <w:p>
-      <w:pPr>
-        <w:pStyle w:val="Heading3"/>
-      </w:pPr>
-      <w:r>
-        <w:t>Predict, run and debug</w:t>
-      </w:r>
-    </w:p>
-    <w:p>
-      <w:pPr>
-        <w:spacing w:line="336" w:lineRule="auto" w:after="180"/>
-      </w:pPr>
-      <w:r>
-        <w:rPr>
-          <w:b w:val="0"/>
-        </w:rPr>
-        <w:t xml:space="preserve">The browser lab lets you edit the supported Python examples already included in this lesson. Predict first, run, inspect the actual </w:t>
-      </w:r>
-      <w:r>
-        <w:rPr>
-          <w:b/>
-        </w:rPr>
-        <w:t>output</w:t>
-      </w:r>
-      <w:r>
-        <w:rPr>
-          <w:b w:val="0"/>
-        </w:rPr>
-        <w:t xml:space="preserve"> or error, change one </w:t>
-      </w:r>
-      <w:r>
-        <w:rPr>
-          <w:b/>
-        </w:rPr>
-        <w:t>input</w:t>
-      </w:r>
-      <w:r>
-        <w:rPr>
-          <w:b w:val="0"/>
-        </w:rPr>
-        <w:t>, then run again.</w:t>
-      </w:r>
-    </w:p>
-    <w:p>
-      <w:pPr>
-        <w:spacing w:line="336" w:lineRule="auto" w:after="180"/>
-      </w:pPr>
-      <w:r>
-        <w:rPr>
-          <w:b w:val="0"/>
-        </w:rPr>
-        <w:t xml:space="preserve">Keep code, </w:t>
-      </w:r>
-      <w:r>
-        <w:rPr>
-          <w:b/>
-        </w:rPr>
-        <w:t>prediction</w:t>
-      </w:r>
-      <w:r>
-        <w:rPr>
-          <w:b w:val="0"/>
-        </w:rPr>
-        <w:t>s, actual results and a reasoned revision together. On paper, label your result as a trace rather than an execution.</w:t>
-      </w:r>
-    </w:p>
-    <w:p>
-      <w:pPr>
-        <w:pStyle w:val="Heading3"/>
-      </w:pPr>
-      <w:r>
         <w:t>Keep your completed work</w:t>
       </w:r>
     </w:p>
     <w:p>
       <w:pPr>
-        <w:spacing w:line="336" w:lineRule="auto" w:after="180"/>
-      </w:pPr>
-      <w:r>
-        <w:rPr>
-          <w:b w:val="0"/>
-        </w:rPr>
-        <w:t xml:space="preserve">Use Download completed work in the hosted lesson to export your answers, reflections, practice feedback and code-run </w:t>
-      </w:r>
-      <w:r>
-        <w:rPr>
-          <w:b/>
-        </w:rPr>
-        <w:t>evidence</w:t>
-      </w:r>
-      <w:r>
-        <w:rPr>
-          <w:b w:val="0"/>
-        </w:rPr>
-        <w:t>. Open the HTML copy to read or print it.</w:t>
-      </w:r>
-    </w:p>
-    <w:p>
-      <w:pPr>
-        <w:spacing w:line="336" w:lineRule="auto" w:after="180"/>
-      </w:pPr>
-      <w:r>
-        <w:rPr>
-          <w:b w:val="0"/>
-        </w:rPr>
-        <w:t>Drafts stay in this browser when storage is available; clear drafts on a shared device.</w:t>
-      </w:r>
-    </w:p>
-    <w:p>
-      <w:pPr>
         <w:pStyle w:val="Heading1"/>
       </w:pPr>
       <w:r>
-        <w:t>18. Visual concept journey</w:t>
-      </w:r>
-    </w:p>
-    <w:p>
-      <w:r>
-        <w:t>Explain each Efficiency and resource measurement graphic using its labels, deciding evidence and relevant limitation.</w:t>
-      </w:r>
-    </w:p>
-    <w:p>
-      <w:pPr>
-        <w:pStyle w:val="Heading3"/>
+        <w:t>18. Reference · Six-picture concept journey</w:t>
+      </w:r>
+    </w:p>
+    <w:p>
+      <w:r>
+        <w:t>Choose the picture that supports the current explanation.</w:t>
+      </w:r>
+    </w:p>
+    <w:p>
+      <w:pPr>
+        <w:pStyle w:val="Heading2"/>
       </w:pPr>
       <w:r>
         <w:t>01. Efficiency and resource measurement: the case</w:t>
@@ -4589,7 +5411,7 @@
         <w:drawing>
           <wp:inline xmlns:a="http://schemas.openxmlformats.org/drawingml/2006/main" xmlns:pic="http://schemas.openxmlformats.org/drawingml/2006/picture">
             <wp:extent cx="5486400" cy="3438144"/>
-            <wp:docPr id="3" name="Picture 3" descr="Compare speed and quality under the same case count and acceptance contract. Supplied facts: Both evaluate 40 cases. P times [0.32, 0.40, 0.48]seconds, 38 correct; Q times [0.20, 0.24, 0.28]seconds, 36 correct. Requireaccuracy&gt;=93% and mean amortised time&lt;=12 ms/case. All inputs and outcomes in this worked example are invented classroom data; no real model run is claimed."/>
+            <wp:docPr id="5" name="Picture 5" descr="Compare speed and quality under the same case count and acceptance contract. Supplied facts: Both evaluate 40 cases. P times [0.32, 0.40, 0.48]seconds, 38 correct; Q times [0.20, 0.24, 0.28]seconds, 36 correct. Requireaccuracy&gt;=93% and mean amortised time&lt;=12 ms/case. All inputs and outcomes in this worked example are invented classroom data; no real model run is claimed."/>
             <wp:cNvGraphicFramePr>
               <a:graphicFrameLocks noChangeAspect="1"/>
             </wp:cNvGraphicFramePr>
@@ -4601,7 +5423,7 @@
                     <pic:cNvPicPr/>
                   </pic:nvPicPr>
                   <pic:blipFill>
-                    <a:blip r:embed="rId11"/>
+                    <a:blip r:embed="rId13"/>
                     <a:stretch>
                       <a:fillRect/>
                     </a:stretch>
@@ -4657,7 +5479,6 @@
     <w:p>
       <w:pPr>
         <w:spacing w:line="336" w:lineRule="auto" w:after="180"/>
-        <w:shd w:fill="F5F1FB"/>
       </w:pPr>
       <w:r>
         <w:rPr>
@@ -4668,7 +5489,7 @@
     </w:p>
     <w:p>
       <w:pPr>
-        <w:pStyle w:val="Heading3"/>
+        <w:pStyle w:val="Heading2"/>
       </w:pPr>
       <w:r>
         <w:t>02. Follow the deciding steps</w:t>
@@ -4679,7 +5500,7 @@
         <w:drawing>
           <wp:inline xmlns:a="http://schemas.openxmlformats.org/drawingml/2006/main" xmlns:pic="http://schemas.openxmlformats.org/drawingml/2006/picture">
             <wp:extent cx="5486400" cy="3182112"/>
-            <wp:docPr id="4" name="Picture 4" descr="Summarise P: Mean time 0.40s; 10 ms/case; accuracy 38/40=95%: passes both. → Summarise Q: Mean time 0.24s; 6 ms/case; accuracy 36/40=90%: fails quality. → Choose eligible candidate: P meets the declared contract; Q is faster but ineligible."/>
+            <wp:docPr id="6" name="Picture 6" descr="Summarise P: Mean time 0.40s; 10 ms/case; accuracy 38/40=95%: passes both. → Summarise Q: Mean time 0.24s; 6 ms/case; accuracy 36/40=90%: fails quality. → Choose eligible candidate: P meets the declared contract; Q is faster but ineligible."/>
             <wp:cNvGraphicFramePr>
               <a:graphicFrameLocks noChangeAspect="1"/>
             </wp:cNvGraphicFramePr>
@@ -4691,7 +5512,7 @@
                     <pic:cNvPicPr/>
                   </pic:nvPicPr>
                   <pic:blipFill>
-                    <a:blip r:embed="rId12"/>
+                    <a:blip r:embed="rId9"/>
                     <a:stretch>
                       <a:fillRect/>
                     </a:stretch>
@@ -4724,7 +5545,6 @@
     <w:p>
       <w:pPr>
         <w:spacing w:line="336" w:lineRule="auto" w:after="180"/>
-        <w:shd w:fill="F5F1FB"/>
       </w:pPr>
       <w:r>
         <w:rPr>
@@ -4747,7 +5567,7 @@
     </w:p>
     <w:p>
       <w:pPr>
-        <w:pStyle w:val="Heading3"/>
+        <w:pStyle w:val="Heading2"/>
       </w:pPr>
       <w:r>
         <w:t>03. Mean amortised time, not single-request latency</w:t>
@@ -4758,7 +5578,7 @@
         <w:drawing>
           <wp:inline xmlns:a="http://schemas.openxmlformats.org/drawingml/2006/main" xmlns:pic="http://schemas.openxmlformats.org/drawingml/2006/picture">
             <wp:extent cx="5486400" cy="2834640"/>
-            <wp:docPr id="5" name="Picture 5" descr="Mean amortised time, not single-request latency. Units: ms per case. P: 10. Q: 6."/>
+            <wp:docPr id="7" name="Picture 7" descr="Mean amortised time, not single-request latency. Units: ms per case. P: 10. Q: 6."/>
             <wp:cNvGraphicFramePr>
               <a:graphicFrameLocks noChangeAspect="1"/>
             </wp:cNvGraphicFramePr>
@@ -4770,7 +5590,7 @@
                     <pic:cNvPicPr/>
                   </pic:nvPicPr>
                   <pic:blipFill>
-                    <a:blip r:embed="rId13"/>
+                    <a:blip r:embed="rId14"/>
                     <a:stretch>
                       <a:fillRect/>
                     </a:stretch>
@@ -4815,7 +5635,6 @@
     <w:p>
       <w:pPr>
         <w:spacing w:line="336" w:lineRule="auto" w:after="180"/>
-        <w:shd w:fill="F5F1FB"/>
       </w:pPr>
       <w:r>
         <w:rPr>
@@ -4826,7 +5645,7 @@
     </w:p>
     <w:p>
       <w:pPr>
-        <w:pStyle w:val="Heading3"/>
+        <w:pStyle w:val="Heading2"/>
       </w:pPr>
       <w:r>
         <w:t>04. Change one thing. Trace what follows.</w:t>
@@ -4837,7 +5656,7 @@
         <w:drawing>
           <wp:inline xmlns:a="http://schemas.openxmlformats.org/drawingml/2006/main" xmlns:pic="http://schemas.openxmlformats.org/drawingml/2006/picture">
             <wp:extent cx="5486400" cy="3026664"/>
-            <wp:docPr id="6" name="Picture 6" descr="Original case: P meets the declared contract; Q is faster but ineligible. Changed condition: Lower the accuracy requirement to90% before a new selection exercise. Expected result: Both become eligible; Q has the smaller measured mean amortised time. Reason: The acceptance contract changed; Q’s measured accuracy did not improve."/>
+            <wp:docPr id="8" name="Picture 8" descr="Original case: P meets the declared contract; Q is faster but ineligible. Changed condition: Lower the accuracy requirement to90% before a new selection exercise. Expected result: Both become eligible; Q has the smaller measured mean amortised time. Reason: The acceptance contract changed; Q’s measured accuracy did not improve."/>
             <wp:cNvGraphicFramePr>
               <a:graphicFrameLocks noChangeAspect="1"/>
             </wp:cNvGraphicFramePr>
@@ -4849,7 +5668,7 @@
                     <pic:cNvPicPr/>
                   </pic:nvPicPr>
                   <pic:blipFill>
-                    <a:blip r:embed="rId14"/>
+                    <a:blip r:embed="rId10"/>
                     <a:stretch>
                       <a:fillRect/>
                     </a:stretch>
@@ -4893,7 +5712,6 @@
     <w:p>
       <w:pPr>
         <w:spacing w:line="336" w:lineRule="auto" w:after="180"/>
-        <w:shd w:fill="F5F1FB"/>
       </w:pPr>
       <w:r>
         <w:rPr>
@@ -4904,7 +5722,7 @@
     </w:p>
     <w:p>
       <w:pPr>
-        <w:pStyle w:val="Heading3"/>
+        <w:pStyle w:val="Heading2"/>
       </w:pPr>
       <w:r>
         <w:t>05. Connect the explanation to its limit</w:t>
@@ -4915,7 +5733,7 @@
         <w:drawing>
           <wp:inline xmlns:a="http://schemas.openxmlformats.org/drawingml/2006/main" xmlns:pic="http://schemas.openxmlformats.org/drawingml/2006/picture">
             <wp:extent cx="5486400" cy="2834640"/>
-            <wp:docPr id="7" name="Picture 7" descr="Compare models on the same workload and apply every required condition. P meets both quality and time limits; Q’s speed does not compensate for missing the quality gate. Dividing total run duration by forty gives an amortised time per case. It does not measure the wait for one isolated request, which needs its own timed experiment. Limit: Record hardware, batching, warm-up and variability; these supplied timings are toy measurements, not actual benchmark runs."/>
+            <wp:docPr id="9" name="Picture 9" descr="Compare models on the same workload and apply every required condition. P meets both quality and time limits; Q’s speed does not compensate for missing the quality gate. Dividing total run duration by forty gives an amortised time per case. It does not measure the wait for one isolated request, which needs its own timed experiment. Limit: Record hardware, batching, warm-up and variability; these supplied timings are toy measurements, not actual benchmark runs."/>
             <wp:cNvGraphicFramePr>
               <a:graphicFrameLocks noChangeAspect="1"/>
             </wp:cNvGraphicFramePr>
@@ -4982,7 +5800,6 @@
     <w:p>
       <w:pPr>
         <w:spacing w:line="336" w:lineRule="auto" w:after="180"/>
-        <w:shd w:fill="F5F1FB"/>
       </w:pPr>
       <w:r>
         <w:rPr>
@@ -4993,7 +5810,7 @@
     </w:p>
     <w:p>
       <w:pPr>
-        <w:pStyle w:val="Heading3"/>
+        <w:pStyle w:val="Heading2"/>
       </w:pPr>
       <w:r>
         <w:t>06. Make the idea visible in your project</w:t>
@@ -5004,7 +5821,7 @@
         <w:drawing>
           <wp:inline xmlns:a="http://schemas.openxmlformats.org/drawingml/2006/main" xmlns:pic="http://schemas.openxmlformats.org/drawingml/2006/picture">
             <wp:extent cx="5486400" cy="3681984"/>
-            <wp:docPr id="8" name="Picture 8" descr="For your Image-pattern Network Investigation, save the input, procedure, observed result and limitation of this check. Label this worked example as practice; use a different, previously unreviewed case when checking independent understanding. Draw your input, deciding step, result and limit. Supported question: Why is 10 ms/case not necessarily a single-request latency? Point to the relevant step in the picture, then write the changed result and the rule or evidence that supports it."/>
+            <wp:docPr id="10" name="Picture 10" descr="For your Image-pattern Network Investigation, save the input, procedure, observed result and limitation of this check. Label this worked example as practice; use a different, previously unreviewed case when checking independent understanding. Draw your input, deciding step, result and limit. Supported question: Why is 10 ms/case not necessarily a single-request latency? Point to the relevant step in the picture, then write the changed result and the rule or evidence that supports it."/>
             <wp:cNvGraphicFramePr>
               <a:graphicFrameLocks noChangeAspect="1"/>
             </wp:cNvGraphicFramePr>
@@ -5119,7 +5936,6 @@
     <w:p>
       <w:pPr>
         <w:spacing w:line="336" w:lineRule="auto" w:after="180"/>
-        <w:shd w:fill="F5F1FB"/>
       </w:pPr>
       <w:r>
         <w:rPr>
@@ -5138,6 +5954,62 @@
           <w:b w:val="0"/>
         </w:rPr>
         <w:t>.</w:t>
+      </w:r>
+    </w:p>
+    <w:p>
+      <w:pPr>
+        <w:pStyle w:val="Heading2"/>
+      </w:pPr>
+      <w:r>
+        <w:t>Earlier wording, alternatives and picture transcripts · reference / check after trying</w:t>
+      </w:r>
+    </w:p>
+    <w:p>
+      <w:pPr>
+        <w:pStyle w:val="Heading3"/>
+      </w:pPr>
+      <w:r>
+        <w:t>01. Efficiency and resource measurement: the case</w:t>
+      </w:r>
+    </w:p>
+    <w:p>
+      <w:pPr>
+        <w:pStyle w:val="Heading3"/>
+      </w:pPr>
+      <w:r>
+        <w:t>02. Follow the deciding steps</w:t>
+      </w:r>
+    </w:p>
+    <w:p>
+      <w:pPr>
+        <w:pStyle w:val="Heading3"/>
+      </w:pPr>
+      <w:r>
+        <w:t>03. Mean amortised time, not single-request latency</w:t>
+      </w:r>
+    </w:p>
+    <w:p>
+      <w:pPr>
+        <w:pStyle w:val="Heading3"/>
+      </w:pPr>
+      <w:r>
+        <w:t>04. Change one thing. Trace what follows.</w:t>
+      </w:r>
+    </w:p>
+    <w:p>
+      <w:pPr>
+        <w:pStyle w:val="Heading3"/>
+      </w:pPr>
+      <w:r>
+        <w:t>05. Connect the explanation to its limit</w:t>
+      </w:r>
+    </w:p>
+    <w:p>
+      <w:pPr>
+        <w:pStyle w:val="Heading3"/>
+      </w:pPr>
+      <w:r>
+        <w:t>06. Make the idea visible in your project</w:t>
       </w:r>
     </w:p>
     <w:sectPr>
